--- a/FIELD_VISIT_REPORT.docx
+++ b/FIELD_VISIT_REPORT.docx
@@ -8,11 +8,12 @@
       </w:pPr>
       <w:r>
         <w:rPr>
-          <w:rFonts w:ascii="Helvetica" w:hAnsi="Helvetica" w:cs="Helvetica"/>
+          <w:rFonts w:ascii="Helvetica Neue" w:hAnsi="Helvetica Neue" w:cs="Helvetica Neue"/>
           <w:sz w:val="48"/>
           <w:sz-cs w:val="48"/>
           <w:b/>
           <w:spacing w:val="0"/>
+          <w:color w:val="0D121F"/>
         </w:rPr>
         <w:t xml:space="preserve">FIELD VISIT REPORT</w:t>
       </w:r>
@@ -23,85 +24,292 @@
       </w:pPr>
       <w:r>
         <w:rPr>
-          <w:rFonts w:ascii="Helvetica" w:hAnsi="Helvetica" w:cs="Helvetica"/>
+          <w:rFonts w:ascii="Helvetica Neue" w:hAnsi="Helvetica Neue" w:cs="Helvetica Neue"/>
           <w:sz w:val="36"/>
           <w:sz-cs w:val="36"/>
           <w:b/>
           <w:spacing w:val="0"/>
-        </w:rPr>
-        <w:t xml:space="preserve">Environmental Field Study: Locality-Level Air Quality &amp; Acoustic Noise Surveillance</w:t>
-      </w:r>
-    </w:p>
-    <w:p>
-      <w:pPr>
-        <w:ind w:left="720" w:first-line="-720"/>
-      </w:pPr>
-      <w:r>
-        <w:rPr>
-          <w:rFonts w:ascii="Helvetica" w:hAnsi="Helvetica" w:cs="Helvetica"/>
-          <w:sz w:val="24"/>
-          <w:sz-cs w:val="24"/>
-          <w:b/>
-        </w:rPr>
-        <w:t xml:space="preserve"/>
-        <w:tab/>
-        <w:t xml:space="preserve">•</w:t>
-        <w:tab/>
-        <w:t xml:space="preserve"/>
-      </w:r>
-      <w:r>
-        <w:rPr>
-          <w:rFonts w:ascii="Helvetica" w:hAnsi="Helvetica" w:cs="Helvetica"/>
-          <w:sz w:val="24"/>
-          <w:sz-cs w:val="24"/>
-          <w:b/>
-          <w:spacing w:val="0"/>
-        </w:rPr>
-        <w:t xml:space="preserve">Project Name</w:t>
-      </w:r>
-      <w:r>
-        <w:rPr>
-          <w:rFonts w:ascii="Helvetica" w:hAnsi="Helvetica" w:cs="Helvetica"/>
-          <w:sz w:val="24"/>
-          <w:sz-cs w:val="24"/>
-          <w:spacing w:val="0"/>
-        </w:rPr>
-        <w:t xml:space="preserve">: Pollution-Mapper (Field Surveillance Project)</w:t>
-      </w:r>
-    </w:p>
-    <w:p>
-      <w:pPr>
-        <w:ind w:left="720" w:first-line="-720"/>
-      </w:pPr>
-      <w:r>
-        <w:rPr>
-          <w:rFonts w:ascii="Helvetica" w:hAnsi="Helvetica" w:cs="Helvetica"/>
-          <w:sz w:val="24"/>
-          <w:sz-cs w:val="24"/>
-          <w:b/>
-        </w:rPr>
-        <w:t xml:space="preserve"/>
-        <w:tab/>
-        <w:t xml:space="preserve">•</w:t>
-        <w:tab/>
-        <w:t xml:space="preserve"/>
-      </w:r>
-      <w:r>
-        <w:rPr>
-          <w:rFonts w:ascii="Helvetica" w:hAnsi="Helvetica" w:cs="Helvetica"/>
-          <w:sz w:val="24"/>
-          <w:sz-cs w:val="24"/>
-          <w:b/>
-          <w:spacing w:val="0"/>
+          <w:color w:val="172A9F"/>
+        </w:rPr>
+        <w:t xml:space="preserve">Air and Noise Pollution Mapping (Field Surveillance Study)</w:t>
+      </w:r>
+    </w:p>
+    <w:p>
+      <w:pPr>
+        <w:ind w:left="720" w:first-line="-720"/>
+      </w:pPr>
+      <w:r>
+        <w:rPr>
+          <w:rFonts w:ascii="Helvetica Neue" w:hAnsi="Helvetica Neue" w:cs="Helvetica Neue"/>
+          <w:sz w:val="24"/>
+          <w:sz-cs w:val="24"/>
+          <w:b/>
+          <w:color w:val="171E2D"/>
+        </w:rPr>
+        <w:t xml:space="preserve"/>
+        <w:tab/>
+        <w:t xml:space="preserve">•</w:t>
+        <w:tab/>
+        <w:t xml:space="preserve"/>
+      </w:r>
+      <w:r>
+        <w:rPr>
+          <w:rFonts w:ascii="Helvetica Neue" w:hAnsi="Helvetica Neue" w:cs="Helvetica Neue"/>
+          <w:sz w:val="24"/>
+          <w:sz-cs w:val="24"/>
+          <w:b/>
+          <w:spacing w:val="0"/>
+          <w:color w:val="171E2D"/>
+        </w:rPr>
+        <w:t xml:space="preserve">Name of the Student</w:t>
+      </w:r>
+      <w:r>
+        <w:rPr>
+          <w:rFonts w:ascii="Helvetica Neue" w:hAnsi="Helvetica Neue" w:cs="Helvetica Neue"/>
+          <w:sz w:val="24"/>
+          <w:sz-cs w:val="24"/>
+          <w:spacing w:val="0"/>
+          <w:color w:val="171E2D"/>
+        </w:rPr>
+        <w:t xml:space="preserve">: Manav Singh</w:t>
+      </w:r>
+    </w:p>
+    <w:p>
+      <w:pPr>
+        <w:ind w:left="720" w:first-line="-720"/>
+      </w:pPr>
+      <w:r>
+        <w:rPr>
+          <w:rFonts w:ascii="Helvetica Neue" w:hAnsi="Helvetica Neue" w:cs="Helvetica Neue"/>
+          <w:sz w:val="24"/>
+          <w:sz-cs w:val="24"/>
+          <w:b/>
+          <w:color w:val="171E2D"/>
+        </w:rPr>
+        <w:t xml:space="preserve"/>
+        <w:tab/>
+        <w:t xml:space="preserve">•</w:t>
+        <w:tab/>
+        <w:t xml:space="preserve"/>
+      </w:r>
+      <w:r>
+        <w:rPr>
+          <w:rFonts w:ascii="Helvetica Neue" w:hAnsi="Helvetica Neue" w:cs="Helvetica Neue"/>
+          <w:sz w:val="24"/>
+          <w:sz-cs w:val="24"/>
+          <w:b/>
+          <w:spacing w:val="0"/>
+          <w:color w:val="171E2D"/>
+        </w:rPr>
+        <w:t xml:space="preserve">Roll No. / Seat No.</w:t>
+      </w:r>
+      <w:r>
+        <w:rPr>
+          <w:rFonts w:ascii="Helvetica Neue" w:hAnsi="Helvetica Neue" w:cs="Helvetica Neue"/>
+          <w:sz w:val="24"/>
+          <w:sz-cs w:val="24"/>
+          <w:spacing w:val="0"/>
+          <w:color w:val="171E2D"/>
+        </w:rPr>
+        <w:t xml:space="preserve">: 26753</w:t>
+      </w:r>
+    </w:p>
+    <w:p>
+      <w:pPr>
+        <w:ind w:left="720" w:first-line="-720"/>
+      </w:pPr>
+      <w:r>
+        <w:rPr>
+          <w:rFonts w:ascii="Helvetica Neue" w:hAnsi="Helvetica Neue" w:cs="Helvetica Neue"/>
+          <w:sz w:val="24"/>
+          <w:sz-cs w:val="24"/>
+          <w:b/>
+          <w:color w:val="171E2D"/>
+        </w:rPr>
+        <w:t xml:space="preserve"/>
+        <w:tab/>
+        <w:t xml:space="preserve">•</w:t>
+        <w:tab/>
+        <w:t xml:space="preserve"/>
+      </w:r>
+      <w:r>
+        <w:rPr>
+          <w:rFonts w:ascii="Helvetica Neue" w:hAnsi="Helvetica Neue" w:cs="Helvetica Neue"/>
+          <w:sz w:val="24"/>
+          <w:sz-cs w:val="24"/>
+          <w:b/>
+          <w:spacing w:val="0"/>
+          <w:color w:val="171E2D"/>
+        </w:rPr>
+        <w:t xml:space="preserve">Class / Program</w:t>
+      </w:r>
+      <w:r>
+        <w:rPr>
+          <w:rFonts w:ascii="Helvetica Neue" w:hAnsi="Helvetica Neue" w:cs="Helvetica Neue"/>
+          <w:sz w:val="24"/>
+          <w:sz-cs w:val="24"/>
+          <w:spacing w:val="0"/>
+          <w:color w:val="171E2D"/>
+        </w:rPr>
+        <w:t xml:space="preserve">: B.Sc. T.Y. CS</w:t>
+      </w:r>
+    </w:p>
+    <w:p>
+      <w:pPr>
+        <w:ind w:left="720" w:first-line="-720"/>
+      </w:pPr>
+      <w:r>
+        <w:rPr>
+          <w:rFonts w:ascii="Helvetica Neue" w:hAnsi="Helvetica Neue" w:cs="Helvetica Neue"/>
+          <w:sz w:val="24"/>
+          <w:sz-cs w:val="24"/>
+          <w:b/>
+          <w:color w:val="171E2D"/>
+        </w:rPr>
+        <w:t xml:space="preserve"/>
+        <w:tab/>
+        <w:t xml:space="preserve">•</w:t>
+        <w:tab/>
+        <w:t xml:space="preserve"/>
+      </w:r>
+      <w:r>
+        <w:rPr>
+          <w:rFonts w:ascii="Helvetica Neue" w:hAnsi="Helvetica Neue" w:cs="Helvetica Neue"/>
+          <w:sz w:val="24"/>
+          <w:sz-cs w:val="24"/>
+          <w:b/>
+          <w:spacing w:val="0"/>
+          <w:color w:val="171E2D"/>
+        </w:rPr>
+        <w:t xml:space="preserve">Name of the Faculty Mentor</w:t>
+      </w:r>
+      <w:r>
+        <w:rPr>
+          <w:rFonts w:ascii="Helvetica Neue" w:hAnsi="Helvetica Neue" w:cs="Helvetica Neue"/>
+          <w:sz w:val="24"/>
+          <w:sz-cs w:val="24"/>
+          <w:spacing w:val="0"/>
+          <w:color w:val="171E2D"/>
+        </w:rPr>
+        <w:t xml:space="preserve">: Seema Sharma</w:t>
+      </w:r>
+    </w:p>
+    <w:p>
+      <w:pPr>
+        <w:ind w:left="720" w:first-line="-720"/>
+      </w:pPr>
+      <w:r>
+        <w:rPr>
+          <w:rFonts w:ascii="Helvetica Neue" w:hAnsi="Helvetica Neue" w:cs="Helvetica Neue"/>
+          <w:sz w:val="24"/>
+          <w:sz-cs w:val="24"/>
+          <w:b/>
+          <w:color w:val="171E2D"/>
+        </w:rPr>
+        <w:t xml:space="preserve"/>
+        <w:tab/>
+        <w:t xml:space="preserve">•</w:t>
+        <w:tab/>
+        <w:t xml:space="preserve"/>
+      </w:r>
+      <w:r>
+        <w:rPr>
+          <w:rFonts w:ascii="Helvetica Neue" w:hAnsi="Helvetica Neue" w:cs="Helvetica Neue"/>
+          <w:sz w:val="24"/>
+          <w:sz-cs w:val="24"/>
+          <w:b/>
+          <w:spacing w:val="0"/>
+          <w:color w:val="171E2D"/>
+        </w:rPr>
+        <w:t xml:space="preserve">Name of the Institute / College</w:t>
+      </w:r>
+      <w:r>
+        <w:rPr>
+          <w:rFonts w:ascii="Helvetica Neue" w:hAnsi="Helvetica Neue" w:cs="Helvetica Neue"/>
+          <w:sz w:val="24"/>
+          <w:sz-cs w:val="24"/>
+          <w:spacing w:val="0"/>
+          <w:color w:val="171E2D"/>
+        </w:rPr>
+        <w:t xml:space="preserve">: Kalyan Welfare Society's Model College of Science and Commerce</w:t>
+      </w:r>
+    </w:p>
+    <w:p>
+      <w:pPr>
+        <w:ind w:left="720" w:first-line="-720"/>
+      </w:pPr>
+      <w:r>
+        <w:rPr>
+          <w:rFonts w:ascii="Helvetica Neue" w:hAnsi="Helvetica Neue" w:cs="Helvetica Neue"/>
+          <w:sz w:val="24"/>
+          <w:sz-cs w:val="24"/>
+          <w:b/>
+          <w:color w:val="171E2D"/>
+        </w:rPr>
+        <w:t xml:space="preserve"/>
+        <w:tab/>
+        <w:t xml:space="preserve">•</w:t>
+        <w:tab/>
+        <w:t xml:space="preserve"/>
+      </w:r>
+      <w:r>
+        <w:rPr>
+          <w:rFonts w:ascii="Helvetica Neue" w:hAnsi="Helvetica Neue" w:cs="Helvetica Neue"/>
+          <w:sz w:val="24"/>
+          <w:sz-cs w:val="24"/>
+          <w:b/>
+          <w:spacing w:val="0"/>
+          <w:color w:val="171E2D"/>
+        </w:rPr>
+        <w:t xml:space="preserve">Academic Year</w:t>
+      </w:r>
+      <w:r>
+        <w:rPr>
+          <w:rFonts w:ascii="Helvetica Neue" w:hAnsi="Helvetica Neue" w:cs="Helvetica Neue"/>
+          <w:sz w:val="24"/>
+          <w:sz-cs w:val="24"/>
+          <w:spacing w:val="0"/>
+          <w:color w:val="171E2D"/>
+        </w:rPr>
+        <w:t xml:space="preserve">: 2025–2026</w:t>
+      </w:r>
+    </w:p>
+    <w:p>
+      <w:pPr>
+        <w:ind w:left="720" w:first-line="-720"/>
+      </w:pPr>
+      <w:r>
+        <w:rPr>
+          <w:rFonts w:ascii="Helvetica Neue" w:hAnsi="Helvetica Neue" w:cs="Helvetica Neue"/>
+          <w:sz w:val="24"/>
+          <w:sz-cs w:val="24"/>
+          <w:b/>
+          <w:color w:val="171E2D"/>
+        </w:rPr>
+        <w:t xml:space="preserve"/>
+        <w:tab/>
+        <w:t xml:space="preserve">•</w:t>
+        <w:tab/>
+        <w:t xml:space="preserve"/>
+      </w:r>
+      <w:r>
+        <w:rPr>
+          <w:rFonts w:ascii="Helvetica Neue" w:hAnsi="Helvetica Neue" w:cs="Helvetica Neue"/>
+          <w:sz w:val="24"/>
+          <w:sz-cs w:val="24"/>
+          <w:b/>
+          <w:spacing w:val="0"/>
+          <w:color w:val="171E2D"/>
         </w:rPr>
         <w:t xml:space="preserve">Domain</w:t>
       </w:r>
       <w:r>
         <w:rPr>
-          <w:rFonts w:ascii="Helvetica" w:hAnsi="Helvetica" w:cs="Helvetica"/>
-          <w:sz w:val="24"/>
-          <w:sz-cs w:val="24"/>
-          <w:spacing w:val="0"/>
+          <w:rFonts w:ascii="Helvetica Neue" w:hAnsi="Helvetica Neue" w:cs="Helvetica Neue"/>
+          <w:sz w:val="24"/>
+          <w:sz-cs w:val="24"/>
+          <w:spacing w:val="0"/>
+          <w:color w:val="171E2D"/>
         </w:rPr>
         <w:t xml:space="preserve">: Environmental Informatics, Urban Ecology, Field Data Collection</w:t>
       </w:r>
@@ -112,79 +320,66 @@
       </w:pPr>
       <w:r>
         <w:rPr>
-          <w:rFonts w:ascii="Helvetica" w:hAnsi="Helvetica" w:cs="Helvetica"/>
-          <w:sz w:val="24"/>
-          <w:sz-cs w:val="24"/>
-          <w:b/>
-        </w:rPr>
-        <w:t xml:space="preserve"/>
-        <w:tab/>
-        <w:t xml:space="preserve">•</w:t>
-        <w:tab/>
-        <w:t xml:space="preserve"/>
-      </w:r>
-      <w:r>
-        <w:rPr>
-          <w:rFonts w:ascii="Helvetica" w:hAnsi="Helvetica" w:cs="Helvetica"/>
-          <w:sz w:val="24"/>
-          <w:sz-cs w:val="24"/>
-          <w:b/>
-          <w:spacing w:val="0"/>
-        </w:rPr>
-        <w:t xml:space="preserve">Study Region</w:t>
-      </w:r>
-      <w:r>
-        <w:rPr>
-          <w:rFonts w:ascii="Helvetica" w:hAnsi="Helvetica" w:cs="Helvetica"/>
-          <w:sz w:val="24"/>
-          <w:sz-cs w:val="24"/>
-          <w:spacing w:val="0"/>
-        </w:rPr>
-        <w:t xml:space="preserve">: Urban Municipal Area &amp; Surrounding Microclimates (Pune Metropolitan Corridor)</w:t>
-      </w:r>
-    </w:p>
-    <w:p>
-      <w:pPr>
-        <w:ind w:left="720" w:first-line="-720"/>
-      </w:pPr>
-      <w:r>
-        <w:rPr>
-          <w:rFonts w:ascii="Helvetica" w:hAnsi="Helvetica" w:cs="Helvetica"/>
-          <w:sz w:val="24"/>
-          <w:sz-cs w:val="24"/>
-          <w:b/>
-        </w:rPr>
-        <w:t xml:space="preserve"/>
-        <w:tab/>
-        <w:t xml:space="preserve">•</w:t>
-        <w:tab/>
-        <w:t xml:space="preserve"/>
-      </w:r>
-      <w:r>
-        <w:rPr>
-          <w:rFonts w:ascii="Helvetica" w:hAnsi="Helvetica" w:cs="Helvetica"/>
-          <w:sz w:val="24"/>
-          <w:sz-cs w:val="24"/>
-          <w:b/>
-          <w:spacing w:val="0"/>
-        </w:rPr>
-        <w:t xml:space="preserve">Survey Period</w:t>
-      </w:r>
-      <w:r>
-        <w:rPr>
-          <w:rFonts w:ascii="Helvetica" w:hAnsi="Helvetica" w:cs="Helvetica"/>
-          <w:sz w:val="24"/>
-          <w:sz-cs w:val="24"/>
-          <w:spacing w:val="0"/>
-        </w:rPr>
-        <w:t xml:space="preserve">: September 2026</w:t>
+          <w:rFonts w:ascii="Helvetica Neue" w:hAnsi="Helvetica Neue" w:cs="Helvetica Neue"/>
+          <w:sz w:val="24"/>
+          <w:sz-cs w:val="24"/>
+          <w:b/>
+          <w:color w:val="171E2D"/>
+        </w:rPr>
+        <w:t xml:space="preserve"/>
+        <w:tab/>
+        <w:t xml:space="preserve">•</w:t>
+        <w:tab/>
+        <w:t xml:space="preserve"/>
+      </w:r>
+      <w:r>
+        <w:rPr>
+          <w:rFonts w:ascii="Helvetica Neue" w:hAnsi="Helvetica Neue" w:cs="Helvetica Neue"/>
+          <w:sz w:val="24"/>
+          <w:sz-cs w:val="24"/>
+          <w:b/>
+          <w:spacing w:val="0"/>
+          <w:color w:val="171E2D"/>
+        </w:rPr>
+        <w:t xml:space="preserve">Project Repository</w:t>
+      </w:r>
+      <w:r>
+        <w:rPr>
+          <w:rFonts w:ascii="Helvetica Neue" w:hAnsi="Helvetica Neue" w:cs="Helvetica Neue"/>
+          <w:sz w:val="24"/>
+          <w:sz-cs w:val="24"/>
+          <w:spacing w:val="0"/>
+          <w:color w:val="171E2D"/>
+        </w:rPr>
+        <w:t xml:space="preserve">: </w:t>
+      </w:r>
+      <w:r>
+        <w:rPr>
+          <w:rFonts w:ascii="Helvetica Neue" w:hAnsi="Helvetica Neue" w:cs="Helvetica Neue"/>
+          <w:sz w:val="24"/>
+          <w:sz-cs w:val="24"/>
+          <w:u w:val="single"/>
+          <w:spacing w:val="0"/>
+          <w:color w:val="0000E9"/>
+        </w:rPr>
+        <w:t xml:space="preserve">https://github.com/manavssingh/Pollution-Mapper</w:t>
+      </w:r>
+      <w:r>
+        <w:rPr>
+          <w:rFonts w:ascii="Helvetica Neue" w:hAnsi="Helvetica Neue" w:cs="Helvetica Neue"/>
+          <w:sz w:val="24"/>
+          <w:sz-cs w:val="24"/>
+          <w:spacing w:val="0"/>
+          <w:color w:val="171E2D"/>
+        </w:rPr>
+        <w:t xml:space="preserve"/>
       </w:r>
     </w:p>
     <w:p>
       <w:pPr/>
       <w:r>
         <w:rPr>
-          <w:rFonts w:ascii="Helvetica" w:hAnsi="Helvetica" w:cs="Helvetica"/>
+          <w:rFonts w:ascii="Helvetica Neue" w:hAnsi="Helvetica Neue" w:cs="Helvetica Neue"/>
           <w:sz w:val="24"/>
           <w:sz-cs w:val="24"/>
           <w:spacing w:val="0"/>
@@ -199,11 +394,12 @@
       </w:pPr>
       <w:r>
         <w:rPr>
-          <w:rFonts w:ascii="Helvetica" w:hAnsi="Helvetica" w:cs="Helvetica"/>
+          <w:rFonts w:ascii="Helvetica Neue" w:hAnsi="Helvetica Neue" w:cs="Helvetica Neue"/>
           <w:sz w:val="36"/>
           <w:sz-cs w:val="36"/>
           <w:b/>
           <w:spacing w:val="0"/>
+          <w:color w:val="172A9F"/>
         </w:rPr>
         <w:t xml:space="preserve">1. EXECUTIVE SUMMARY</w:t>
       </w:r>
@@ -214,10 +410,11 @@
       </w:pPr>
       <w:r>
         <w:rPr>
-          <w:rFonts w:ascii="Helvetica" w:hAnsi="Helvetica" w:cs="Helvetica"/>
-          <w:sz w:val="24"/>
-          <w:sz-cs w:val="24"/>
-          <w:spacing w:val="0"/>
+          <w:rFonts w:ascii="Helvetica Neue" w:hAnsi="Helvetica Neue" w:cs="Helvetica Neue"/>
+          <w:sz w:val="24"/>
+          <w:sz-cs w:val="24"/>
+          <w:spacing w:val="0"/>
+          <w:color w:val="171E2D"/>
         </w:rPr>
         <w:t xml:space="preserve">As part of the academic Field Project curriculum, an on-site environmental survey was conducted across diverse urban land-use categories. The primary objective was to record primary, empirical acoustic noise levels ($L_{\text{Aeq}}$ in decibels) using mobile sound-level instruments, correlate these observations with localized air quality indices (AQI, $PM_{2.5}, PM_{10}$), and interact directly with local stakeholders (pedestrians, shopkeepers, traffic officers, residents) to assess perceived environmental annoyance and health impacts.</w:t>
       </w:r>
@@ -228,10 +425,11 @@
       </w:pPr>
       <w:r>
         <w:rPr>
-          <w:rFonts w:ascii="Helvetica" w:hAnsi="Helvetica" w:cs="Helvetica"/>
-          <w:sz w:val="24"/>
-          <w:sz-cs w:val="24"/>
-          <w:spacing w:val="0"/>
+          <w:rFonts w:ascii="Helvetica Neue" w:hAnsi="Helvetica Neue" w:cs="Helvetica Neue"/>
+          <w:sz w:val="24"/>
+          <w:sz-cs w:val="24"/>
+          <w:spacing w:val="0"/>
+          <w:color w:val="171E2D"/>
         </w:rPr>
         <w:t xml:space="preserve">The survey revealed a clear co-location of severe acoustic and particulate pollution at arterial traffic junctions and transit terminals ($&gt; 80\text{ dB}$, $\text{AQI} &gt; 115$), contrasting sharply with buffered residential and recreational green zones ($&lt; 52\text{ dB}$, $\text{AQI} &lt; 55$).</w:t>
       </w:r>
@@ -240,7 +438,7 @@
       <w:pPr/>
       <w:r>
         <w:rPr>
-          <w:rFonts w:ascii="Helvetica" w:hAnsi="Helvetica" w:cs="Helvetica"/>
+          <w:rFonts w:ascii="Helvetica Neue" w:hAnsi="Helvetica Neue" w:cs="Helvetica Neue"/>
           <w:sz w:val="24"/>
           <w:sz-cs w:val="24"/>
           <w:spacing w:val="0"/>
@@ -255,11 +453,12 @@
       </w:pPr>
       <w:r>
         <w:rPr>
-          <w:rFonts w:ascii="Helvetica" w:hAnsi="Helvetica" w:cs="Helvetica"/>
+          <w:rFonts w:ascii="Helvetica Neue" w:hAnsi="Helvetica Neue" w:cs="Helvetica Neue"/>
           <w:sz w:val="36"/>
           <w:sz-cs w:val="36"/>
           <w:b/>
           <w:spacing w:val="0"/>
+          <w:color w:val="172A9F"/>
         </w:rPr>
         <w:t xml:space="preserve">2. SURVEY METHODOLOGY &amp; INSTRUMENT SETUP</w:t>
       </w:r>
@@ -270,11 +469,12 @@
       </w:pPr>
       <w:r>
         <w:rPr>
-          <w:rFonts w:ascii="Helvetica" w:hAnsi="Helvetica" w:cs="Helvetica"/>
+          <w:rFonts w:ascii="Helvetica Neue" w:hAnsi="Helvetica Neue" w:cs="Helvetica Neue"/>
           <w:sz w:val="28"/>
           <w:sz-cs w:val="28"/>
           <w:b/>
           <w:spacing w:val="0"/>
+          <w:color w:val="171E2D"/>
         </w:rPr>
         <w:t xml:space="preserve">2.1 Equipment &amp; Protocol</w:t>
       </w:r>
@@ -285,33 +485,36 @@
       </w:pPr>
       <w:r>
         <w:rPr>
-          <w:rFonts w:ascii="Helvetica" w:hAnsi="Helvetica" w:cs="Helvetica"/>
-          <w:sz w:val="24"/>
-          <w:sz-cs w:val="24"/>
-          <w:b/>
-        </w:rPr>
-        <w:t xml:space="preserve"/>
-        <w:tab/>
-        <w:t xml:space="preserve">•</w:t>
-        <w:tab/>
-        <w:t xml:space="preserve"/>
-      </w:r>
-      <w:r>
-        <w:rPr>
-          <w:rFonts w:ascii="Helvetica" w:hAnsi="Helvetica" w:cs="Helvetica"/>
-          <w:sz w:val="24"/>
-          <w:sz-cs w:val="24"/>
-          <w:b/>
-          <w:spacing w:val="0"/>
+          <w:rFonts w:ascii="Helvetica Neue" w:hAnsi="Helvetica Neue" w:cs="Helvetica Neue"/>
+          <w:sz w:val="24"/>
+          <w:sz-cs w:val="24"/>
+          <w:b/>
+          <w:color w:val="171E2D"/>
+        </w:rPr>
+        <w:t xml:space="preserve"/>
+        <w:tab/>
+        <w:t xml:space="preserve">•</w:t>
+        <w:tab/>
+        <w:t xml:space="preserve"/>
+      </w:r>
+      <w:r>
+        <w:rPr>
+          <w:rFonts w:ascii="Helvetica Neue" w:hAnsi="Helvetica Neue" w:cs="Helvetica Neue"/>
+          <w:sz w:val="24"/>
+          <w:sz-cs w:val="24"/>
+          <w:b/>
+          <w:spacing w:val="0"/>
+          <w:color w:val="171E2D"/>
         </w:rPr>
         <w:t xml:space="preserve">Acoustic Sensor</w:t>
       </w:r>
       <w:r>
         <w:rPr>
-          <w:rFonts w:ascii="Helvetica" w:hAnsi="Helvetica" w:cs="Helvetica"/>
-          <w:sz w:val="24"/>
-          <w:sz-cs w:val="24"/>
-          <w:spacing w:val="0"/>
+          <w:rFonts w:ascii="Helvetica Neue" w:hAnsi="Helvetica Neue" w:cs="Helvetica Neue"/>
+          <w:sz w:val="24"/>
+          <w:sz-cs w:val="24"/>
+          <w:spacing w:val="0"/>
+          <w:color w:val="171E2D"/>
         </w:rPr>
         <w:t xml:space="preserve">: Calibrated digital decibel meter application (A-weighting frequency filter, slow dynamic response mode).</w:t>
       </w:r>
@@ -322,33 +525,36 @@
       </w:pPr>
       <w:r>
         <w:rPr>
-          <w:rFonts w:ascii="Helvetica" w:hAnsi="Helvetica" w:cs="Helvetica"/>
-          <w:sz w:val="24"/>
-          <w:sz-cs w:val="24"/>
-          <w:b/>
-        </w:rPr>
-        <w:t xml:space="preserve"/>
-        <w:tab/>
-        <w:t xml:space="preserve">•</w:t>
-        <w:tab/>
-        <w:t xml:space="preserve"/>
-      </w:r>
-      <w:r>
-        <w:rPr>
-          <w:rFonts w:ascii="Helvetica" w:hAnsi="Helvetica" w:cs="Helvetica"/>
-          <w:sz w:val="24"/>
-          <w:sz-cs w:val="24"/>
-          <w:b/>
-          <w:spacing w:val="0"/>
+          <w:rFonts w:ascii="Helvetica Neue" w:hAnsi="Helvetica Neue" w:cs="Helvetica Neue"/>
+          <w:sz w:val="24"/>
+          <w:sz-cs w:val="24"/>
+          <w:b/>
+          <w:color w:val="171E2D"/>
+        </w:rPr>
+        <w:t xml:space="preserve"/>
+        <w:tab/>
+        <w:t xml:space="preserve">•</w:t>
+        <w:tab/>
+        <w:t xml:space="preserve"/>
+      </w:r>
+      <w:r>
+        <w:rPr>
+          <w:rFonts w:ascii="Helvetica Neue" w:hAnsi="Helvetica Neue" w:cs="Helvetica Neue"/>
+          <w:sz w:val="24"/>
+          <w:sz-cs w:val="24"/>
+          <w:b/>
+          <w:spacing w:val="0"/>
+          <w:color w:val="171E2D"/>
         </w:rPr>
         <w:t xml:space="preserve">Sampling Protocol</w:t>
       </w:r>
       <w:r>
         <w:rPr>
-          <w:rFonts w:ascii="Helvetica" w:hAnsi="Helvetica" w:cs="Helvetica"/>
-          <w:sz w:val="24"/>
-          <w:sz-cs w:val="24"/>
-          <w:spacing w:val="0"/>
+          <w:rFonts w:ascii="Helvetica Neue" w:hAnsi="Helvetica Neue" w:cs="Helvetica Neue"/>
+          <w:sz w:val="24"/>
+          <w:sz-cs w:val="24"/>
+          <w:spacing w:val="0"/>
+          <w:color w:val="171E2D"/>
         </w:rPr>
         <w:t xml:space="preserve">:</w:t>
       </w:r>
@@ -359,22 +565,24 @@
       </w:pPr>
       <w:r>
         <w:rPr>
-          <w:rFonts w:ascii="Helvetica" w:hAnsi="Helvetica" w:cs="Helvetica"/>
-          <w:sz w:val="24"/>
-          <w:sz-cs w:val="24"/>
-        </w:rPr>
-        <w:t xml:space="preserve"/>
-        <w:tab/>
-        <w:t xml:space="preserve">•</w:t>
-        <w:tab/>
-        <w:t xml:space="preserve"/>
-      </w:r>
-      <w:r>
-        <w:rPr>
-          <w:rFonts w:ascii="Helvetica" w:hAnsi="Helvetica" w:cs="Helvetica"/>
-          <w:sz w:val="24"/>
-          <w:sz-cs w:val="24"/>
-          <w:spacing w:val="0"/>
+          <w:rFonts w:ascii="Helvetica Neue" w:hAnsi="Helvetica Neue" w:cs="Helvetica Neue"/>
+          <w:sz w:val="24"/>
+          <w:sz-cs w:val="24"/>
+          <w:color w:val="171E2D"/>
+        </w:rPr>
+        <w:t xml:space="preserve"/>
+        <w:tab/>
+        <w:t xml:space="preserve">•</w:t>
+        <w:tab/>
+        <w:t xml:space="preserve"/>
+      </w:r>
+      <w:r>
+        <w:rPr>
+          <w:rFonts w:ascii="Helvetica Neue" w:hAnsi="Helvetica Neue" w:cs="Helvetica Neue"/>
+          <w:sz w:val="24"/>
+          <w:sz-cs w:val="24"/>
+          <w:spacing w:val="0"/>
+          <w:color w:val="171E2D"/>
         </w:rPr>
         <w:t xml:space="preserve">The observer stood at a standard distance of 1.5 meters from the road curb or pedestrian pathway.</w:t>
       </w:r>
@@ -385,22 +593,24 @@
       </w:pPr>
       <w:r>
         <w:rPr>
-          <w:rFonts w:ascii="Helvetica" w:hAnsi="Helvetica" w:cs="Helvetica"/>
-          <w:sz w:val="24"/>
-          <w:sz-cs w:val="24"/>
-        </w:rPr>
-        <w:t xml:space="preserve"/>
-        <w:tab/>
-        <w:t xml:space="preserve">•</w:t>
-        <w:tab/>
-        <w:t xml:space="preserve"/>
-      </w:r>
-      <w:r>
-        <w:rPr>
-          <w:rFonts w:ascii="Helvetica" w:hAnsi="Helvetica" w:cs="Helvetica"/>
-          <w:sz w:val="24"/>
-          <w:sz-cs w:val="24"/>
-          <w:spacing w:val="0"/>
+          <w:rFonts w:ascii="Helvetica Neue" w:hAnsi="Helvetica Neue" w:cs="Helvetica Neue"/>
+          <w:sz w:val="24"/>
+          <w:sz-cs w:val="24"/>
+          <w:color w:val="171E2D"/>
+        </w:rPr>
+        <w:t xml:space="preserve"/>
+        <w:tab/>
+        <w:t xml:space="preserve">•</w:t>
+        <w:tab/>
+        <w:t xml:space="preserve"/>
+      </w:r>
+      <w:r>
+        <w:rPr>
+          <w:rFonts w:ascii="Helvetica Neue" w:hAnsi="Helvetica Neue" w:cs="Helvetica Neue"/>
+          <w:sz w:val="24"/>
+          <w:sz-cs w:val="24"/>
+          <w:spacing w:val="0"/>
+          <w:color w:val="171E2D"/>
         </w:rPr>
         <w:t xml:space="preserve">The sensor was held at chest height (1.2–1.5 m above ground level), shielded from direct wind currents.</w:t>
       </w:r>
@@ -411,22 +621,24 @@
       </w:pPr>
       <w:r>
         <w:rPr>
-          <w:rFonts w:ascii="Helvetica" w:hAnsi="Helvetica" w:cs="Helvetica"/>
-          <w:sz w:val="24"/>
-          <w:sz-cs w:val="24"/>
-        </w:rPr>
-        <w:t xml:space="preserve"/>
-        <w:tab/>
-        <w:t xml:space="preserve">•</w:t>
-        <w:tab/>
-        <w:t xml:space="preserve"/>
-      </w:r>
-      <w:r>
-        <w:rPr>
-          <w:rFonts w:ascii="Helvetica" w:hAnsi="Helvetica" w:cs="Helvetica"/>
-          <w:sz w:val="24"/>
-          <w:sz-cs w:val="24"/>
-          <w:spacing w:val="0"/>
+          <w:rFonts w:ascii="Helvetica Neue" w:hAnsi="Helvetica Neue" w:cs="Helvetica Neue"/>
+          <w:sz w:val="24"/>
+          <w:sz-cs w:val="24"/>
+          <w:color w:val="171E2D"/>
+        </w:rPr>
+        <w:t xml:space="preserve"/>
+        <w:tab/>
+        <w:t xml:space="preserve">•</w:t>
+        <w:tab/>
+        <w:t xml:space="preserve"/>
+      </w:r>
+      <w:r>
+        <w:rPr>
+          <w:rFonts w:ascii="Helvetica Neue" w:hAnsi="Helvetica Neue" w:cs="Helvetica Neue"/>
+          <w:sz w:val="24"/>
+          <w:sz-cs w:val="24"/>
+          <w:spacing w:val="0"/>
+          <w:color w:val="171E2D"/>
         </w:rPr>
         <w:t xml:space="preserve">Measurements were sampled continuously for 60 seconds per trial, recording the Equivalent Continuous Sound Level ($L_{\text{Aeq}}$) and peak instantaneous decibels ($L_{\text{max}}$).</w:t>
       </w:r>
@@ -437,33 +649,36 @@
       </w:pPr>
       <w:r>
         <w:rPr>
-          <w:rFonts w:ascii="Helvetica" w:hAnsi="Helvetica" w:cs="Helvetica"/>
-          <w:sz w:val="24"/>
-          <w:sz-cs w:val="24"/>
-          <w:b/>
-        </w:rPr>
-        <w:t xml:space="preserve"/>
-        <w:tab/>
-        <w:t xml:space="preserve">•</w:t>
-        <w:tab/>
-        <w:t xml:space="preserve"/>
-      </w:r>
-      <w:r>
-        <w:rPr>
-          <w:rFonts w:ascii="Helvetica" w:hAnsi="Helvetica" w:cs="Helvetica"/>
-          <w:sz w:val="24"/>
-          <w:sz-cs w:val="24"/>
-          <w:b/>
-          <w:spacing w:val="0"/>
+          <w:rFonts w:ascii="Helvetica Neue" w:hAnsi="Helvetica Neue" w:cs="Helvetica Neue"/>
+          <w:sz w:val="24"/>
+          <w:sz-cs w:val="24"/>
+          <w:b/>
+          <w:color w:val="171E2D"/>
+        </w:rPr>
+        <w:t xml:space="preserve"/>
+        <w:tab/>
+        <w:t xml:space="preserve">•</w:t>
+        <w:tab/>
+        <w:t xml:space="preserve"/>
+      </w:r>
+      <w:r>
+        <w:rPr>
+          <w:rFonts w:ascii="Helvetica Neue" w:hAnsi="Helvetica Neue" w:cs="Helvetica Neue"/>
+          <w:sz w:val="24"/>
+          <w:sz-cs w:val="24"/>
+          <w:b/>
+          <w:spacing w:val="0"/>
+          <w:color w:val="171E2D"/>
         </w:rPr>
         <w:t xml:space="preserve">Atmospheric Data Collection</w:t>
       </w:r>
       <w:r>
         <w:rPr>
-          <w:rFonts w:ascii="Helvetica" w:hAnsi="Helvetica" w:cs="Helvetica"/>
-          <w:sz w:val="24"/>
-          <w:sz-cs w:val="24"/>
-          <w:spacing w:val="0"/>
+          <w:rFonts w:ascii="Helvetica Neue" w:hAnsi="Helvetica Neue" w:cs="Helvetica Neue"/>
+          <w:sz w:val="24"/>
+          <w:sz-cs w:val="24"/>
+          <w:spacing w:val="0"/>
+          <w:color w:val="171E2D"/>
         </w:rPr>
         <w:t xml:space="preserve">:</w:t>
       </w:r>
@@ -474,22 +689,24 @@
       </w:pPr>
       <w:r>
         <w:rPr>
-          <w:rFonts w:ascii="Helvetica" w:hAnsi="Helvetica" w:cs="Helvetica"/>
-          <w:sz w:val="24"/>
-          <w:sz-cs w:val="24"/>
-        </w:rPr>
-        <w:t xml:space="preserve"/>
-        <w:tab/>
-        <w:t xml:space="preserve">•</w:t>
-        <w:tab/>
-        <w:t xml:space="preserve"/>
-      </w:r>
-      <w:r>
-        <w:rPr>
-          <w:rFonts w:ascii="Helvetica" w:hAnsi="Helvetica" w:cs="Helvetica"/>
-          <w:sz w:val="24"/>
-          <w:sz-cs w:val="24"/>
-          <w:spacing w:val="0"/>
+          <w:rFonts w:ascii="Helvetica Neue" w:hAnsi="Helvetica Neue" w:cs="Helvetica Neue"/>
+          <w:sz w:val="24"/>
+          <w:sz-cs w:val="24"/>
+          <w:color w:val="171E2D"/>
+        </w:rPr>
+        <w:t xml:space="preserve"/>
+        <w:tab/>
+        <w:t xml:space="preserve">•</w:t>
+        <w:tab/>
+        <w:t xml:space="preserve"/>
+      </w:r>
+      <w:r>
+        <w:rPr>
+          <w:rFonts w:ascii="Helvetica Neue" w:hAnsi="Helvetica Neue" w:cs="Helvetica Neue"/>
+          <w:sz w:val="24"/>
+          <w:sz-cs w:val="24"/>
+          <w:spacing w:val="0"/>
+          <w:color w:val="171E2D"/>
         </w:rPr>
         <w:t xml:space="preserve">Geo-referenced coordinates $(lat, lon)$ were extracted via Google Maps at each exact field point.</w:t>
       </w:r>
@@ -500,22 +717,24 @@
       </w:pPr>
       <w:r>
         <w:rPr>
-          <w:rFonts w:ascii="Helvetica" w:hAnsi="Helvetica" w:cs="Helvetica"/>
-          <w:sz w:val="24"/>
-          <w:sz-cs w:val="24"/>
-        </w:rPr>
-        <w:t xml:space="preserve"/>
-        <w:tab/>
-        <w:t xml:space="preserve">•</w:t>
-        <w:tab/>
-        <w:t xml:space="preserve"/>
-      </w:r>
-      <w:r>
-        <w:rPr>
-          <w:rFonts w:ascii="Helvetica" w:hAnsi="Helvetica" w:cs="Helvetica"/>
-          <w:sz w:val="24"/>
-          <w:sz-cs w:val="24"/>
-          <w:spacing w:val="0"/>
+          <w:rFonts w:ascii="Helvetica Neue" w:hAnsi="Helvetica Neue" w:cs="Helvetica Neue"/>
+          <w:sz w:val="24"/>
+          <w:sz-cs w:val="24"/>
+          <w:color w:val="171E2D"/>
+        </w:rPr>
+        <w:t xml:space="preserve"/>
+        <w:tab/>
+        <w:t xml:space="preserve">•</w:t>
+        <w:tab/>
+        <w:t xml:space="preserve"/>
+      </w:r>
+      <w:r>
+        <w:rPr>
+          <w:rFonts w:ascii="Helvetica Neue" w:hAnsi="Helvetica Neue" w:cs="Helvetica Neue"/>
+          <w:sz w:val="24"/>
+          <w:sz-cs w:val="24"/>
+          <w:spacing w:val="0"/>
+          <w:color w:val="171E2D"/>
         </w:rPr>
         <w:t xml:space="preserve">Real-time atmospheric metrics (AQI, $PM_{2.5}, PM_{10}$) were synchronized via the Pollution-Mapper API pipeline at the time of field sampling.</w:t>
       </w:r>
@@ -524,7 +743,7 @@
       <w:pPr/>
       <w:r>
         <w:rPr>
-          <w:rFonts w:ascii="Helvetica" w:hAnsi="Helvetica" w:cs="Helvetica"/>
+          <w:rFonts w:ascii="Helvetica Neue" w:hAnsi="Helvetica Neue" w:cs="Helvetica Neue"/>
           <w:sz w:val="24"/>
           <w:sz-cs w:val="24"/>
           <w:spacing w:val="0"/>
@@ -539,11 +758,12 @@
       </w:pPr>
       <w:r>
         <w:rPr>
-          <w:rFonts w:ascii="Helvetica" w:hAnsi="Helvetica" w:cs="Helvetica"/>
+          <w:rFonts w:ascii="Helvetica Neue" w:hAnsi="Helvetica Neue" w:cs="Helvetica Neue"/>
           <w:sz w:val="36"/>
           <w:sz-cs w:val="36"/>
           <w:b/>
           <w:spacing w:val="0"/>
+          <w:color w:val="172A9F"/>
         </w:rPr>
         <w:t xml:space="preserve">3. DETAILED SITE OBSERVATION LOGS</w:t>
       </w:r>
@@ -554,11 +774,12 @@
       </w:pPr>
       <w:r>
         <w:rPr>
-          <w:rFonts w:ascii="Helvetica" w:hAnsi="Helvetica" w:cs="Helvetica"/>
+          <w:rFonts w:ascii="Helvetica Neue" w:hAnsi="Helvetica Neue" w:cs="Helvetica Neue"/>
           <w:sz w:val="28"/>
           <w:sz-cs w:val="28"/>
           <w:b/>
           <w:spacing w:val="0"/>
+          <w:color w:val="171E2D"/>
         </w:rPr>
         <w:t xml:space="preserve">Site 1: Major Transit Junction (Shivajinagar Bus &amp; Rail Terminal)</w:t>
       </w:r>
@@ -569,33 +790,36 @@
       </w:pPr>
       <w:r>
         <w:rPr>
-          <w:rFonts w:ascii="Helvetica" w:hAnsi="Helvetica" w:cs="Helvetica"/>
-          <w:sz w:val="24"/>
-          <w:sz-cs w:val="24"/>
-          <w:b/>
-        </w:rPr>
-        <w:t xml:space="preserve"/>
-        <w:tab/>
-        <w:t xml:space="preserve">•</w:t>
-        <w:tab/>
-        <w:t xml:space="preserve"/>
-      </w:r>
-      <w:r>
-        <w:rPr>
-          <w:rFonts w:ascii="Helvetica" w:hAnsi="Helvetica" w:cs="Helvetica"/>
-          <w:sz w:val="24"/>
-          <w:sz-cs w:val="24"/>
-          <w:b/>
-          <w:spacing w:val="0"/>
+          <w:rFonts w:ascii="Helvetica Neue" w:hAnsi="Helvetica Neue" w:cs="Helvetica Neue"/>
+          <w:sz w:val="24"/>
+          <w:sz-cs w:val="24"/>
+          <w:b/>
+          <w:color w:val="171E2D"/>
+        </w:rPr>
+        <w:t xml:space="preserve"/>
+        <w:tab/>
+        <w:t xml:space="preserve">•</w:t>
+        <w:tab/>
+        <w:t xml:space="preserve"/>
+      </w:r>
+      <w:r>
+        <w:rPr>
+          <w:rFonts w:ascii="Helvetica Neue" w:hAnsi="Helvetica Neue" w:cs="Helvetica Neue"/>
+          <w:sz w:val="24"/>
+          <w:sz-cs w:val="24"/>
+          <w:b/>
+          <w:spacing w:val="0"/>
+          <w:color w:val="171E2D"/>
         </w:rPr>
         <w:t xml:space="preserve">Land-Use Classification</w:t>
       </w:r>
       <w:r>
         <w:rPr>
-          <w:rFonts w:ascii="Helvetica" w:hAnsi="Helvetica" w:cs="Helvetica"/>
-          <w:sz w:val="24"/>
-          <w:sz-cs w:val="24"/>
-          <w:spacing w:val="0"/>
+          <w:rFonts w:ascii="Helvetica Neue" w:hAnsi="Helvetica Neue" w:cs="Helvetica Neue"/>
+          <w:sz w:val="24"/>
+          <w:sz-cs w:val="24"/>
+          <w:spacing w:val="0"/>
+          <w:color w:val="171E2D"/>
         </w:rPr>
         <w:t xml:space="preserve">: Commercial / High-Density Transport Corridor</w:t>
       </w:r>
@@ -606,33 +830,36 @@
       </w:pPr>
       <w:r>
         <w:rPr>
-          <w:rFonts w:ascii="Helvetica" w:hAnsi="Helvetica" w:cs="Helvetica"/>
-          <w:sz w:val="24"/>
-          <w:sz-cs w:val="24"/>
-          <w:b/>
-        </w:rPr>
-        <w:t xml:space="preserve"/>
-        <w:tab/>
-        <w:t xml:space="preserve">•</w:t>
-        <w:tab/>
-        <w:t xml:space="preserve"/>
-      </w:r>
-      <w:r>
-        <w:rPr>
-          <w:rFonts w:ascii="Helvetica" w:hAnsi="Helvetica" w:cs="Helvetica"/>
-          <w:sz w:val="24"/>
-          <w:sz-cs w:val="24"/>
-          <w:b/>
-          <w:spacing w:val="0"/>
+          <w:rFonts w:ascii="Helvetica Neue" w:hAnsi="Helvetica Neue" w:cs="Helvetica Neue"/>
+          <w:sz w:val="24"/>
+          <w:sz-cs w:val="24"/>
+          <w:b/>
+          <w:color w:val="171E2D"/>
+        </w:rPr>
+        <w:t xml:space="preserve"/>
+        <w:tab/>
+        <w:t xml:space="preserve">•</w:t>
+        <w:tab/>
+        <w:t xml:space="preserve"/>
+      </w:r>
+      <w:r>
+        <w:rPr>
+          <w:rFonts w:ascii="Helvetica Neue" w:hAnsi="Helvetica Neue" w:cs="Helvetica Neue"/>
+          <w:sz w:val="24"/>
+          <w:sz-cs w:val="24"/>
+          <w:b/>
+          <w:spacing w:val="0"/>
+          <w:color w:val="171E2D"/>
         </w:rPr>
         <w:t xml:space="preserve">Coordinates</w:t>
       </w:r>
       <w:r>
         <w:rPr>
-          <w:rFonts w:ascii="Helvetica" w:hAnsi="Helvetica" w:cs="Helvetica"/>
-          <w:sz w:val="24"/>
-          <w:sz-cs w:val="24"/>
-          <w:spacing w:val="0"/>
+          <w:rFonts w:ascii="Helvetica Neue" w:hAnsi="Helvetica Neue" w:cs="Helvetica Neue"/>
+          <w:sz w:val="24"/>
+          <w:sz-cs w:val="24"/>
+          <w:spacing w:val="0"/>
+          <w:color w:val="171E2D"/>
         </w:rPr>
         <w:t xml:space="preserve">: $18.5314^\circ\text{ N}, 73.8446^\circ\text{ E}$</w:t>
       </w:r>
@@ -643,33 +870,36 @@
       </w:pPr>
       <w:r>
         <w:rPr>
-          <w:rFonts w:ascii="Helvetica" w:hAnsi="Helvetica" w:cs="Helvetica"/>
-          <w:sz w:val="24"/>
-          <w:sz-cs w:val="24"/>
-          <w:b/>
-        </w:rPr>
-        <w:t xml:space="preserve"/>
-        <w:tab/>
-        <w:t xml:space="preserve">•</w:t>
-        <w:tab/>
-        <w:t xml:space="preserve"/>
-      </w:r>
-      <w:r>
-        <w:rPr>
-          <w:rFonts w:ascii="Helvetica" w:hAnsi="Helvetica" w:cs="Helvetica"/>
-          <w:sz w:val="24"/>
-          <w:sz-cs w:val="24"/>
-          <w:b/>
-          <w:spacing w:val="0"/>
+          <w:rFonts w:ascii="Helvetica Neue" w:hAnsi="Helvetica Neue" w:cs="Helvetica Neue"/>
+          <w:sz w:val="24"/>
+          <w:sz-cs w:val="24"/>
+          <w:b/>
+          <w:color w:val="171E2D"/>
+        </w:rPr>
+        <w:t xml:space="preserve"/>
+        <w:tab/>
+        <w:t xml:space="preserve">•</w:t>
+        <w:tab/>
+        <w:t xml:space="preserve"/>
+      </w:r>
+      <w:r>
+        <w:rPr>
+          <w:rFonts w:ascii="Helvetica Neue" w:hAnsi="Helvetica Neue" w:cs="Helvetica Neue"/>
+          <w:sz w:val="24"/>
+          <w:sz-cs w:val="24"/>
+          <w:b/>
+          <w:spacing w:val="0"/>
+          <w:color w:val="171E2D"/>
         </w:rPr>
         <w:t xml:space="preserve">Time of Visit</w:t>
       </w:r>
       <w:r>
         <w:rPr>
-          <w:rFonts w:ascii="Helvetica" w:hAnsi="Helvetica" w:cs="Helvetica"/>
-          <w:sz w:val="24"/>
-          <w:sz-cs w:val="24"/>
-          <w:spacing w:val="0"/>
+          <w:rFonts w:ascii="Helvetica Neue" w:hAnsi="Helvetica Neue" w:cs="Helvetica Neue"/>
+          <w:sz w:val="24"/>
+          <w:sz-cs w:val="24"/>
+          <w:spacing w:val="0"/>
+          <w:color w:val="171E2D"/>
         </w:rPr>
         <w:t xml:space="preserve">: Morning Peak (08:45 AM – 09:30 AM)</w:t>
       </w:r>
@@ -680,33 +910,36 @@
       </w:pPr>
       <w:r>
         <w:rPr>
-          <w:rFonts w:ascii="Helvetica" w:hAnsi="Helvetica" w:cs="Helvetica"/>
-          <w:sz w:val="24"/>
-          <w:sz-cs w:val="24"/>
-          <w:b/>
-        </w:rPr>
-        <w:t xml:space="preserve"/>
-        <w:tab/>
-        <w:t xml:space="preserve">•</w:t>
-        <w:tab/>
-        <w:t xml:space="preserve"/>
-      </w:r>
-      <w:r>
-        <w:rPr>
-          <w:rFonts w:ascii="Helvetica" w:hAnsi="Helvetica" w:cs="Helvetica"/>
-          <w:sz w:val="24"/>
-          <w:sz-cs w:val="24"/>
-          <w:b/>
-          <w:spacing w:val="0"/>
+          <w:rFonts w:ascii="Helvetica Neue" w:hAnsi="Helvetica Neue" w:cs="Helvetica Neue"/>
+          <w:sz w:val="24"/>
+          <w:sz-cs w:val="24"/>
+          <w:b/>
+          <w:color w:val="171E2D"/>
+        </w:rPr>
+        <w:t xml:space="preserve"/>
+        <w:tab/>
+        <w:t xml:space="preserve">•</w:t>
+        <w:tab/>
+        <w:t xml:space="preserve"/>
+      </w:r>
+      <w:r>
+        <w:rPr>
+          <w:rFonts w:ascii="Helvetica Neue" w:hAnsi="Helvetica Neue" w:cs="Helvetica Neue"/>
+          <w:sz w:val="24"/>
+          <w:sz-cs w:val="24"/>
+          <w:b/>
+          <w:spacing w:val="0"/>
+          <w:color w:val="171E2D"/>
         </w:rPr>
         <w:t xml:space="preserve">Weather</w:t>
       </w:r>
       <w:r>
         <w:rPr>
-          <w:rFonts w:ascii="Helvetica" w:hAnsi="Helvetica" w:cs="Helvetica"/>
-          <w:sz w:val="24"/>
-          <w:sz-cs w:val="24"/>
-          <w:spacing w:val="0"/>
+          <w:rFonts w:ascii="Helvetica Neue" w:hAnsi="Helvetica Neue" w:cs="Helvetica Neue"/>
+          <w:sz w:val="24"/>
+          <w:sz-cs w:val="24"/>
+          <w:spacing w:val="0"/>
+          <w:color w:val="171E2D"/>
         </w:rPr>
         <w:t xml:space="preserve">: Sunny, 27°C, Wind speed ~7 km/h</w:t>
       </w:r>
@@ -717,52 +950,57 @@
       </w:pPr>
       <w:r>
         <w:rPr>
-          <w:rFonts w:ascii="Helvetica" w:hAnsi="Helvetica" w:cs="Helvetica"/>
-          <w:sz w:val="24"/>
-          <w:sz-cs w:val="24"/>
-          <w:b/>
-        </w:rPr>
-        <w:t xml:space="preserve"/>
-        <w:tab/>
-        <w:t xml:space="preserve">•</w:t>
-        <w:tab/>
-        <w:t xml:space="preserve"/>
-      </w:r>
-      <w:r>
-        <w:rPr>
-          <w:rFonts w:ascii="Helvetica" w:hAnsi="Helvetica" w:cs="Helvetica"/>
-          <w:sz w:val="24"/>
-          <w:sz-cs w:val="24"/>
-          <w:b/>
-          <w:spacing w:val="0"/>
+          <w:rFonts w:ascii="Helvetica Neue" w:hAnsi="Helvetica Neue" w:cs="Helvetica Neue"/>
+          <w:sz w:val="24"/>
+          <w:sz-cs w:val="24"/>
+          <w:b/>
+          <w:color w:val="171E2D"/>
+        </w:rPr>
+        <w:t xml:space="preserve"/>
+        <w:tab/>
+        <w:t xml:space="preserve">•</w:t>
+        <w:tab/>
+        <w:t xml:space="preserve"/>
+      </w:r>
+      <w:r>
+        <w:rPr>
+          <w:rFonts w:ascii="Helvetica Neue" w:hAnsi="Helvetica Neue" w:cs="Helvetica Neue"/>
+          <w:sz w:val="24"/>
+          <w:sz-cs w:val="24"/>
+          <w:b/>
+          <w:spacing w:val="0"/>
+          <w:color w:val="171E2D"/>
         </w:rPr>
         <w:t xml:space="preserve">Measured Sound Level</w:t>
       </w:r>
       <w:r>
         <w:rPr>
-          <w:rFonts w:ascii="Helvetica" w:hAnsi="Helvetica" w:cs="Helvetica"/>
-          <w:sz w:val="24"/>
-          <w:sz-cs w:val="24"/>
-          <w:spacing w:val="0"/>
+          <w:rFonts w:ascii="Helvetica Neue" w:hAnsi="Helvetica Neue" w:cs="Helvetica Neue"/>
+          <w:sz w:val="24"/>
+          <w:sz-cs w:val="24"/>
+          <w:spacing w:val="0"/>
+          <w:color w:val="171E2D"/>
         </w:rPr>
         <w:t xml:space="preserve">: </w:t>
       </w:r>
       <w:r>
         <w:rPr>
-          <w:rFonts w:ascii="Helvetica" w:hAnsi="Helvetica" w:cs="Helvetica"/>
-          <w:sz w:val="24"/>
-          <w:sz-cs w:val="24"/>
-          <w:b/>
-          <w:spacing w:val="0"/>
+          <w:rFonts w:ascii="Helvetica Neue" w:hAnsi="Helvetica Neue" w:cs="Helvetica Neue"/>
+          <w:sz w:val="24"/>
+          <w:sz-cs w:val="24"/>
+          <w:b/>
+          <w:spacing w:val="0"/>
+          <w:color w:val="171E2D"/>
         </w:rPr>
         <w:t xml:space="preserve">82.4 dB</w:t>
       </w:r>
       <w:r>
         <w:rPr>
-          <w:rFonts w:ascii="Helvetica" w:hAnsi="Helvetica" w:cs="Helvetica"/>
-          <w:sz w:val="24"/>
-          <w:sz-cs w:val="24"/>
-          <w:spacing w:val="0"/>
+          <w:rFonts w:ascii="Helvetica Neue" w:hAnsi="Helvetica Neue" w:cs="Helvetica Neue"/>
+          <w:sz w:val="24"/>
+          <w:sz-cs w:val="24"/>
+          <w:spacing w:val="0"/>
+          <w:color w:val="171E2D"/>
         </w:rPr>
         <w:t xml:space="preserve"> ($L_{\text{max}}: 94.2\text{ dB}$)</w:t>
       </w:r>
@@ -773,52 +1011,57 @@
       </w:pPr>
       <w:r>
         <w:rPr>
-          <w:rFonts w:ascii="Helvetica" w:hAnsi="Helvetica" w:cs="Helvetica"/>
-          <w:sz w:val="24"/>
-          <w:sz-cs w:val="24"/>
-          <w:b/>
-        </w:rPr>
-        <w:t xml:space="preserve"/>
-        <w:tab/>
-        <w:t xml:space="preserve">•</w:t>
-        <w:tab/>
-        <w:t xml:space="preserve"/>
-      </w:r>
-      <w:r>
-        <w:rPr>
-          <w:rFonts w:ascii="Helvetica" w:hAnsi="Helvetica" w:cs="Helvetica"/>
-          <w:sz w:val="24"/>
-          <w:sz-cs w:val="24"/>
-          <w:b/>
-          <w:spacing w:val="0"/>
+          <w:rFonts w:ascii="Helvetica Neue" w:hAnsi="Helvetica Neue" w:cs="Helvetica Neue"/>
+          <w:sz w:val="24"/>
+          <w:sz-cs w:val="24"/>
+          <w:b/>
+          <w:color w:val="171E2D"/>
+        </w:rPr>
+        <w:t xml:space="preserve"/>
+        <w:tab/>
+        <w:t xml:space="preserve">•</w:t>
+        <w:tab/>
+        <w:t xml:space="preserve"/>
+      </w:r>
+      <w:r>
+        <w:rPr>
+          <w:rFonts w:ascii="Helvetica Neue" w:hAnsi="Helvetica Neue" w:cs="Helvetica Neue"/>
+          <w:sz w:val="24"/>
+          <w:sz-cs w:val="24"/>
+          <w:b/>
+          <w:spacing w:val="0"/>
+          <w:color w:val="171E2D"/>
         </w:rPr>
         <w:t xml:space="preserve">Co-located Air Quality</w:t>
       </w:r>
       <w:r>
         <w:rPr>
-          <w:rFonts w:ascii="Helvetica" w:hAnsi="Helvetica" w:cs="Helvetica"/>
-          <w:sz w:val="24"/>
-          <w:sz-cs w:val="24"/>
-          <w:spacing w:val="0"/>
+          <w:rFonts w:ascii="Helvetica Neue" w:hAnsi="Helvetica Neue" w:cs="Helvetica Neue"/>
+          <w:sz w:val="24"/>
+          <w:sz-cs w:val="24"/>
+          <w:spacing w:val="0"/>
+          <w:color w:val="171E2D"/>
         </w:rPr>
         <w:t xml:space="preserve">: </w:t>
       </w:r>
       <w:r>
         <w:rPr>
-          <w:rFonts w:ascii="Helvetica" w:hAnsi="Helvetica" w:cs="Helvetica"/>
-          <w:sz w:val="24"/>
-          <w:sz-cs w:val="24"/>
-          <w:b/>
-          <w:spacing w:val="0"/>
+          <w:rFonts w:ascii="Helvetica Neue" w:hAnsi="Helvetica Neue" w:cs="Helvetica Neue"/>
+          <w:sz w:val="24"/>
+          <w:sz-cs w:val="24"/>
+          <w:b/>
+          <w:spacing w:val="0"/>
+          <w:color w:val="171E2D"/>
         </w:rPr>
         <w:t xml:space="preserve">AQI 92</w:t>
       </w:r>
       <w:r>
         <w:rPr>
-          <w:rFonts w:ascii="Helvetica" w:hAnsi="Helvetica" w:cs="Helvetica"/>
-          <w:sz w:val="24"/>
-          <w:sz-cs w:val="24"/>
-          <w:spacing w:val="0"/>
+          <w:rFonts w:ascii="Helvetica Neue" w:hAnsi="Helvetica Neue" w:cs="Helvetica Neue"/>
+          <w:sz w:val="24"/>
+          <w:sz-cs w:val="24"/>
+          <w:spacing w:val="0"/>
+          <w:color w:val="171E2D"/>
         </w:rPr>
         <w:t xml:space="preserve"> (Moderate | $PM_{2.5}: 31.8\ \mu\text{g/m}^3$)</w:t>
       </w:r>
@@ -829,33 +1072,36 @@
       </w:pPr>
       <w:r>
         <w:rPr>
-          <w:rFonts w:ascii="Helvetica" w:hAnsi="Helvetica" w:cs="Helvetica"/>
-          <w:sz w:val="24"/>
-          <w:sz-cs w:val="24"/>
-          <w:b/>
-        </w:rPr>
-        <w:t xml:space="preserve"/>
-        <w:tab/>
-        <w:t xml:space="preserve">•</w:t>
-        <w:tab/>
-        <w:t xml:space="preserve"/>
-      </w:r>
-      <w:r>
-        <w:rPr>
-          <w:rFonts w:ascii="Helvetica" w:hAnsi="Helvetica" w:cs="Helvetica"/>
-          <w:sz w:val="24"/>
-          <w:sz-cs w:val="24"/>
-          <w:b/>
-          <w:spacing w:val="0"/>
+          <w:rFonts w:ascii="Helvetica Neue" w:hAnsi="Helvetica Neue" w:cs="Helvetica Neue"/>
+          <w:sz w:val="24"/>
+          <w:sz-cs w:val="24"/>
+          <w:b/>
+          <w:color w:val="171E2D"/>
+        </w:rPr>
+        <w:t xml:space="preserve"/>
+        <w:tab/>
+        <w:t xml:space="preserve">•</w:t>
+        <w:tab/>
+        <w:t xml:space="preserve"/>
+      </w:r>
+      <w:r>
+        <w:rPr>
+          <w:rFonts w:ascii="Helvetica Neue" w:hAnsi="Helvetica Neue" w:cs="Helvetica Neue"/>
+          <w:sz w:val="24"/>
+          <w:sz-cs w:val="24"/>
+          <w:b/>
+          <w:spacing w:val="0"/>
+          <w:color w:val="171E2D"/>
         </w:rPr>
         <w:t xml:space="preserve">On-Site Observations</w:t>
       </w:r>
       <w:r>
         <w:rPr>
-          <w:rFonts w:ascii="Helvetica" w:hAnsi="Helvetica" w:cs="Helvetica"/>
-          <w:sz w:val="24"/>
-          <w:sz-cs w:val="24"/>
-          <w:spacing w:val="0"/>
+          <w:rFonts w:ascii="Helvetica Neue" w:hAnsi="Helvetica Neue" w:cs="Helvetica Neue"/>
+          <w:sz w:val="24"/>
+          <w:sz-cs w:val="24"/>
+          <w:spacing w:val="0"/>
+          <w:color w:val="171E2D"/>
         </w:rPr>
         <w:t xml:space="preserve">: Continuous deceleration and acceleration of diesel transit buses, high-frequency horn honking, idling two-wheelers, high pedestrian concentration. Exhaust fumes visibly noticeable at signal stop lines.</w:t>
       </w:r>
@@ -866,33 +1112,36 @@
       </w:pPr>
       <w:r>
         <w:rPr>
-          <w:rFonts w:ascii="Helvetica" w:hAnsi="Helvetica" w:cs="Helvetica"/>
-          <w:sz w:val="24"/>
-          <w:sz-cs w:val="24"/>
-          <w:b/>
-        </w:rPr>
-        <w:t xml:space="preserve"/>
-        <w:tab/>
-        <w:t xml:space="preserve">•</w:t>
-        <w:tab/>
-        <w:t xml:space="preserve"/>
-      </w:r>
-      <w:r>
-        <w:rPr>
-          <w:rFonts w:ascii="Helvetica" w:hAnsi="Helvetica" w:cs="Helvetica"/>
-          <w:sz w:val="24"/>
-          <w:sz-cs w:val="24"/>
-          <w:b/>
-          <w:spacing w:val="0"/>
+          <w:rFonts w:ascii="Helvetica Neue" w:hAnsi="Helvetica Neue" w:cs="Helvetica Neue"/>
+          <w:sz w:val="24"/>
+          <w:sz-cs w:val="24"/>
+          <w:b/>
+          <w:color w:val="171E2D"/>
+        </w:rPr>
+        <w:t xml:space="preserve"/>
+        <w:tab/>
+        <w:t xml:space="preserve">•</w:t>
+        <w:tab/>
+        <w:t xml:space="preserve"/>
+      </w:r>
+      <w:r>
+        <w:rPr>
+          <w:rFonts w:ascii="Helvetica Neue" w:hAnsi="Helvetica Neue" w:cs="Helvetica Neue"/>
+          <w:sz w:val="24"/>
+          <w:sz-cs w:val="24"/>
+          <w:b/>
+          <w:spacing w:val="0"/>
+          <w:color w:val="171E2D"/>
         </w:rPr>
         <w:t xml:space="preserve">Photographic Record</w:t>
       </w:r>
       <w:r>
         <w:rPr>
-          <w:rFonts w:ascii="Helvetica" w:hAnsi="Helvetica" w:cs="Helvetica"/>
-          <w:sz w:val="24"/>
-          <w:sz-cs w:val="24"/>
-          <w:spacing w:val="0"/>
+          <w:rFonts w:ascii="Helvetica Neue" w:hAnsi="Helvetica Neue" w:cs="Helvetica Neue"/>
+          <w:sz w:val="24"/>
+          <w:sz-cs w:val="24"/>
+          <w:spacing w:val="0"/>
+          <w:color w:val="171E2D"/>
         </w:rPr>
         <w:t xml:space="preserve">: </w:t>
       </w:r>
@@ -902,15 +1151,17 @@
           <w:sz w:val="26"/>
           <w:sz-cs w:val="26"/>
           <w:spacing w:val="0"/>
+          <w:color w:val="171E2D"/>
         </w:rPr>
         <w:t xml:space="preserve">[PHOTO 1.1: Multi-lane intersection with state transport buses and idling traffic during morning peak] [PHOTO 1.2: Decibel meter application display recording 82.4 dB at the bus terminal exit curb]</w:t>
       </w:r>
       <w:r>
         <w:rPr>
-          <w:rFonts w:ascii="Helvetica" w:hAnsi="Helvetica" w:cs="Helvetica"/>
-          <w:sz w:val="24"/>
-          <w:sz-cs w:val="24"/>
-          <w:spacing w:val="0"/>
+          <w:rFonts w:ascii="Helvetica Neue" w:hAnsi="Helvetica Neue" w:cs="Helvetica Neue"/>
+          <w:sz w:val="24"/>
+          <w:sz-cs w:val="24"/>
+          <w:spacing w:val="0"/>
+          <w:color w:val="171E2D"/>
         </w:rPr>
         <w:t xml:space="preserve"/>
       </w:r>
@@ -919,7 +1170,7 @@
       <w:pPr/>
       <w:r>
         <w:rPr>
-          <w:rFonts w:ascii="Helvetica" w:hAnsi="Helvetica" w:cs="Helvetica"/>
+          <w:rFonts w:ascii="Helvetica Neue" w:hAnsi="Helvetica Neue" w:cs="Helvetica Neue"/>
           <w:sz w:val="24"/>
           <w:sz-cs w:val="24"/>
           <w:spacing w:val="0"/>
@@ -934,11 +1185,12 @@
       </w:pPr>
       <w:r>
         <w:rPr>
-          <w:rFonts w:ascii="Helvetica" w:hAnsi="Helvetica" w:cs="Helvetica"/>
+          <w:rFonts w:ascii="Helvetica Neue" w:hAnsi="Helvetica Neue" w:cs="Helvetica Neue"/>
           <w:sz w:val="28"/>
           <w:sz-cs w:val="28"/>
           <w:b/>
           <w:spacing w:val="0"/>
+          <w:color w:val="171E2D"/>
         </w:rPr>
         <w:t xml:space="preserve">Site 2: High-Street Commercial Market (Laxmi Road / Main Market)</w:t>
       </w:r>
@@ -949,33 +1201,36 @@
       </w:pPr>
       <w:r>
         <w:rPr>
-          <w:rFonts w:ascii="Helvetica" w:hAnsi="Helvetica" w:cs="Helvetica"/>
-          <w:sz w:val="24"/>
-          <w:sz-cs w:val="24"/>
-          <w:b/>
-        </w:rPr>
-        <w:t xml:space="preserve"/>
-        <w:tab/>
-        <w:t xml:space="preserve">•</w:t>
-        <w:tab/>
-        <w:t xml:space="preserve"/>
-      </w:r>
-      <w:r>
-        <w:rPr>
-          <w:rFonts w:ascii="Helvetica" w:hAnsi="Helvetica" w:cs="Helvetica"/>
-          <w:sz w:val="24"/>
-          <w:sz-cs w:val="24"/>
-          <w:b/>
-          <w:spacing w:val="0"/>
+          <w:rFonts w:ascii="Helvetica Neue" w:hAnsi="Helvetica Neue" w:cs="Helvetica Neue"/>
+          <w:sz w:val="24"/>
+          <w:sz-cs w:val="24"/>
+          <w:b/>
+          <w:color w:val="171E2D"/>
+        </w:rPr>
+        <w:t xml:space="preserve"/>
+        <w:tab/>
+        <w:t xml:space="preserve">•</w:t>
+        <w:tab/>
+        <w:t xml:space="preserve"/>
+      </w:r>
+      <w:r>
+        <w:rPr>
+          <w:rFonts w:ascii="Helvetica Neue" w:hAnsi="Helvetica Neue" w:cs="Helvetica Neue"/>
+          <w:sz w:val="24"/>
+          <w:sz-cs w:val="24"/>
+          <w:b/>
+          <w:spacing w:val="0"/>
+          <w:color w:val="171E2D"/>
         </w:rPr>
         <w:t xml:space="preserve">Land-Use Classification</w:t>
       </w:r>
       <w:r>
         <w:rPr>
-          <w:rFonts w:ascii="Helvetica" w:hAnsi="Helvetica" w:cs="Helvetica"/>
-          <w:sz w:val="24"/>
-          <w:sz-cs w:val="24"/>
-          <w:spacing w:val="0"/>
+          <w:rFonts w:ascii="Helvetica Neue" w:hAnsi="Helvetica Neue" w:cs="Helvetica Neue"/>
+          <w:sz w:val="24"/>
+          <w:sz-cs w:val="24"/>
+          <w:spacing w:val="0"/>
+          <w:color w:val="171E2D"/>
         </w:rPr>
         <w:t xml:space="preserve">: Commercial / Retail Shopping District</w:t>
       </w:r>
@@ -986,33 +1241,36 @@
       </w:pPr>
       <w:r>
         <w:rPr>
-          <w:rFonts w:ascii="Helvetica" w:hAnsi="Helvetica" w:cs="Helvetica"/>
-          <w:sz w:val="24"/>
-          <w:sz-cs w:val="24"/>
-          <w:b/>
-        </w:rPr>
-        <w:t xml:space="preserve"/>
-        <w:tab/>
-        <w:t xml:space="preserve">•</w:t>
-        <w:tab/>
-        <w:t xml:space="preserve"/>
-      </w:r>
-      <w:r>
-        <w:rPr>
-          <w:rFonts w:ascii="Helvetica" w:hAnsi="Helvetica" w:cs="Helvetica"/>
-          <w:sz w:val="24"/>
-          <w:sz-cs w:val="24"/>
-          <w:b/>
-          <w:spacing w:val="0"/>
+          <w:rFonts w:ascii="Helvetica Neue" w:hAnsi="Helvetica Neue" w:cs="Helvetica Neue"/>
+          <w:sz w:val="24"/>
+          <w:sz-cs w:val="24"/>
+          <w:b/>
+          <w:color w:val="171E2D"/>
+        </w:rPr>
+        <w:t xml:space="preserve"/>
+        <w:tab/>
+        <w:t xml:space="preserve">•</w:t>
+        <w:tab/>
+        <w:t xml:space="preserve"/>
+      </w:r>
+      <w:r>
+        <w:rPr>
+          <w:rFonts w:ascii="Helvetica Neue" w:hAnsi="Helvetica Neue" w:cs="Helvetica Neue"/>
+          <w:sz w:val="24"/>
+          <w:sz-cs w:val="24"/>
+          <w:b/>
+          <w:spacing w:val="0"/>
+          <w:color w:val="171E2D"/>
         </w:rPr>
         <w:t xml:space="preserve">Coordinates</w:t>
       </w:r>
       <w:r>
         <w:rPr>
-          <w:rFonts w:ascii="Helvetica" w:hAnsi="Helvetica" w:cs="Helvetica"/>
-          <w:sz w:val="24"/>
-          <w:sz-cs w:val="24"/>
-          <w:spacing w:val="0"/>
+          <w:rFonts w:ascii="Helvetica Neue" w:hAnsi="Helvetica Neue" w:cs="Helvetica Neue"/>
+          <w:sz w:val="24"/>
+          <w:sz-cs w:val="24"/>
+          <w:spacing w:val="0"/>
+          <w:color w:val="171E2D"/>
         </w:rPr>
         <w:t xml:space="preserve">: $18.5204^\circ\text{ N}, 73.8567^\circ\text{ E}$</w:t>
       </w:r>
@@ -1023,33 +1281,36 @@
       </w:pPr>
       <w:r>
         <w:rPr>
-          <w:rFonts w:ascii="Helvetica" w:hAnsi="Helvetica" w:cs="Helvetica"/>
-          <w:sz w:val="24"/>
-          <w:sz-cs w:val="24"/>
-          <w:b/>
-        </w:rPr>
-        <w:t xml:space="preserve"/>
-        <w:tab/>
-        <w:t xml:space="preserve">•</w:t>
-        <w:tab/>
-        <w:t xml:space="preserve"/>
-      </w:r>
-      <w:r>
-        <w:rPr>
-          <w:rFonts w:ascii="Helvetica" w:hAnsi="Helvetica" w:cs="Helvetica"/>
-          <w:sz w:val="24"/>
-          <w:sz-cs w:val="24"/>
-          <w:b/>
-          <w:spacing w:val="0"/>
+          <w:rFonts w:ascii="Helvetica Neue" w:hAnsi="Helvetica Neue" w:cs="Helvetica Neue"/>
+          <w:sz w:val="24"/>
+          <w:sz-cs w:val="24"/>
+          <w:b/>
+          <w:color w:val="171E2D"/>
+        </w:rPr>
+        <w:t xml:space="preserve"/>
+        <w:tab/>
+        <w:t xml:space="preserve">•</w:t>
+        <w:tab/>
+        <w:t xml:space="preserve"/>
+      </w:r>
+      <w:r>
+        <w:rPr>
+          <w:rFonts w:ascii="Helvetica Neue" w:hAnsi="Helvetica Neue" w:cs="Helvetica Neue"/>
+          <w:sz w:val="24"/>
+          <w:sz-cs w:val="24"/>
+          <w:b/>
+          <w:spacing w:val="0"/>
+          <w:color w:val="171E2D"/>
         </w:rPr>
         <w:t xml:space="preserve">Time of Visit</w:t>
       </w:r>
       <w:r>
         <w:rPr>
-          <w:rFonts w:ascii="Helvetica" w:hAnsi="Helvetica" w:cs="Helvetica"/>
-          <w:sz w:val="24"/>
-          <w:sz-cs w:val="24"/>
-          <w:spacing w:val="0"/>
+          <w:rFonts w:ascii="Helvetica Neue" w:hAnsi="Helvetica Neue" w:cs="Helvetica Neue"/>
+          <w:sz w:val="24"/>
+          <w:sz-cs w:val="24"/>
+          <w:spacing w:val="0"/>
+          <w:color w:val="171E2D"/>
         </w:rPr>
         <w:t xml:space="preserve">: Afternoon / Evening (05:15 PM – 06:00 PM)</w:t>
       </w:r>
@@ -1060,33 +1321,36 @@
       </w:pPr>
       <w:r>
         <w:rPr>
-          <w:rFonts w:ascii="Helvetica" w:hAnsi="Helvetica" w:cs="Helvetica"/>
-          <w:sz w:val="24"/>
-          <w:sz-cs w:val="24"/>
-          <w:b/>
-        </w:rPr>
-        <w:t xml:space="preserve"/>
-        <w:tab/>
-        <w:t xml:space="preserve">•</w:t>
-        <w:tab/>
-        <w:t xml:space="preserve"/>
-      </w:r>
-      <w:r>
-        <w:rPr>
-          <w:rFonts w:ascii="Helvetica" w:hAnsi="Helvetica" w:cs="Helvetica"/>
-          <w:sz w:val="24"/>
-          <w:sz-cs w:val="24"/>
-          <w:b/>
-          <w:spacing w:val="0"/>
+          <w:rFonts w:ascii="Helvetica Neue" w:hAnsi="Helvetica Neue" w:cs="Helvetica Neue"/>
+          <w:sz w:val="24"/>
+          <w:sz-cs w:val="24"/>
+          <w:b/>
+          <w:color w:val="171E2D"/>
+        </w:rPr>
+        <w:t xml:space="preserve"/>
+        <w:tab/>
+        <w:t xml:space="preserve">•</w:t>
+        <w:tab/>
+        <w:t xml:space="preserve"/>
+      </w:r>
+      <w:r>
+        <w:rPr>
+          <w:rFonts w:ascii="Helvetica Neue" w:hAnsi="Helvetica Neue" w:cs="Helvetica Neue"/>
+          <w:sz w:val="24"/>
+          <w:sz-cs w:val="24"/>
+          <w:b/>
+          <w:spacing w:val="0"/>
+          <w:color w:val="171E2D"/>
         </w:rPr>
         <w:t xml:space="preserve">Weather</w:t>
       </w:r>
       <w:r>
         <w:rPr>
-          <w:rFonts w:ascii="Helvetica" w:hAnsi="Helvetica" w:cs="Helvetica"/>
-          <w:sz w:val="24"/>
-          <w:sz-cs w:val="24"/>
-          <w:spacing w:val="0"/>
+          <w:rFonts w:ascii="Helvetica Neue" w:hAnsi="Helvetica Neue" w:cs="Helvetica Neue"/>
+          <w:sz w:val="24"/>
+          <w:sz-cs w:val="24"/>
+          <w:spacing w:val="0"/>
+          <w:color w:val="171E2D"/>
         </w:rPr>
         <w:t xml:space="preserve">: Clear sky, 29°C, Wind speed ~4 km/h</w:t>
       </w:r>
@@ -1097,52 +1361,57 @@
       </w:pPr>
       <w:r>
         <w:rPr>
-          <w:rFonts w:ascii="Helvetica" w:hAnsi="Helvetica" w:cs="Helvetica"/>
-          <w:sz w:val="24"/>
-          <w:sz-cs w:val="24"/>
-          <w:b/>
-        </w:rPr>
-        <w:t xml:space="preserve"/>
-        <w:tab/>
-        <w:t xml:space="preserve">•</w:t>
-        <w:tab/>
-        <w:t xml:space="preserve"/>
-      </w:r>
-      <w:r>
-        <w:rPr>
-          <w:rFonts w:ascii="Helvetica" w:hAnsi="Helvetica" w:cs="Helvetica"/>
-          <w:sz w:val="24"/>
-          <w:sz-cs w:val="24"/>
-          <w:b/>
-          <w:spacing w:val="0"/>
+          <w:rFonts w:ascii="Helvetica Neue" w:hAnsi="Helvetica Neue" w:cs="Helvetica Neue"/>
+          <w:sz w:val="24"/>
+          <w:sz-cs w:val="24"/>
+          <w:b/>
+          <w:color w:val="171E2D"/>
+        </w:rPr>
+        <w:t xml:space="preserve"/>
+        <w:tab/>
+        <w:t xml:space="preserve">•</w:t>
+        <w:tab/>
+        <w:t xml:space="preserve"/>
+      </w:r>
+      <w:r>
+        <w:rPr>
+          <w:rFonts w:ascii="Helvetica Neue" w:hAnsi="Helvetica Neue" w:cs="Helvetica Neue"/>
+          <w:sz w:val="24"/>
+          <w:sz-cs w:val="24"/>
+          <w:b/>
+          <w:spacing w:val="0"/>
+          <w:color w:val="171E2D"/>
         </w:rPr>
         <w:t xml:space="preserve">Measured Sound Level</w:t>
       </w:r>
       <w:r>
         <w:rPr>
-          <w:rFonts w:ascii="Helvetica" w:hAnsi="Helvetica" w:cs="Helvetica"/>
-          <w:sz w:val="24"/>
-          <w:sz-cs w:val="24"/>
-          <w:spacing w:val="0"/>
+          <w:rFonts w:ascii="Helvetica Neue" w:hAnsi="Helvetica Neue" w:cs="Helvetica Neue"/>
+          <w:sz w:val="24"/>
+          <w:sz-cs w:val="24"/>
+          <w:spacing w:val="0"/>
+          <w:color w:val="171E2D"/>
         </w:rPr>
         <w:t xml:space="preserve">: </w:t>
       </w:r>
       <w:r>
         <w:rPr>
-          <w:rFonts w:ascii="Helvetica" w:hAnsi="Helvetica" w:cs="Helvetica"/>
-          <w:sz w:val="24"/>
-          <w:sz-cs w:val="24"/>
-          <w:b/>
-          <w:spacing w:val="0"/>
+          <w:rFonts w:ascii="Helvetica Neue" w:hAnsi="Helvetica Neue" w:cs="Helvetica Neue"/>
+          <w:sz w:val="24"/>
+          <w:sz-cs w:val="24"/>
+          <w:b/>
+          <w:spacing w:val="0"/>
+          <w:color w:val="171E2D"/>
         </w:rPr>
         <w:t xml:space="preserve">78.0 dB</w:t>
       </w:r>
       <w:r>
         <w:rPr>
-          <w:rFonts w:ascii="Helvetica" w:hAnsi="Helvetica" w:cs="Helvetica"/>
-          <w:sz w:val="24"/>
-          <w:sz-cs w:val="24"/>
-          <w:spacing w:val="0"/>
+          <w:rFonts w:ascii="Helvetica Neue" w:hAnsi="Helvetica Neue" w:cs="Helvetica Neue"/>
+          <w:sz w:val="24"/>
+          <w:sz-cs w:val="24"/>
+          <w:spacing w:val="0"/>
+          <w:color w:val="171E2D"/>
         </w:rPr>
         <w:t xml:space="preserve"> ($L_{\text{max}}: 86.5\text{ dB}$)</w:t>
       </w:r>
@@ -1153,52 +1422,57 @@
       </w:pPr>
       <w:r>
         <w:rPr>
-          <w:rFonts w:ascii="Helvetica" w:hAnsi="Helvetica" w:cs="Helvetica"/>
-          <w:sz w:val="24"/>
-          <w:sz-cs w:val="24"/>
-          <w:b/>
-        </w:rPr>
-        <w:t xml:space="preserve"/>
-        <w:tab/>
-        <w:t xml:space="preserve">•</w:t>
-        <w:tab/>
-        <w:t xml:space="preserve"/>
-      </w:r>
-      <w:r>
-        <w:rPr>
-          <w:rFonts w:ascii="Helvetica" w:hAnsi="Helvetica" w:cs="Helvetica"/>
-          <w:sz w:val="24"/>
-          <w:sz-cs w:val="24"/>
-          <w:b/>
-          <w:spacing w:val="0"/>
+          <w:rFonts w:ascii="Helvetica Neue" w:hAnsi="Helvetica Neue" w:cs="Helvetica Neue"/>
+          <w:sz w:val="24"/>
+          <w:sz-cs w:val="24"/>
+          <w:b/>
+          <w:color w:val="171E2D"/>
+        </w:rPr>
+        <w:t xml:space="preserve"/>
+        <w:tab/>
+        <w:t xml:space="preserve">•</w:t>
+        <w:tab/>
+        <w:t xml:space="preserve"/>
+      </w:r>
+      <w:r>
+        <w:rPr>
+          <w:rFonts w:ascii="Helvetica Neue" w:hAnsi="Helvetica Neue" w:cs="Helvetica Neue"/>
+          <w:sz w:val="24"/>
+          <w:sz-cs w:val="24"/>
+          <w:b/>
+          <w:spacing w:val="0"/>
+          <w:color w:val="171E2D"/>
         </w:rPr>
         <w:t xml:space="preserve">Co-located Air Quality</w:t>
       </w:r>
       <w:r>
         <w:rPr>
-          <w:rFonts w:ascii="Helvetica" w:hAnsi="Helvetica" w:cs="Helvetica"/>
-          <w:sz w:val="24"/>
-          <w:sz-cs w:val="24"/>
-          <w:spacing w:val="0"/>
+          <w:rFonts w:ascii="Helvetica Neue" w:hAnsi="Helvetica Neue" w:cs="Helvetica Neue"/>
+          <w:sz w:val="24"/>
+          <w:sz-cs w:val="24"/>
+          <w:spacing w:val="0"/>
+          <w:color w:val="171E2D"/>
         </w:rPr>
         <w:t xml:space="preserve">: </w:t>
       </w:r>
       <w:r>
         <w:rPr>
-          <w:rFonts w:ascii="Helvetica" w:hAnsi="Helvetica" w:cs="Helvetica"/>
-          <w:sz w:val="24"/>
-          <w:sz-cs w:val="24"/>
-          <w:b/>
-          <w:spacing w:val="0"/>
+          <w:rFonts w:ascii="Helvetica Neue" w:hAnsi="Helvetica Neue" w:cs="Helvetica Neue"/>
+          <w:sz w:val="24"/>
+          <w:sz-cs w:val="24"/>
+          <w:b/>
+          <w:spacing w:val="0"/>
+          <w:color w:val="171E2D"/>
         </w:rPr>
         <w:t xml:space="preserve">AQI 88</w:t>
       </w:r>
       <w:r>
         <w:rPr>
-          <w:rFonts w:ascii="Helvetica" w:hAnsi="Helvetica" w:cs="Helvetica"/>
-          <w:sz w:val="24"/>
-          <w:sz-cs w:val="24"/>
-          <w:spacing w:val="0"/>
+          <w:rFonts w:ascii="Helvetica Neue" w:hAnsi="Helvetica Neue" w:cs="Helvetica Neue"/>
+          <w:sz w:val="24"/>
+          <w:sz-cs w:val="24"/>
+          <w:spacing w:val="0"/>
+          <w:color w:val="171E2D"/>
         </w:rPr>
         <w:t xml:space="preserve"> (Moderate | $PM_{2.5}: 29.4\ \mu\text{g/m}^3$)</w:t>
       </w:r>
@@ -1209,33 +1483,36 @@
       </w:pPr>
       <w:r>
         <w:rPr>
-          <w:rFonts w:ascii="Helvetica" w:hAnsi="Helvetica" w:cs="Helvetica"/>
-          <w:sz w:val="24"/>
-          <w:sz-cs w:val="24"/>
-          <w:b/>
-        </w:rPr>
-        <w:t xml:space="preserve"/>
-        <w:tab/>
-        <w:t xml:space="preserve">•</w:t>
-        <w:tab/>
-        <w:t xml:space="preserve"/>
-      </w:r>
-      <w:r>
-        <w:rPr>
-          <w:rFonts w:ascii="Helvetica" w:hAnsi="Helvetica" w:cs="Helvetica"/>
-          <w:sz w:val="24"/>
-          <w:sz-cs w:val="24"/>
-          <w:b/>
-          <w:spacing w:val="0"/>
+          <w:rFonts w:ascii="Helvetica Neue" w:hAnsi="Helvetica Neue" w:cs="Helvetica Neue"/>
+          <w:sz w:val="24"/>
+          <w:sz-cs w:val="24"/>
+          <w:b/>
+          <w:color w:val="171E2D"/>
+        </w:rPr>
+        <w:t xml:space="preserve"/>
+        <w:tab/>
+        <w:t xml:space="preserve">•</w:t>
+        <w:tab/>
+        <w:t xml:space="preserve"/>
+      </w:r>
+      <w:r>
+        <w:rPr>
+          <w:rFonts w:ascii="Helvetica Neue" w:hAnsi="Helvetica Neue" w:cs="Helvetica Neue"/>
+          <w:sz w:val="24"/>
+          <w:sz-cs w:val="24"/>
+          <w:b/>
+          <w:spacing w:val="0"/>
+          <w:color w:val="171E2D"/>
         </w:rPr>
         <w:t xml:space="preserve">On-Site Observations</w:t>
       </w:r>
       <w:r>
         <w:rPr>
-          <w:rFonts w:ascii="Helvetica" w:hAnsi="Helvetica" w:cs="Helvetica"/>
-          <w:sz w:val="24"/>
-          <w:sz-cs w:val="24"/>
-          <w:spacing w:val="0"/>
+          <w:rFonts w:ascii="Helvetica Neue" w:hAnsi="Helvetica Neue" w:cs="Helvetica Neue"/>
+          <w:sz w:val="24"/>
+          <w:sz-cs w:val="24"/>
+          <w:spacing w:val="0"/>
+          <w:color w:val="171E2D"/>
         </w:rPr>
         <w:t xml:space="preserve">: Narrow urban street canyon flanked by 3–4 story commercial buildings. Acoustic reverberation amplified by closely packed structures. Noise sources: market vendors shouting, store music, small two-stroke mopeds, small diesel generator backups.</w:t>
       </w:r>
@@ -1246,33 +1523,36 @@
       </w:pPr>
       <w:r>
         <w:rPr>
-          <w:rFonts w:ascii="Helvetica" w:hAnsi="Helvetica" w:cs="Helvetica"/>
-          <w:sz w:val="24"/>
-          <w:sz-cs w:val="24"/>
-          <w:b/>
-        </w:rPr>
-        <w:t xml:space="preserve"/>
-        <w:tab/>
-        <w:t xml:space="preserve">•</w:t>
-        <w:tab/>
-        <w:t xml:space="preserve"/>
-      </w:r>
-      <w:r>
-        <w:rPr>
-          <w:rFonts w:ascii="Helvetica" w:hAnsi="Helvetica" w:cs="Helvetica"/>
-          <w:sz w:val="24"/>
-          <w:sz-cs w:val="24"/>
-          <w:b/>
-          <w:spacing w:val="0"/>
+          <w:rFonts w:ascii="Helvetica Neue" w:hAnsi="Helvetica Neue" w:cs="Helvetica Neue"/>
+          <w:sz w:val="24"/>
+          <w:sz-cs w:val="24"/>
+          <w:b/>
+          <w:color w:val="171E2D"/>
+        </w:rPr>
+        <w:t xml:space="preserve"/>
+        <w:tab/>
+        <w:t xml:space="preserve">•</w:t>
+        <w:tab/>
+        <w:t xml:space="preserve"/>
+      </w:r>
+      <w:r>
+        <w:rPr>
+          <w:rFonts w:ascii="Helvetica Neue" w:hAnsi="Helvetica Neue" w:cs="Helvetica Neue"/>
+          <w:sz w:val="24"/>
+          <w:sz-cs w:val="24"/>
+          <w:b/>
+          <w:spacing w:val="0"/>
+          <w:color w:val="171E2D"/>
         </w:rPr>
         <w:t xml:space="preserve">Photographic Record</w:t>
       </w:r>
       <w:r>
         <w:rPr>
-          <w:rFonts w:ascii="Helvetica" w:hAnsi="Helvetica" w:cs="Helvetica"/>
-          <w:sz w:val="24"/>
-          <w:sz-cs w:val="24"/>
-          <w:spacing w:val="0"/>
+          <w:rFonts w:ascii="Helvetica Neue" w:hAnsi="Helvetica Neue" w:cs="Helvetica Neue"/>
+          <w:sz w:val="24"/>
+          <w:sz-cs w:val="24"/>
+          <w:spacing w:val="0"/>
+          <w:color w:val="171E2D"/>
         </w:rPr>
         <w:t xml:space="preserve">: </w:t>
       </w:r>
@@ -1282,15 +1562,17 @@
           <w:sz w:val="26"/>
           <w:sz-cs w:val="26"/>
           <w:spacing w:val="0"/>
+          <w:color w:val="171E2D"/>
         </w:rPr>
         <w:t xml:space="preserve">[PHOTO 2.1: Narrow commercial market street canyon showing dense pedestrian and two-wheeler movement] [PHOTO 2.2: Ambient sound recording near retail storefront during evening shopping rush]</w:t>
       </w:r>
       <w:r>
         <w:rPr>
-          <w:rFonts w:ascii="Helvetica" w:hAnsi="Helvetica" w:cs="Helvetica"/>
-          <w:sz w:val="24"/>
-          <w:sz-cs w:val="24"/>
-          <w:spacing w:val="0"/>
+          <w:rFonts w:ascii="Helvetica Neue" w:hAnsi="Helvetica Neue" w:cs="Helvetica Neue"/>
+          <w:sz w:val="24"/>
+          <w:sz-cs w:val="24"/>
+          <w:spacing w:val="0"/>
+          <w:color w:val="171E2D"/>
         </w:rPr>
         <w:t xml:space="preserve"/>
       </w:r>
@@ -1299,7 +1581,7 @@
       <w:pPr/>
       <w:r>
         <w:rPr>
-          <w:rFonts w:ascii="Helvetica" w:hAnsi="Helvetica" w:cs="Helvetica"/>
+          <w:rFonts w:ascii="Helvetica Neue" w:hAnsi="Helvetica Neue" w:cs="Helvetica Neue"/>
           <w:sz w:val="24"/>
           <w:sz-cs w:val="24"/>
           <w:spacing w:val="0"/>
@@ -1314,11 +1596,12 @@
       </w:pPr>
       <w:r>
         <w:rPr>
-          <w:rFonts w:ascii="Helvetica" w:hAnsi="Helvetica" w:cs="Helvetica"/>
+          <w:rFonts w:ascii="Helvetica Neue" w:hAnsi="Helvetica Neue" w:cs="Helvetica Neue"/>
           <w:sz w:val="28"/>
           <w:sz-cs w:val="28"/>
           <w:b/>
           <w:spacing w:val="0"/>
+          <w:color w:val="171E2D"/>
         </w:rPr>
         <w:t xml:space="preserve">Site 3: Urban Green Buffer / Recreational Zone (Pashan Nature Sanctuary)</w:t>
       </w:r>
@@ -1329,33 +1612,36 @@
       </w:pPr>
       <w:r>
         <w:rPr>
-          <w:rFonts w:ascii="Helvetica" w:hAnsi="Helvetica" w:cs="Helvetica"/>
-          <w:sz w:val="24"/>
-          <w:sz-cs w:val="24"/>
-          <w:b/>
-        </w:rPr>
-        <w:t xml:space="preserve"/>
-        <w:tab/>
-        <w:t xml:space="preserve">•</w:t>
-        <w:tab/>
-        <w:t xml:space="preserve"/>
-      </w:r>
-      <w:r>
-        <w:rPr>
-          <w:rFonts w:ascii="Helvetica" w:hAnsi="Helvetica" w:cs="Helvetica"/>
-          <w:sz w:val="24"/>
-          <w:sz-cs w:val="24"/>
-          <w:b/>
-          <w:spacing w:val="0"/>
+          <w:rFonts w:ascii="Helvetica Neue" w:hAnsi="Helvetica Neue" w:cs="Helvetica Neue"/>
+          <w:sz w:val="24"/>
+          <w:sz-cs w:val="24"/>
+          <w:b/>
+          <w:color w:val="171E2D"/>
+        </w:rPr>
+        <w:t xml:space="preserve"/>
+        <w:tab/>
+        <w:t xml:space="preserve">•</w:t>
+        <w:tab/>
+        <w:t xml:space="preserve"/>
+      </w:r>
+      <w:r>
+        <w:rPr>
+          <w:rFonts w:ascii="Helvetica Neue" w:hAnsi="Helvetica Neue" w:cs="Helvetica Neue"/>
+          <w:sz w:val="24"/>
+          <w:sz-cs w:val="24"/>
+          <w:b/>
+          <w:spacing w:val="0"/>
+          <w:color w:val="171E2D"/>
         </w:rPr>
         <w:t xml:space="preserve">Land-Use Classification</w:t>
       </w:r>
       <w:r>
         <w:rPr>
-          <w:rFonts w:ascii="Helvetica" w:hAnsi="Helvetica" w:cs="Helvetica"/>
-          <w:sz w:val="24"/>
-          <w:sz-cs w:val="24"/>
-          <w:spacing w:val="0"/>
+          <w:rFonts w:ascii="Helvetica Neue" w:hAnsi="Helvetica Neue" w:cs="Helvetica Neue"/>
+          <w:sz w:val="24"/>
+          <w:sz-cs w:val="24"/>
+          <w:spacing w:val="0"/>
+          <w:color w:val="171E2D"/>
         </w:rPr>
         <w:t xml:space="preserve">: Ecological / Water Body / Nature Reserve</w:t>
       </w:r>
@@ -1366,33 +1652,36 @@
       </w:pPr>
       <w:r>
         <w:rPr>
-          <w:rFonts w:ascii="Helvetica" w:hAnsi="Helvetica" w:cs="Helvetica"/>
-          <w:sz w:val="24"/>
-          <w:sz-cs w:val="24"/>
-          <w:b/>
-        </w:rPr>
-        <w:t xml:space="preserve"/>
-        <w:tab/>
-        <w:t xml:space="preserve">•</w:t>
-        <w:tab/>
-        <w:t xml:space="preserve"/>
-      </w:r>
-      <w:r>
-        <w:rPr>
-          <w:rFonts w:ascii="Helvetica" w:hAnsi="Helvetica" w:cs="Helvetica"/>
-          <w:sz w:val="24"/>
-          <w:sz-cs w:val="24"/>
-          <w:b/>
-          <w:spacing w:val="0"/>
+          <w:rFonts w:ascii="Helvetica Neue" w:hAnsi="Helvetica Neue" w:cs="Helvetica Neue"/>
+          <w:sz w:val="24"/>
+          <w:sz-cs w:val="24"/>
+          <w:b/>
+          <w:color w:val="171E2D"/>
+        </w:rPr>
+        <w:t xml:space="preserve"/>
+        <w:tab/>
+        <w:t xml:space="preserve">•</w:t>
+        <w:tab/>
+        <w:t xml:space="preserve"/>
+      </w:r>
+      <w:r>
+        <w:rPr>
+          <w:rFonts w:ascii="Helvetica Neue" w:hAnsi="Helvetica Neue" w:cs="Helvetica Neue"/>
+          <w:sz w:val="24"/>
+          <w:sz-cs w:val="24"/>
+          <w:b/>
+          <w:spacing w:val="0"/>
+          <w:color w:val="171E2D"/>
         </w:rPr>
         <w:t xml:space="preserve">Coordinates</w:t>
       </w:r>
       <w:r>
         <w:rPr>
-          <w:rFonts w:ascii="Helvetica" w:hAnsi="Helvetica" w:cs="Helvetica"/>
-          <w:sz w:val="24"/>
-          <w:sz-cs w:val="24"/>
-          <w:spacing w:val="0"/>
+          <w:rFonts w:ascii="Helvetica Neue" w:hAnsi="Helvetica Neue" w:cs="Helvetica Neue"/>
+          <w:sz w:val="24"/>
+          <w:sz-cs w:val="24"/>
+          <w:spacing w:val="0"/>
+          <w:color w:val="171E2D"/>
         </w:rPr>
         <w:t xml:space="preserve">: $18.5412^\circ\text{ N}, 73.7925^\circ\text{ E}$</w:t>
       </w:r>
@@ -1403,33 +1692,36 @@
       </w:pPr>
       <w:r>
         <w:rPr>
-          <w:rFonts w:ascii="Helvetica" w:hAnsi="Helvetica" w:cs="Helvetica"/>
-          <w:sz w:val="24"/>
-          <w:sz-cs w:val="24"/>
-          <w:b/>
-        </w:rPr>
-        <w:t xml:space="preserve"/>
-        <w:tab/>
-        <w:t xml:space="preserve">•</w:t>
-        <w:tab/>
-        <w:t xml:space="preserve"/>
-      </w:r>
-      <w:r>
-        <w:rPr>
-          <w:rFonts w:ascii="Helvetica" w:hAnsi="Helvetica" w:cs="Helvetica"/>
-          <w:sz w:val="24"/>
-          <w:sz-cs w:val="24"/>
-          <w:b/>
-          <w:spacing w:val="0"/>
+          <w:rFonts w:ascii="Helvetica Neue" w:hAnsi="Helvetica Neue" w:cs="Helvetica Neue"/>
+          <w:sz w:val="24"/>
+          <w:sz-cs w:val="24"/>
+          <w:b/>
+          <w:color w:val="171E2D"/>
+        </w:rPr>
+        <w:t xml:space="preserve"/>
+        <w:tab/>
+        <w:t xml:space="preserve">•</w:t>
+        <w:tab/>
+        <w:t xml:space="preserve"/>
+      </w:r>
+      <w:r>
+        <w:rPr>
+          <w:rFonts w:ascii="Helvetica Neue" w:hAnsi="Helvetica Neue" w:cs="Helvetica Neue"/>
+          <w:sz w:val="24"/>
+          <w:sz-cs w:val="24"/>
+          <w:b/>
+          <w:spacing w:val="0"/>
+          <w:color w:val="171E2D"/>
         </w:rPr>
         <w:t xml:space="preserve">Time of Visit</w:t>
       </w:r>
       <w:r>
         <w:rPr>
-          <w:rFonts w:ascii="Helvetica" w:hAnsi="Helvetica" w:cs="Helvetica"/>
-          <w:sz w:val="24"/>
-          <w:sz-cs w:val="24"/>
-          <w:spacing w:val="0"/>
+          <w:rFonts w:ascii="Helvetica Neue" w:hAnsi="Helvetica Neue" w:cs="Helvetica Neue"/>
+          <w:sz w:val="24"/>
+          <w:sz-cs w:val="24"/>
+          <w:spacing w:val="0"/>
+          <w:color w:val="171E2D"/>
         </w:rPr>
         <w:t xml:space="preserve">: Morning (06:30 AM – 07:15 AM)</w:t>
       </w:r>
@@ -1440,33 +1732,36 @@
       </w:pPr>
       <w:r>
         <w:rPr>
-          <w:rFonts w:ascii="Helvetica" w:hAnsi="Helvetica" w:cs="Helvetica"/>
-          <w:sz w:val="24"/>
-          <w:sz-cs w:val="24"/>
-          <w:b/>
-        </w:rPr>
-        <w:t xml:space="preserve"/>
-        <w:tab/>
-        <w:t xml:space="preserve">•</w:t>
-        <w:tab/>
-        <w:t xml:space="preserve"/>
-      </w:r>
-      <w:r>
-        <w:rPr>
-          <w:rFonts w:ascii="Helvetica" w:hAnsi="Helvetica" w:cs="Helvetica"/>
-          <w:sz w:val="24"/>
-          <w:sz-cs w:val="24"/>
-          <w:b/>
-          <w:spacing w:val="0"/>
+          <w:rFonts w:ascii="Helvetica Neue" w:hAnsi="Helvetica Neue" w:cs="Helvetica Neue"/>
+          <w:sz w:val="24"/>
+          <w:sz-cs w:val="24"/>
+          <w:b/>
+          <w:color w:val="171E2D"/>
+        </w:rPr>
+        <w:t xml:space="preserve"/>
+        <w:tab/>
+        <w:t xml:space="preserve">•</w:t>
+        <w:tab/>
+        <w:t xml:space="preserve"/>
+      </w:r>
+      <w:r>
+        <w:rPr>
+          <w:rFonts w:ascii="Helvetica Neue" w:hAnsi="Helvetica Neue" w:cs="Helvetica Neue"/>
+          <w:sz w:val="24"/>
+          <w:sz-cs w:val="24"/>
+          <w:b/>
+          <w:spacing w:val="0"/>
+          <w:color w:val="171E2D"/>
         </w:rPr>
         <w:t xml:space="preserve">Weather</w:t>
       </w:r>
       <w:r>
         <w:rPr>
-          <w:rFonts w:ascii="Helvetica" w:hAnsi="Helvetica" w:cs="Helvetica"/>
-          <w:sz w:val="24"/>
-          <w:sz-cs w:val="24"/>
-          <w:spacing w:val="0"/>
+          <w:rFonts w:ascii="Helvetica Neue" w:hAnsi="Helvetica Neue" w:cs="Helvetica Neue"/>
+          <w:sz w:val="24"/>
+          <w:sz-cs w:val="24"/>
+          <w:spacing w:val="0"/>
+          <w:color w:val="171E2D"/>
         </w:rPr>
         <w:t xml:space="preserve">: Mild morning mist, 22°C, Calm wind</w:t>
       </w:r>
@@ -1477,52 +1772,57 @@
       </w:pPr>
       <w:r>
         <w:rPr>
-          <w:rFonts w:ascii="Helvetica" w:hAnsi="Helvetica" w:cs="Helvetica"/>
-          <w:sz w:val="24"/>
-          <w:sz-cs w:val="24"/>
-          <w:b/>
-        </w:rPr>
-        <w:t xml:space="preserve"/>
-        <w:tab/>
-        <w:t xml:space="preserve">•</w:t>
-        <w:tab/>
-        <w:t xml:space="preserve"/>
-      </w:r>
-      <w:r>
-        <w:rPr>
-          <w:rFonts w:ascii="Helvetica" w:hAnsi="Helvetica" w:cs="Helvetica"/>
-          <w:sz w:val="24"/>
-          <w:sz-cs w:val="24"/>
-          <w:b/>
-          <w:spacing w:val="0"/>
+          <w:rFonts w:ascii="Helvetica Neue" w:hAnsi="Helvetica Neue" w:cs="Helvetica Neue"/>
+          <w:sz w:val="24"/>
+          <w:sz-cs w:val="24"/>
+          <w:b/>
+          <w:color w:val="171E2D"/>
+        </w:rPr>
+        <w:t xml:space="preserve"/>
+        <w:tab/>
+        <w:t xml:space="preserve">•</w:t>
+        <w:tab/>
+        <w:t xml:space="preserve"/>
+      </w:r>
+      <w:r>
+        <w:rPr>
+          <w:rFonts w:ascii="Helvetica Neue" w:hAnsi="Helvetica Neue" w:cs="Helvetica Neue"/>
+          <w:sz w:val="24"/>
+          <w:sz-cs w:val="24"/>
+          <w:b/>
+          <w:spacing w:val="0"/>
+          <w:color w:val="171E2D"/>
         </w:rPr>
         <w:t xml:space="preserve">Measured Sound Level</w:t>
       </w:r>
       <w:r>
         <w:rPr>
-          <w:rFonts w:ascii="Helvetica" w:hAnsi="Helvetica" w:cs="Helvetica"/>
-          <w:sz w:val="24"/>
-          <w:sz-cs w:val="24"/>
-          <w:spacing w:val="0"/>
+          <w:rFonts w:ascii="Helvetica Neue" w:hAnsi="Helvetica Neue" w:cs="Helvetica Neue"/>
+          <w:sz w:val="24"/>
+          <w:sz-cs w:val="24"/>
+          <w:spacing w:val="0"/>
+          <w:color w:val="171E2D"/>
         </w:rPr>
         <w:t xml:space="preserve">: </w:t>
       </w:r>
       <w:r>
         <w:rPr>
-          <w:rFonts w:ascii="Helvetica" w:hAnsi="Helvetica" w:cs="Helvetica"/>
-          <w:sz w:val="24"/>
-          <w:sz-cs w:val="24"/>
-          <w:b/>
-          <w:spacing w:val="0"/>
+          <w:rFonts w:ascii="Helvetica Neue" w:hAnsi="Helvetica Neue" w:cs="Helvetica Neue"/>
+          <w:sz w:val="24"/>
+          <w:sz-cs w:val="24"/>
+          <w:b/>
+          <w:spacing w:val="0"/>
+          <w:color w:val="171E2D"/>
         </w:rPr>
         <w:t xml:space="preserve">45.2 dB</w:t>
       </w:r>
       <w:r>
         <w:rPr>
-          <w:rFonts w:ascii="Helvetica" w:hAnsi="Helvetica" w:cs="Helvetica"/>
-          <w:sz w:val="24"/>
-          <w:sz-cs w:val="24"/>
-          <w:spacing w:val="0"/>
+          <w:rFonts w:ascii="Helvetica Neue" w:hAnsi="Helvetica Neue" w:cs="Helvetica Neue"/>
+          <w:sz w:val="24"/>
+          <w:sz-cs w:val="24"/>
+          <w:spacing w:val="0"/>
+          <w:color w:val="171E2D"/>
         </w:rPr>
         <w:t xml:space="preserve"> ($L_{\text{max}}: 54.0\text{ dB}$)</w:t>
       </w:r>
@@ -1533,52 +1833,57 @@
       </w:pPr>
       <w:r>
         <w:rPr>
-          <w:rFonts w:ascii="Helvetica" w:hAnsi="Helvetica" w:cs="Helvetica"/>
-          <w:sz w:val="24"/>
-          <w:sz-cs w:val="24"/>
-          <w:b/>
-        </w:rPr>
-        <w:t xml:space="preserve"/>
-        <w:tab/>
-        <w:t xml:space="preserve">•</w:t>
-        <w:tab/>
-        <w:t xml:space="preserve"/>
-      </w:r>
-      <w:r>
-        <w:rPr>
-          <w:rFonts w:ascii="Helvetica" w:hAnsi="Helvetica" w:cs="Helvetica"/>
-          <w:sz w:val="24"/>
-          <w:sz-cs w:val="24"/>
-          <w:b/>
-          <w:spacing w:val="0"/>
+          <w:rFonts w:ascii="Helvetica Neue" w:hAnsi="Helvetica Neue" w:cs="Helvetica Neue"/>
+          <w:sz w:val="24"/>
+          <w:sz-cs w:val="24"/>
+          <w:b/>
+          <w:color w:val="171E2D"/>
+        </w:rPr>
+        <w:t xml:space="preserve"/>
+        <w:tab/>
+        <w:t xml:space="preserve">•</w:t>
+        <w:tab/>
+        <w:t xml:space="preserve"/>
+      </w:r>
+      <w:r>
+        <w:rPr>
+          <w:rFonts w:ascii="Helvetica Neue" w:hAnsi="Helvetica Neue" w:cs="Helvetica Neue"/>
+          <w:sz w:val="24"/>
+          <w:sz-cs w:val="24"/>
+          <w:b/>
+          <w:spacing w:val="0"/>
+          <w:color w:val="171E2D"/>
         </w:rPr>
         <w:t xml:space="preserve">Co-located Air Quality</w:t>
       </w:r>
       <w:r>
         <w:rPr>
-          <w:rFonts w:ascii="Helvetica" w:hAnsi="Helvetica" w:cs="Helvetica"/>
-          <w:sz w:val="24"/>
-          <w:sz-cs w:val="24"/>
-          <w:spacing w:val="0"/>
+          <w:rFonts w:ascii="Helvetica Neue" w:hAnsi="Helvetica Neue" w:cs="Helvetica Neue"/>
+          <w:sz w:val="24"/>
+          <w:sz-cs w:val="24"/>
+          <w:spacing w:val="0"/>
+          <w:color w:val="171E2D"/>
         </w:rPr>
         <w:t xml:space="preserve">: </w:t>
       </w:r>
       <w:r>
         <w:rPr>
-          <w:rFonts w:ascii="Helvetica" w:hAnsi="Helvetica" w:cs="Helvetica"/>
-          <w:sz w:val="24"/>
-          <w:sz-cs w:val="24"/>
-          <w:b/>
-          <w:spacing w:val="0"/>
+          <w:rFonts w:ascii="Helvetica Neue" w:hAnsi="Helvetica Neue" w:cs="Helvetica Neue"/>
+          <w:sz w:val="24"/>
+          <w:sz-cs w:val="24"/>
+          <w:b/>
+          <w:spacing w:val="0"/>
+          <w:color w:val="171E2D"/>
         </w:rPr>
         <w:t xml:space="preserve">AQI 48</w:t>
       </w:r>
       <w:r>
         <w:rPr>
-          <w:rFonts w:ascii="Helvetica" w:hAnsi="Helvetica" w:cs="Helvetica"/>
-          <w:sz w:val="24"/>
-          <w:sz-cs w:val="24"/>
-          <w:spacing w:val="0"/>
+          <w:rFonts w:ascii="Helvetica Neue" w:hAnsi="Helvetica Neue" w:cs="Helvetica Neue"/>
+          <w:sz w:val="24"/>
+          <w:sz-cs w:val="24"/>
+          <w:spacing w:val="0"/>
+          <w:color w:val="171E2D"/>
         </w:rPr>
         <w:t xml:space="preserve"> (Good | $PM_{2.5}: 12.1\ \mu\text{g/m}^3$)</w:t>
       </w:r>
@@ -1589,33 +1894,36 @@
       </w:pPr>
       <w:r>
         <w:rPr>
-          <w:rFonts w:ascii="Helvetica" w:hAnsi="Helvetica" w:cs="Helvetica"/>
-          <w:sz w:val="24"/>
-          <w:sz-cs w:val="24"/>
-          <w:b/>
-        </w:rPr>
-        <w:t xml:space="preserve"/>
-        <w:tab/>
-        <w:t xml:space="preserve">•</w:t>
-        <w:tab/>
-        <w:t xml:space="preserve"/>
-      </w:r>
-      <w:r>
-        <w:rPr>
-          <w:rFonts w:ascii="Helvetica" w:hAnsi="Helvetica" w:cs="Helvetica"/>
-          <w:sz w:val="24"/>
-          <w:sz-cs w:val="24"/>
-          <w:b/>
-          <w:spacing w:val="0"/>
+          <w:rFonts w:ascii="Helvetica Neue" w:hAnsi="Helvetica Neue" w:cs="Helvetica Neue"/>
+          <w:sz w:val="24"/>
+          <w:sz-cs w:val="24"/>
+          <w:b/>
+          <w:color w:val="171E2D"/>
+        </w:rPr>
+        <w:t xml:space="preserve"/>
+        <w:tab/>
+        <w:t xml:space="preserve">•</w:t>
+        <w:tab/>
+        <w:t xml:space="preserve"/>
+      </w:r>
+      <w:r>
+        <w:rPr>
+          <w:rFonts w:ascii="Helvetica Neue" w:hAnsi="Helvetica Neue" w:cs="Helvetica Neue"/>
+          <w:sz w:val="24"/>
+          <w:sz-cs w:val="24"/>
+          <w:b/>
+          <w:spacing w:val="0"/>
+          <w:color w:val="171E2D"/>
         </w:rPr>
         <w:t xml:space="preserve">On-Site Observations</w:t>
       </w:r>
       <w:r>
         <w:rPr>
-          <w:rFonts w:ascii="Helvetica" w:hAnsi="Helvetica" w:cs="Helvetica"/>
-          <w:sz w:val="24"/>
-          <w:sz-cs w:val="24"/>
-          <w:spacing w:val="0"/>
+          <w:rFonts w:ascii="Helvetica Neue" w:hAnsi="Helvetica Neue" w:cs="Helvetica Neue"/>
+          <w:sz w:val="24"/>
+          <w:sz-cs w:val="24"/>
+          <w:spacing w:val="0"/>
+          <w:color w:val="171E2D"/>
         </w:rPr>
         <w:t xml:space="preserve">: Natural tree canopy and lake surface acting as natural sound and particulate sinks. Background sound dominated by bird calls and rustling leaves. Minimal vehicular intrusion restricted to peripheral service roads.</w:t>
       </w:r>
@@ -1626,33 +1934,36 @@
       </w:pPr>
       <w:r>
         <w:rPr>
-          <w:rFonts w:ascii="Helvetica" w:hAnsi="Helvetica" w:cs="Helvetica"/>
-          <w:sz w:val="24"/>
-          <w:sz-cs w:val="24"/>
-          <w:b/>
-        </w:rPr>
-        <w:t xml:space="preserve"/>
-        <w:tab/>
-        <w:t xml:space="preserve">•</w:t>
-        <w:tab/>
-        <w:t xml:space="preserve"/>
-      </w:r>
-      <w:r>
-        <w:rPr>
-          <w:rFonts w:ascii="Helvetica" w:hAnsi="Helvetica" w:cs="Helvetica"/>
-          <w:sz w:val="24"/>
-          <w:sz-cs w:val="24"/>
-          <w:b/>
-          <w:spacing w:val="0"/>
+          <w:rFonts w:ascii="Helvetica Neue" w:hAnsi="Helvetica Neue" w:cs="Helvetica Neue"/>
+          <w:sz w:val="24"/>
+          <w:sz-cs w:val="24"/>
+          <w:b/>
+          <w:color w:val="171E2D"/>
+        </w:rPr>
+        <w:t xml:space="preserve"/>
+        <w:tab/>
+        <w:t xml:space="preserve">•</w:t>
+        <w:tab/>
+        <w:t xml:space="preserve"/>
+      </w:r>
+      <w:r>
+        <w:rPr>
+          <w:rFonts w:ascii="Helvetica Neue" w:hAnsi="Helvetica Neue" w:cs="Helvetica Neue"/>
+          <w:sz w:val="24"/>
+          <w:sz-cs w:val="24"/>
+          <w:b/>
+          <w:spacing w:val="0"/>
+          <w:color w:val="171E2D"/>
         </w:rPr>
         <w:t xml:space="preserve">Photographic Record</w:t>
       </w:r>
       <w:r>
         <w:rPr>
-          <w:rFonts w:ascii="Helvetica" w:hAnsi="Helvetica" w:cs="Helvetica"/>
-          <w:sz w:val="24"/>
-          <w:sz-cs w:val="24"/>
-          <w:spacing w:val="0"/>
+          <w:rFonts w:ascii="Helvetica Neue" w:hAnsi="Helvetica Neue" w:cs="Helvetica Neue"/>
+          <w:sz w:val="24"/>
+          <w:sz-cs w:val="24"/>
+          <w:spacing w:val="0"/>
+          <w:color w:val="171E2D"/>
         </w:rPr>
         <w:t xml:space="preserve">: </w:t>
       </w:r>
@@ -1662,15 +1973,17 @@
           <w:sz w:val="26"/>
           <w:sz-cs w:val="26"/>
           <w:spacing w:val="0"/>
+          <w:color w:val="171E2D"/>
         </w:rPr>
         <w:t xml:space="preserve">[PHOTO 3.1: Dense canopy and lake shoreline providing acoustic attenuation at Pashan Nature Trail] [PHOTO 3.2: Sound level meter registering quiet background level of 45.2 dB within the park perimeter]</w:t>
       </w:r>
       <w:r>
         <w:rPr>
-          <w:rFonts w:ascii="Helvetica" w:hAnsi="Helvetica" w:cs="Helvetica"/>
-          <w:sz w:val="24"/>
-          <w:sz-cs w:val="24"/>
-          <w:spacing w:val="0"/>
+          <w:rFonts w:ascii="Helvetica Neue" w:hAnsi="Helvetica Neue" w:cs="Helvetica Neue"/>
+          <w:sz w:val="24"/>
+          <w:sz-cs w:val="24"/>
+          <w:spacing w:val="0"/>
+          <w:color w:val="171E2D"/>
         </w:rPr>
         <w:t xml:space="preserve"/>
       </w:r>
@@ -1679,7 +1992,7 @@
       <w:pPr/>
       <w:r>
         <w:rPr>
-          <w:rFonts w:ascii="Helvetica" w:hAnsi="Helvetica" w:cs="Helvetica"/>
+          <w:rFonts w:ascii="Helvetica Neue" w:hAnsi="Helvetica Neue" w:cs="Helvetica Neue"/>
           <w:sz w:val="24"/>
           <w:sz-cs w:val="24"/>
           <w:spacing w:val="0"/>
@@ -1694,11 +2007,12 @@
       </w:pPr>
       <w:r>
         <w:rPr>
-          <w:rFonts w:ascii="Helvetica" w:hAnsi="Helvetica" w:cs="Helvetica"/>
+          <w:rFonts w:ascii="Helvetica Neue" w:hAnsi="Helvetica Neue" w:cs="Helvetica Neue"/>
           <w:sz w:val="28"/>
           <w:sz-cs w:val="28"/>
           <w:b/>
           <w:spacing w:val="0"/>
+          <w:color w:val="171E2D"/>
         </w:rPr>
         <w:t xml:space="preserve">Site 4: Dense Residential Neighborhood (Katraj Lake Residential Colony)</w:t>
       </w:r>
@@ -1709,33 +2023,36 @@
       </w:pPr>
       <w:r>
         <w:rPr>
-          <w:rFonts w:ascii="Helvetica" w:hAnsi="Helvetica" w:cs="Helvetica"/>
-          <w:sz w:val="24"/>
-          <w:sz-cs w:val="24"/>
-          <w:b/>
-        </w:rPr>
-        <w:t xml:space="preserve"/>
-        <w:tab/>
-        <w:t xml:space="preserve">•</w:t>
-        <w:tab/>
-        <w:t xml:space="preserve"/>
-      </w:r>
-      <w:r>
-        <w:rPr>
-          <w:rFonts w:ascii="Helvetica" w:hAnsi="Helvetica" w:cs="Helvetica"/>
-          <w:sz w:val="24"/>
-          <w:sz-cs w:val="24"/>
-          <w:b/>
-          <w:spacing w:val="0"/>
+          <w:rFonts w:ascii="Helvetica Neue" w:hAnsi="Helvetica Neue" w:cs="Helvetica Neue"/>
+          <w:sz w:val="24"/>
+          <w:sz-cs w:val="24"/>
+          <w:b/>
+          <w:color w:val="171E2D"/>
+        </w:rPr>
+        <w:t xml:space="preserve"/>
+        <w:tab/>
+        <w:t xml:space="preserve">•</w:t>
+        <w:tab/>
+        <w:t xml:space="preserve"/>
+      </w:r>
+      <w:r>
+        <w:rPr>
+          <w:rFonts w:ascii="Helvetica Neue" w:hAnsi="Helvetica Neue" w:cs="Helvetica Neue"/>
+          <w:sz w:val="24"/>
+          <w:sz-cs w:val="24"/>
+          <w:b/>
+          <w:spacing w:val="0"/>
+          <w:color w:val="171E2D"/>
         </w:rPr>
         <w:t xml:space="preserve">Land-Use Classification</w:t>
       </w:r>
       <w:r>
         <w:rPr>
-          <w:rFonts w:ascii="Helvetica" w:hAnsi="Helvetica" w:cs="Helvetica"/>
-          <w:sz w:val="24"/>
-          <w:sz-cs w:val="24"/>
-          <w:spacing w:val="0"/>
+          <w:rFonts w:ascii="Helvetica Neue" w:hAnsi="Helvetica Neue" w:cs="Helvetica Neue"/>
+          <w:sz w:val="24"/>
+          <w:sz-cs w:val="24"/>
+          <w:spacing w:val="0"/>
+          <w:color w:val="171E2D"/>
         </w:rPr>
         <w:t xml:space="preserve">: Residential Suburb</w:t>
       </w:r>
@@ -1746,33 +2063,36 @@
       </w:pPr>
       <w:r>
         <w:rPr>
-          <w:rFonts w:ascii="Helvetica" w:hAnsi="Helvetica" w:cs="Helvetica"/>
-          <w:sz w:val="24"/>
-          <w:sz-cs w:val="24"/>
-          <w:b/>
-        </w:rPr>
-        <w:t xml:space="preserve"/>
-        <w:tab/>
-        <w:t xml:space="preserve">•</w:t>
-        <w:tab/>
-        <w:t xml:space="preserve"/>
-      </w:r>
-      <w:r>
-        <w:rPr>
-          <w:rFonts w:ascii="Helvetica" w:hAnsi="Helvetica" w:cs="Helvetica"/>
-          <w:sz w:val="24"/>
-          <w:sz-cs w:val="24"/>
-          <w:b/>
-          <w:spacing w:val="0"/>
+          <w:rFonts w:ascii="Helvetica Neue" w:hAnsi="Helvetica Neue" w:cs="Helvetica Neue"/>
+          <w:sz w:val="24"/>
+          <w:sz-cs w:val="24"/>
+          <w:b/>
+          <w:color w:val="171E2D"/>
+        </w:rPr>
+        <w:t xml:space="preserve"/>
+        <w:tab/>
+        <w:t xml:space="preserve">•</w:t>
+        <w:tab/>
+        <w:t xml:space="preserve"/>
+      </w:r>
+      <w:r>
+        <w:rPr>
+          <w:rFonts w:ascii="Helvetica Neue" w:hAnsi="Helvetica Neue" w:cs="Helvetica Neue"/>
+          <w:sz w:val="24"/>
+          <w:sz-cs w:val="24"/>
+          <w:b/>
+          <w:spacing w:val="0"/>
+          <w:color w:val="171E2D"/>
         </w:rPr>
         <w:t xml:space="preserve">Coordinates</w:t>
       </w:r>
       <w:r>
         <w:rPr>
-          <w:rFonts w:ascii="Helvetica" w:hAnsi="Helvetica" w:cs="Helvetica"/>
-          <w:sz w:val="24"/>
-          <w:sz-cs w:val="24"/>
-          <w:spacing w:val="0"/>
+          <w:rFonts w:ascii="Helvetica Neue" w:hAnsi="Helvetica Neue" w:cs="Helvetica Neue"/>
+          <w:sz w:val="24"/>
+          <w:sz-cs w:val="24"/>
+          <w:spacing w:val="0"/>
+          <w:color w:val="171E2D"/>
         </w:rPr>
         <w:t xml:space="preserve">: $18.4489^\circ\text{ N}, 73.8587^\circ\text{ E}$</w:t>
       </w:r>
@@ -1783,33 +2103,36 @@
       </w:pPr>
       <w:r>
         <w:rPr>
-          <w:rFonts w:ascii="Helvetica" w:hAnsi="Helvetica" w:cs="Helvetica"/>
-          <w:sz w:val="24"/>
-          <w:sz-cs w:val="24"/>
-          <w:b/>
-        </w:rPr>
-        <w:t xml:space="preserve"/>
-        <w:tab/>
-        <w:t xml:space="preserve">•</w:t>
-        <w:tab/>
-        <w:t xml:space="preserve"/>
-      </w:r>
-      <w:r>
-        <w:rPr>
-          <w:rFonts w:ascii="Helvetica" w:hAnsi="Helvetica" w:cs="Helvetica"/>
-          <w:sz w:val="24"/>
-          <w:sz-cs w:val="24"/>
-          <w:b/>
-          <w:spacing w:val="0"/>
+          <w:rFonts w:ascii="Helvetica Neue" w:hAnsi="Helvetica Neue" w:cs="Helvetica Neue"/>
+          <w:sz w:val="24"/>
+          <w:sz-cs w:val="24"/>
+          <w:b/>
+          <w:color w:val="171E2D"/>
+        </w:rPr>
+        <w:t xml:space="preserve"/>
+        <w:tab/>
+        <w:t xml:space="preserve">•</w:t>
+        <w:tab/>
+        <w:t xml:space="preserve"/>
+      </w:r>
+      <w:r>
+        <w:rPr>
+          <w:rFonts w:ascii="Helvetica Neue" w:hAnsi="Helvetica Neue" w:cs="Helvetica Neue"/>
+          <w:sz w:val="24"/>
+          <w:sz-cs w:val="24"/>
+          <w:b/>
+          <w:spacing w:val="0"/>
+          <w:color w:val="171E2D"/>
         </w:rPr>
         <w:t xml:space="preserve">Time of Visit</w:t>
       </w:r>
       <w:r>
         <w:rPr>
-          <w:rFonts w:ascii="Helvetica" w:hAnsi="Helvetica" w:cs="Helvetica"/>
-          <w:sz w:val="24"/>
-          <w:sz-cs w:val="24"/>
-          <w:spacing w:val="0"/>
+          <w:rFonts w:ascii="Helvetica Neue" w:hAnsi="Helvetica Neue" w:cs="Helvetica Neue"/>
+          <w:sz w:val="24"/>
+          <w:sz-cs w:val="24"/>
+          <w:spacing w:val="0"/>
+          <w:color w:val="171E2D"/>
         </w:rPr>
         <w:t xml:space="preserve">: Evening (07:30 PM – 08:15 PM)</w:t>
       </w:r>
@@ -1820,33 +2143,36 @@
       </w:pPr>
       <w:r>
         <w:rPr>
-          <w:rFonts w:ascii="Helvetica" w:hAnsi="Helvetica" w:cs="Helvetica"/>
-          <w:sz w:val="24"/>
-          <w:sz-cs w:val="24"/>
-          <w:b/>
-        </w:rPr>
-        <w:t xml:space="preserve"/>
-        <w:tab/>
-        <w:t xml:space="preserve">•</w:t>
-        <w:tab/>
-        <w:t xml:space="preserve"/>
-      </w:r>
-      <w:r>
-        <w:rPr>
-          <w:rFonts w:ascii="Helvetica" w:hAnsi="Helvetica" w:cs="Helvetica"/>
-          <w:sz w:val="24"/>
-          <w:sz-cs w:val="24"/>
-          <w:b/>
-          <w:spacing w:val="0"/>
+          <w:rFonts w:ascii="Helvetica Neue" w:hAnsi="Helvetica Neue" w:cs="Helvetica Neue"/>
+          <w:sz w:val="24"/>
+          <w:sz-cs w:val="24"/>
+          <w:b/>
+          <w:color w:val="171E2D"/>
+        </w:rPr>
+        <w:t xml:space="preserve"/>
+        <w:tab/>
+        <w:t xml:space="preserve">•</w:t>
+        <w:tab/>
+        <w:t xml:space="preserve"/>
+      </w:r>
+      <w:r>
+        <w:rPr>
+          <w:rFonts w:ascii="Helvetica Neue" w:hAnsi="Helvetica Neue" w:cs="Helvetica Neue"/>
+          <w:sz w:val="24"/>
+          <w:sz-cs w:val="24"/>
+          <w:b/>
+          <w:spacing w:val="0"/>
+          <w:color w:val="171E2D"/>
         </w:rPr>
         <w:t xml:space="preserve">Weather</w:t>
       </w:r>
       <w:r>
         <w:rPr>
-          <w:rFonts w:ascii="Helvetica" w:hAnsi="Helvetica" w:cs="Helvetica"/>
-          <w:sz w:val="24"/>
-          <w:sz-cs w:val="24"/>
-          <w:spacing w:val="0"/>
+          <w:rFonts w:ascii="Helvetica Neue" w:hAnsi="Helvetica Neue" w:cs="Helvetica Neue"/>
+          <w:sz w:val="24"/>
+          <w:sz-cs w:val="24"/>
+          <w:spacing w:val="0"/>
+          <w:color w:val="171E2D"/>
         </w:rPr>
         <w:t xml:space="preserve">: Pleasant, 25°C, Light breeze</w:t>
       </w:r>
@@ -1857,52 +2183,57 @@
       </w:pPr>
       <w:r>
         <w:rPr>
-          <w:rFonts w:ascii="Helvetica" w:hAnsi="Helvetica" w:cs="Helvetica"/>
-          <w:sz w:val="24"/>
-          <w:sz-cs w:val="24"/>
-          <w:b/>
-        </w:rPr>
-        <w:t xml:space="preserve"/>
-        <w:tab/>
-        <w:t xml:space="preserve">•</w:t>
-        <w:tab/>
-        <w:t xml:space="preserve"/>
-      </w:r>
-      <w:r>
-        <w:rPr>
-          <w:rFonts w:ascii="Helvetica" w:hAnsi="Helvetica" w:cs="Helvetica"/>
-          <w:sz w:val="24"/>
-          <w:sz-cs w:val="24"/>
-          <w:b/>
-          <w:spacing w:val="0"/>
+          <w:rFonts w:ascii="Helvetica Neue" w:hAnsi="Helvetica Neue" w:cs="Helvetica Neue"/>
+          <w:sz w:val="24"/>
+          <w:sz-cs w:val="24"/>
+          <w:b/>
+          <w:color w:val="171E2D"/>
+        </w:rPr>
+        <w:t xml:space="preserve"/>
+        <w:tab/>
+        <w:t xml:space="preserve">•</w:t>
+        <w:tab/>
+        <w:t xml:space="preserve"/>
+      </w:r>
+      <w:r>
+        <w:rPr>
+          <w:rFonts w:ascii="Helvetica Neue" w:hAnsi="Helvetica Neue" w:cs="Helvetica Neue"/>
+          <w:sz w:val="24"/>
+          <w:sz-cs w:val="24"/>
+          <w:b/>
+          <w:spacing w:val="0"/>
+          <w:color w:val="171E2D"/>
         </w:rPr>
         <w:t xml:space="preserve">Measured Sound Level</w:t>
       </w:r>
       <w:r>
         <w:rPr>
-          <w:rFonts w:ascii="Helvetica" w:hAnsi="Helvetica" w:cs="Helvetica"/>
-          <w:sz w:val="24"/>
-          <w:sz-cs w:val="24"/>
-          <w:spacing w:val="0"/>
+          <w:rFonts w:ascii="Helvetica Neue" w:hAnsi="Helvetica Neue" w:cs="Helvetica Neue"/>
+          <w:sz w:val="24"/>
+          <w:sz-cs w:val="24"/>
+          <w:spacing w:val="0"/>
+          <w:color w:val="171E2D"/>
         </w:rPr>
         <w:t xml:space="preserve">: </w:t>
       </w:r>
       <w:r>
         <w:rPr>
-          <w:rFonts w:ascii="Helvetica" w:hAnsi="Helvetica" w:cs="Helvetica"/>
-          <w:sz w:val="24"/>
-          <w:sz-cs w:val="24"/>
-          <w:b/>
-          <w:spacing w:val="0"/>
+          <w:rFonts w:ascii="Helvetica Neue" w:hAnsi="Helvetica Neue" w:cs="Helvetica Neue"/>
+          <w:sz w:val="24"/>
+          <w:sz-cs w:val="24"/>
+          <w:b/>
+          <w:spacing w:val="0"/>
+          <w:color w:val="171E2D"/>
         </w:rPr>
         <w:t xml:space="preserve">49.5 dB</w:t>
       </w:r>
       <w:r>
         <w:rPr>
-          <w:rFonts w:ascii="Helvetica" w:hAnsi="Helvetica" w:cs="Helvetica"/>
-          <w:sz w:val="24"/>
-          <w:sz-cs w:val="24"/>
-          <w:spacing w:val="0"/>
+          <w:rFonts w:ascii="Helvetica Neue" w:hAnsi="Helvetica Neue" w:cs="Helvetica Neue"/>
+          <w:sz w:val="24"/>
+          <w:sz-cs w:val="24"/>
+          <w:spacing w:val="0"/>
+          <w:color w:val="171E2D"/>
         </w:rPr>
         <w:t xml:space="preserve"> ($L_{\text{max}}: 61.2\text{ dB}$)</w:t>
       </w:r>
@@ -1913,52 +2244,57 @@
       </w:pPr>
       <w:r>
         <w:rPr>
-          <w:rFonts w:ascii="Helvetica" w:hAnsi="Helvetica" w:cs="Helvetica"/>
-          <w:sz w:val="24"/>
-          <w:sz-cs w:val="24"/>
-          <w:b/>
-        </w:rPr>
-        <w:t xml:space="preserve"/>
-        <w:tab/>
-        <w:t xml:space="preserve">•</w:t>
-        <w:tab/>
-        <w:t xml:space="preserve"/>
-      </w:r>
-      <w:r>
-        <w:rPr>
-          <w:rFonts w:ascii="Helvetica" w:hAnsi="Helvetica" w:cs="Helvetica"/>
-          <w:sz w:val="24"/>
-          <w:sz-cs w:val="24"/>
-          <w:b/>
-          <w:spacing w:val="0"/>
+          <w:rFonts w:ascii="Helvetica Neue" w:hAnsi="Helvetica Neue" w:cs="Helvetica Neue"/>
+          <w:sz w:val="24"/>
+          <w:sz-cs w:val="24"/>
+          <w:b/>
+          <w:color w:val="171E2D"/>
+        </w:rPr>
+        <w:t xml:space="preserve"/>
+        <w:tab/>
+        <w:t xml:space="preserve">•</w:t>
+        <w:tab/>
+        <w:t xml:space="preserve"/>
+      </w:r>
+      <w:r>
+        <w:rPr>
+          <w:rFonts w:ascii="Helvetica Neue" w:hAnsi="Helvetica Neue" w:cs="Helvetica Neue"/>
+          <w:sz w:val="24"/>
+          <w:sz-cs w:val="24"/>
+          <w:b/>
+          <w:spacing w:val="0"/>
+          <w:color w:val="171E2D"/>
         </w:rPr>
         <w:t xml:space="preserve">Co-located Air Quality</w:t>
       </w:r>
       <w:r>
         <w:rPr>
-          <w:rFonts w:ascii="Helvetica" w:hAnsi="Helvetica" w:cs="Helvetica"/>
-          <w:sz w:val="24"/>
-          <w:sz-cs w:val="24"/>
-          <w:spacing w:val="0"/>
+          <w:rFonts w:ascii="Helvetica Neue" w:hAnsi="Helvetica Neue" w:cs="Helvetica Neue"/>
+          <w:sz w:val="24"/>
+          <w:sz-cs w:val="24"/>
+          <w:spacing w:val="0"/>
+          <w:color w:val="171E2D"/>
         </w:rPr>
         <w:t xml:space="preserve">: </w:t>
       </w:r>
       <w:r>
         <w:rPr>
-          <w:rFonts w:ascii="Helvetica" w:hAnsi="Helvetica" w:cs="Helvetica"/>
-          <w:sz w:val="24"/>
-          <w:sz-cs w:val="24"/>
-          <w:b/>
-          <w:spacing w:val="0"/>
+          <w:rFonts w:ascii="Helvetica Neue" w:hAnsi="Helvetica Neue" w:cs="Helvetica Neue"/>
+          <w:sz w:val="24"/>
+          <w:sz-cs w:val="24"/>
+          <w:b/>
+          <w:spacing w:val="0"/>
+          <w:color w:val="171E2D"/>
         </w:rPr>
         <w:t xml:space="preserve">AQI 58</w:t>
       </w:r>
       <w:r>
         <w:rPr>
-          <w:rFonts w:ascii="Helvetica" w:hAnsi="Helvetica" w:cs="Helvetica"/>
-          <w:sz w:val="24"/>
-          <w:sz-cs w:val="24"/>
-          <w:spacing w:val="0"/>
+          <w:rFonts w:ascii="Helvetica Neue" w:hAnsi="Helvetica Neue" w:cs="Helvetica Neue"/>
+          <w:sz w:val="24"/>
+          <w:sz-cs w:val="24"/>
+          <w:spacing w:val="0"/>
+          <w:color w:val="171E2D"/>
         </w:rPr>
         <w:t xml:space="preserve"> (Moderate | $PM_{2.5}: 16.5\ \mu\text{g/m}^3$)</w:t>
       </w:r>
@@ -1969,33 +2305,36 @@
       </w:pPr>
       <w:r>
         <w:rPr>
-          <w:rFonts w:ascii="Helvetica" w:hAnsi="Helvetica" w:cs="Helvetica"/>
-          <w:sz w:val="24"/>
-          <w:sz-cs w:val="24"/>
-          <w:b/>
-        </w:rPr>
-        <w:t xml:space="preserve"/>
-        <w:tab/>
-        <w:t xml:space="preserve">•</w:t>
-        <w:tab/>
-        <w:t xml:space="preserve"/>
-      </w:r>
-      <w:r>
-        <w:rPr>
-          <w:rFonts w:ascii="Helvetica" w:hAnsi="Helvetica" w:cs="Helvetica"/>
-          <w:sz w:val="24"/>
-          <w:sz-cs w:val="24"/>
-          <w:b/>
-          <w:spacing w:val="0"/>
+          <w:rFonts w:ascii="Helvetica Neue" w:hAnsi="Helvetica Neue" w:cs="Helvetica Neue"/>
+          <w:sz w:val="24"/>
+          <w:sz-cs w:val="24"/>
+          <w:b/>
+          <w:color w:val="171E2D"/>
+        </w:rPr>
+        <w:t xml:space="preserve"/>
+        <w:tab/>
+        <w:t xml:space="preserve">•</w:t>
+        <w:tab/>
+        <w:t xml:space="preserve"/>
+      </w:r>
+      <w:r>
+        <w:rPr>
+          <w:rFonts w:ascii="Helvetica Neue" w:hAnsi="Helvetica Neue" w:cs="Helvetica Neue"/>
+          <w:sz w:val="24"/>
+          <w:sz-cs w:val="24"/>
+          <w:b/>
+          <w:spacing w:val="0"/>
+          <w:color w:val="171E2D"/>
         </w:rPr>
         <w:t xml:space="preserve">On-Site Observations</w:t>
       </w:r>
       <w:r>
         <w:rPr>
-          <w:rFonts w:ascii="Helvetica" w:hAnsi="Helvetica" w:cs="Helvetica"/>
-          <w:sz w:val="24"/>
-          <w:sz-cs w:val="24"/>
-          <w:spacing w:val="0"/>
+          <w:rFonts w:ascii="Helvetica Neue" w:hAnsi="Helvetica Neue" w:cs="Helvetica Neue"/>
+          <w:sz w:val="24"/>
+          <w:sz-cs w:val="24"/>
+          <w:spacing w:val="0"/>
+          <w:color w:val="171E2D"/>
         </w:rPr>
         <w:t xml:space="preserve">: Internal colony street with low vehicle speeds. Occasional delivery motorcycles and localized television/chatter from ground-floor balconies. Compliant with WHO daytime residential guideline (55 dB).</w:t>
       </w:r>
@@ -2006,33 +2345,36 @@
       </w:pPr>
       <w:r>
         <w:rPr>
-          <w:rFonts w:ascii="Helvetica" w:hAnsi="Helvetica" w:cs="Helvetica"/>
-          <w:sz w:val="24"/>
-          <w:sz-cs w:val="24"/>
-          <w:b/>
-        </w:rPr>
-        <w:t xml:space="preserve"/>
-        <w:tab/>
-        <w:t xml:space="preserve">•</w:t>
-        <w:tab/>
-        <w:t xml:space="preserve"/>
-      </w:r>
-      <w:r>
-        <w:rPr>
-          <w:rFonts w:ascii="Helvetica" w:hAnsi="Helvetica" w:cs="Helvetica"/>
-          <w:sz w:val="24"/>
-          <w:sz-cs w:val="24"/>
-          <w:b/>
-          <w:spacing w:val="0"/>
+          <w:rFonts w:ascii="Helvetica Neue" w:hAnsi="Helvetica Neue" w:cs="Helvetica Neue"/>
+          <w:sz w:val="24"/>
+          <w:sz-cs w:val="24"/>
+          <w:b/>
+          <w:color w:val="171E2D"/>
+        </w:rPr>
+        <w:t xml:space="preserve"/>
+        <w:tab/>
+        <w:t xml:space="preserve">•</w:t>
+        <w:tab/>
+        <w:t xml:space="preserve"/>
+      </w:r>
+      <w:r>
+        <w:rPr>
+          <w:rFonts w:ascii="Helvetica Neue" w:hAnsi="Helvetica Neue" w:cs="Helvetica Neue"/>
+          <w:sz w:val="24"/>
+          <w:sz-cs w:val="24"/>
+          <w:b/>
+          <w:spacing w:val="0"/>
+          <w:color w:val="171E2D"/>
         </w:rPr>
         <w:t xml:space="preserve">Photographic Record</w:t>
       </w:r>
       <w:r>
         <w:rPr>
-          <w:rFonts w:ascii="Helvetica" w:hAnsi="Helvetica" w:cs="Helvetica"/>
-          <w:sz w:val="24"/>
-          <w:sz-cs w:val="24"/>
-          <w:spacing w:val="0"/>
+          <w:rFonts w:ascii="Helvetica Neue" w:hAnsi="Helvetica Neue" w:cs="Helvetica Neue"/>
+          <w:sz w:val="24"/>
+          <w:sz-cs w:val="24"/>
+          <w:spacing w:val="0"/>
+          <w:color w:val="171E2D"/>
         </w:rPr>
         <w:t xml:space="preserve">: </w:t>
       </w:r>
@@ -2042,15 +2384,17 @@
           <w:sz w:val="26"/>
           <w:sz-cs w:val="26"/>
           <w:spacing w:val="0"/>
+          <w:color w:val="171E2D"/>
         </w:rPr>
         <w:t xml:space="preserve">[PHOTO 4.1: Residential street view with low-density vehicular movement and tree plantings] [PHOTO 4.2: Sound meter recording baseline acoustic level of 49.5 dB outside residential apartments]</w:t>
       </w:r>
       <w:r>
         <w:rPr>
-          <w:rFonts w:ascii="Helvetica" w:hAnsi="Helvetica" w:cs="Helvetica"/>
-          <w:sz w:val="24"/>
-          <w:sz-cs w:val="24"/>
-          <w:spacing w:val="0"/>
+          <w:rFonts w:ascii="Helvetica Neue" w:hAnsi="Helvetica Neue" w:cs="Helvetica Neue"/>
+          <w:sz w:val="24"/>
+          <w:sz-cs w:val="24"/>
+          <w:spacing w:val="0"/>
+          <w:color w:val="171E2D"/>
         </w:rPr>
         <w:t xml:space="preserve"/>
       </w:r>
@@ -2059,7 +2403,7 @@
       <w:pPr/>
       <w:r>
         <w:rPr>
-          <w:rFonts w:ascii="Helvetica" w:hAnsi="Helvetica" w:cs="Helvetica"/>
+          <w:rFonts w:ascii="Helvetica Neue" w:hAnsi="Helvetica Neue" w:cs="Helvetica Neue"/>
           <w:sz w:val="24"/>
           <w:sz-cs w:val="24"/>
           <w:spacing w:val="0"/>
@@ -2074,11 +2418,12 @@
       </w:pPr>
       <w:r>
         <w:rPr>
-          <w:rFonts w:ascii="Helvetica" w:hAnsi="Helvetica" w:cs="Helvetica"/>
+          <w:rFonts w:ascii="Helvetica Neue" w:hAnsi="Helvetica Neue" w:cs="Helvetica Neue"/>
           <w:sz w:val="28"/>
           <w:sz-cs w:val="28"/>
           <w:b/>
           <w:spacing w:val="0"/>
+          <w:color w:val="171E2D"/>
         </w:rPr>
         <w:t xml:space="preserve">Site 5: Industrial &amp; Heavy Transit Node (Hadapsar Gadital Chowk / Bypass)</w:t>
       </w:r>
@@ -2089,33 +2434,36 @@
       </w:pPr>
       <w:r>
         <w:rPr>
-          <w:rFonts w:ascii="Helvetica" w:hAnsi="Helvetica" w:cs="Helvetica"/>
-          <w:sz w:val="24"/>
-          <w:sz-cs w:val="24"/>
-          <w:b/>
-        </w:rPr>
-        <w:t xml:space="preserve"/>
-        <w:tab/>
-        <w:t xml:space="preserve">•</w:t>
-        <w:tab/>
-        <w:t xml:space="preserve"/>
-      </w:r>
-      <w:r>
-        <w:rPr>
-          <w:rFonts w:ascii="Helvetica" w:hAnsi="Helvetica" w:cs="Helvetica"/>
-          <w:sz w:val="24"/>
-          <w:sz-cs w:val="24"/>
-          <w:b/>
-          <w:spacing w:val="0"/>
+          <w:rFonts w:ascii="Helvetica Neue" w:hAnsi="Helvetica Neue" w:cs="Helvetica Neue"/>
+          <w:sz w:val="24"/>
+          <w:sz-cs w:val="24"/>
+          <w:b/>
+          <w:color w:val="171E2D"/>
+        </w:rPr>
+        <w:t xml:space="preserve"/>
+        <w:tab/>
+        <w:t xml:space="preserve">•</w:t>
+        <w:tab/>
+        <w:t xml:space="preserve"/>
+      </w:r>
+      <w:r>
+        <w:rPr>
+          <w:rFonts w:ascii="Helvetica Neue" w:hAnsi="Helvetica Neue" w:cs="Helvetica Neue"/>
+          <w:sz w:val="24"/>
+          <w:sz-cs w:val="24"/>
+          <w:b/>
+          <w:spacing w:val="0"/>
+          <w:color w:val="171E2D"/>
         </w:rPr>
         <w:t xml:space="preserve">Land-Use Classification</w:t>
       </w:r>
       <w:r>
         <w:rPr>
-          <w:rFonts w:ascii="Helvetica" w:hAnsi="Helvetica" w:cs="Helvetica"/>
-          <w:sz w:val="24"/>
-          <w:sz-cs w:val="24"/>
-          <w:spacing w:val="0"/>
+          <w:rFonts w:ascii="Helvetica Neue" w:hAnsi="Helvetica Neue" w:cs="Helvetica Neue"/>
+          <w:sz w:val="24"/>
+          <w:sz-cs w:val="24"/>
+          <w:spacing w:val="0"/>
+          <w:color w:val="171E2D"/>
         </w:rPr>
         <w:t xml:space="preserve">: Heavy Commercial / Industrial Freight Transit</w:t>
       </w:r>
@@ -2126,33 +2474,36 @@
       </w:pPr>
       <w:r>
         <w:rPr>
-          <w:rFonts w:ascii="Helvetica" w:hAnsi="Helvetica" w:cs="Helvetica"/>
-          <w:sz w:val="24"/>
-          <w:sz-cs w:val="24"/>
-          <w:b/>
-        </w:rPr>
-        <w:t xml:space="preserve"/>
-        <w:tab/>
-        <w:t xml:space="preserve">•</w:t>
-        <w:tab/>
-        <w:t xml:space="preserve"/>
-      </w:r>
-      <w:r>
-        <w:rPr>
-          <w:rFonts w:ascii="Helvetica" w:hAnsi="Helvetica" w:cs="Helvetica"/>
-          <w:sz w:val="24"/>
-          <w:sz-cs w:val="24"/>
-          <w:b/>
-          <w:spacing w:val="0"/>
+          <w:rFonts w:ascii="Helvetica Neue" w:hAnsi="Helvetica Neue" w:cs="Helvetica Neue"/>
+          <w:sz w:val="24"/>
+          <w:sz-cs w:val="24"/>
+          <w:b/>
+          <w:color w:val="171E2D"/>
+        </w:rPr>
+        <w:t xml:space="preserve"/>
+        <w:tab/>
+        <w:t xml:space="preserve">•</w:t>
+        <w:tab/>
+        <w:t xml:space="preserve"/>
+      </w:r>
+      <w:r>
+        <w:rPr>
+          <w:rFonts w:ascii="Helvetica Neue" w:hAnsi="Helvetica Neue" w:cs="Helvetica Neue"/>
+          <w:sz w:val="24"/>
+          <w:sz-cs w:val="24"/>
+          <w:b/>
+          <w:spacing w:val="0"/>
+          <w:color w:val="171E2D"/>
         </w:rPr>
         <w:t xml:space="preserve">Coordinates</w:t>
       </w:r>
       <w:r>
         <w:rPr>
-          <w:rFonts w:ascii="Helvetica" w:hAnsi="Helvetica" w:cs="Helvetica"/>
-          <w:sz w:val="24"/>
-          <w:sz-cs w:val="24"/>
-          <w:spacing w:val="0"/>
+          <w:rFonts w:ascii="Helvetica Neue" w:hAnsi="Helvetica Neue" w:cs="Helvetica Neue"/>
+          <w:sz w:val="24"/>
+          <w:sz-cs w:val="24"/>
+          <w:spacing w:val="0"/>
+          <w:color w:val="171E2D"/>
         </w:rPr>
         <w:t xml:space="preserve">: $18.5089^\circ\text{ N}, 73.9259^\circ\text{ E}$</w:t>
       </w:r>
@@ -2163,33 +2514,36 @@
       </w:pPr>
       <w:r>
         <w:rPr>
-          <w:rFonts w:ascii="Helvetica" w:hAnsi="Helvetica" w:cs="Helvetica"/>
-          <w:sz w:val="24"/>
-          <w:sz-cs w:val="24"/>
-          <w:b/>
-        </w:rPr>
-        <w:t xml:space="preserve"/>
-        <w:tab/>
-        <w:t xml:space="preserve">•</w:t>
-        <w:tab/>
-        <w:t xml:space="preserve"/>
-      </w:r>
-      <w:r>
-        <w:rPr>
-          <w:rFonts w:ascii="Helvetica" w:hAnsi="Helvetica" w:cs="Helvetica"/>
-          <w:sz w:val="24"/>
-          <w:sz-cs w:val="24"/>
-          <w:b/>
-          <w:spacing w:val="0"/>
+          <w:rFonts w:ascii="Helvetica Neue" w:hAnsi="Helvetica Neue" w:cs="Helvetica Neue"/>
+          <w:sz w:val="24"/>
+          <w:sz-cs w:val="24"/>
+          <w:b/>
+          <w:color w:val="171E2D"/>
+        </w:rPr>
+        <w:t xml:space="preserve"/>
+        <w:tab/>
+        <w:t xml:space="preserve">•</w:t>
+        <w:tab/>
+        <w:t xml:space="preserve"/>
+      </w:r>
+      <w:r>
+        <w:rPr>
+          <w:rFonts w:ascii="Helvetica Neue" w:hAnsi="Helvetica Neue" w:cs="Helvetica Neue"/>
+          <w:sz w:val="24"/>
+          <w:sz-cs w:val="24"/>
+          <w:b/>
+          <w:spacing w:val="0"/>
+          <w:color w:val="171E2D"/>
         </w:rPr>
         <w:t xml:space="preserve">Time of Visit</w:t>
       </w:r>
       <w:r>
         <w:rPr>
-          <w:rFonts w:ascii="Helvetica" w:hAnsi="Helvetica" w:cs="Helvetica"/>
-          <w:sz w:val="24"/>
-          <w:sz-cs w:val="24"/>
-          <w:spacing w:val="0"/>
+          <w:rFonts w:ascii="Helvetica Neue" w:hAnsi="Helvetica Neue" w:cs="Helvetica Neue"/>
+          <w:sz w:val="24"/>
+          <w:sz-cs w:val="24"/>
+          <w:spacing w:val="0"/>
+          <w:color w:val="171E2D"/>
         </w:rPr>
         <w:t xml:space="preserve">: Evening Peak (06:30 PM – 07:15 PM)</w:t>
       </w:r>
@@ -2200,33 +2554,36 @@
       </w:pPr>
       <w:r>
         <w:rPr>
-          <w:rFonts w:ascii="Helvetica" w:hAnsi="Helvetica" w:cs="Helvetica"/>
-          <w:sz w:val="24"/>
-          <w:sz-cs w:val="24"/>
-          <w:b/>
-        </w:rPr>
-        <w:t xml:space="preserve"/>
-        <w:tab/>
-        <w:t xml:space="preserve">•</w:t>
-        <w:tab/>
-        <w:t xml:space="preserve"/>
-      </w:r>
-      <w:r>
-        <w:rPr>
-          <w:rFonts w:ascii="Helvetica" w:hAnsi="Helvetica" w:cs="Helvetica"/>
-          <w:sz w:val="24"/>
-          <w:sz-cs w:val="24"/>
-          <w:b/>
-          <w:spacing w:val="0"/>
+          <w:rFonts w:ascii="Helvetica Neue" w:hAnsi="Helvetica Neue" w:cs="Helvetica Neue"/>
+          <w:sz w:val="24"/>
+          <w:sz-cs w:val="24"/>
+          <w:b/>
+          <w:color w:val="171E2D"/>
+        </w:rPr>
+        <w:t xml:space="preserve"/>
+        <w:tab/>
+        <w:t xml:space="preserve">•</w:t>
+        <w:tab/>
+        <w:t xml:space="preserve"/>
+      </w:r>
+      <w:r>
+        <w:rPr>
+          <w:rFonts w:ascii="Helvetica Neue" w:hAnsi="Helvetica Neue" w:cs="Helvetica Neue"/>
+          <w:sz w:val="24"/>
+          <w:sz-cs w:val="24"/>
+          <w:b/>
+          <w:spacing w:val="0"/>
+          <w:color w:val="171E2D"/>
         </w:rPr>
         <w:t xml:space="preserve">Weather</w:t>
       </w:r>
       <w:r>
         <w:rPr>
-          <w:rFonts w:ascii="Helvetica" w:hAnsi="Helvetica" w:cs="Helvetica"/>
-          <w:sz w:val="24"/>
-          <w:sz-cs w:val="24"/>
-          <w:spacing w:val="0"/>
+          <w:rFonts w:ascii="Helvetica Neue" w:hAnsi="Helvetica Neue" w:cs="Helvetica Neue"/>
+          <w:sz w:val="24"/>
+          <w:sz-cs w:val="24"/>
+          <w:spacing w:val="0"/>
+          <w:color w:val="171E2D"/>
         </w:rPr>
         <w:t xml:space="preserve">: Dry, 28°C, Wind speed ~6 km/h</w:t>
       </w:r>
@@ -2237,52 +2594,57 @@
       </w:pPr>
       <w:r>
         <w:rPr>
-          <w:rFonts w:ascii="Helvetica" w:hAnsi="Helvetica" w:cs="Helvetica"/>
-          <w:sz w:val="24"/>
-          <w:sz-cs w:val="24"/>
-          <w:b/>
-        </w:rPr>
-        <w:t xml:space="preserve"/>
-        <w:tab/>
-        <w:t xml:space="preserve">•</w:t>
-        <w:tab/>
-        <w:t xml:space="preserve"/>
-      </w:r>
-      <w:r>
-        <w:rPr>
-          <w:rFonts w:ascii="Helvetica" w:hAnsi="Helvetica" w:cs="Helvetica"/>
-          <w:sz w:val="24"/>
-          <w:sz-cs w:val="24"/>
-          <w:b/>
-          <w:spacing w:val="0"/>
+          <w:rFonts w:ascii="Helvetica Neue" w:hAnsi="Helvetica Neue" w:cs="Helvetica Neue"/>
+          <w:sz w:val="24"/>
+          <w:sz-cs w:val="24"/>
+          <w:b/>
+          <w:color w:val="171E2D"/>
+        </w:rPr>
+        <w:t xml:space="preserve"/>
+        <w:tab/>
+        <w:t xml:space="preserve">•</w:t>
+        <w:tab/>
+        <w:t xml:space="preserve"/>
+      </w:r>
+      <w:r>
+        <w:rPr>
+          <w:rFonts w:ascii="Helvetica Neue" w:hAnsi="Helvetica Neue" w:cs="Helvetica Neue"/>
+          <w:sz w:val="24"/>
+          <w:sz-cs w:val="24"/>
+          <w:b/>
+          <w:spacing w:val="0"/>
+          <w:color w:val="171E2D"/>
         </w:rPr>
         <w:t xml:space="preserve">Measured Sound Level</w:t>
       </w:r>
       <w:r>
         <w:rPr>
-          <w:rFonts w:ascii="Helvetica" w:hAnsi="Helvetica" w:cs="Helvetica"/>
-          <w:sz w:val="24"/>
-          <w:sz-cs w:val="24"/>
-          <w:spacing w:val="0"/>
+          <w:rFonts w:ascii="Helvetica Neue" w:hAnsi="Helvetica Neue" w:cs="Helvetica Neue"/>
+          <w:sz w:val="24"/>
+          <w:sz-cs w:val="24"/>
+          <w:spacing w:val="0"/>
+          <w:color w:val="171E2D"/>
         </w:rPr>
         <w:t xml:space="preserve">: </w:t>
       </w:r>
       <w:r>
         <w:rPr>
-          <w:rFonts w:ascii="Helvetica" w:hAnsi="Helvetica" w:cs="Helvetica"/>
-          <w:sz w:val="24"/>
-          <w:sz-cs w:val="24"/>
-          <w:b/>
-          <w:spacing w:val="0"/>
+          <w:rFonts w:ascii="Helvetica Neue" w:hAnsi="Helvetica Neue" w:cs="Helvetica Neue"/>
+          <w:sz w:val="24"/>
+          <w:sz-cs w:val="24"/>
+          <w:b/>
+          <w:spacing w:val="0"/>
+          <w:color w:val="171E2D"/>
         </w:rPr>
         <w:t xml:space="preserve">85.1 dB</w:t>
       </w:r>
       <w:r>
         <w:rPr>
-          <w:rFonts w:ascii="Helvetica" w:hAnsi="Helvetica" w:cs="Helvetica"/>
-          <w:sz w:val="24"/>
-          <w:sz-cs w:val="24"/>
-          <w:spacing w:val="0"/>
+          <w:rFonts w:ascii="Helvetica Neue" w:hAnsi="Helvetica Neue" w:cs="Helvetica Neue"/>
+          <w:sz w:val="24"/>
+          <w:sz-cs w:val="24"/>
+          <w:spacing w:val="0"/>
+          <w:color w:val="171E2D"/>
         </w:rPr>
         <w:t xml:space="preserve"> ($L_{\text{max}}: 98.7\text{ dB}$)</w:t>
       </w:r>
@@ -2293,52 +2655,57 @@
       </w:pPr>
       <w:r>
         <w:rPr>
-          <w:rFonts w:ascii="Helvetica" w:hAnsi="Helvetica" w:cs="Helvetica"/>
-          <w:sz w:val="24"/>
-          <w:sz-cs w:val="24"/>
-          <w:b/>
-        </w:rPr>
-        <w:t xml:space="preserve"/>
-        <w:tab/>
-        <w:t xml:space="preserve">•</w:t>
-        <w:tab/>
-        <w:t xml:space="preserve"/>
-      </w:r>
-      <w:r>
-        <w:rPr>
-          <w:rFonts w:ascii="Helvetica" w:hAnsi="Helvetica" w:cs="Helvetica"/>
-          <w:sz w:val="24"/>
-          <w:sz-cs w:val="24"/>
-          <w:b/>
-          <w:spacing w:val="0"/>
+          <w:rFonts w:ascii="Helvetica Neue" w:hAnsi="Helvetica Neue" w:cs="Helvetica Neue"/>
+          <w:sz w:val="24"/>
+          <w:sz-cs w:val="24"/>
+          <w:b/>
+          <w:color w:val="171E2D"/>
+        </w:rPr>
+        <w:t xml:space="preserve"/>
+        <w:tab/>
+        <w:t xml:space="preserve">•</w:t>
+        <w:tab/>
+        <w:t xml:space="preserve"/>
+      </w:r>
+      <w:r>
+        <w:rPr>
+          <w:rFonts w:ascii="Helvetica Neue" w:hAnsi="Helvetica Neue" w:cs="Helvetica Neue"/>
+          <w:sz w:val="24"/>
+          <w:sz-cs w:val="24"/>
+          <w:b/>
+          <w:spacing w:val="0"/>
+          <w:color w:val="171E2D"/>
         </w:rPr>
         <w:t xml:space="preserve">Co-located Air Quality</w:t>
       </w:r>
       <w:r>
         <w:rPr>
-          <w:rFonts w:ascii="Helvetica" w:hAnsi="Helvetica" w:cs="Helvetica"/>
-          <w:sz w:val="24"/>
-          <w:sz-cs w:val="24"/>
-          <w:spacing w:val="0"/>
+          <w:rFonts w:ascii="Helvetica Neue" w:hAnsi="Helvetica Neue" w:cs="Helvetica Neue"/>
+          <w:sz w:val="24"/>
+          <w:sz-cs w:val="24"/>
+          <w:spacing w:val="0"/>
+          <w:color w:val="171E2D"/>
         </w:rPr>
         <w:t xml:space="preserve">: </w:t>
       </w:r>
       <w:r>
         <w:rPr>
-          <w:rFonts w:ascii="Helvetica" w:hAnsi="Helvetica" w:cs="Helvetica"/>
-          <w:sz w:val="24"/>
-          <w:sz-cs w:val="24"/>
-          <w:b/>
-          <w:spacing w:val="0"/>
+          <w:rFonts w:ascii="Helvetica Neue" w:hAnsi="Helvetica Neue" w:cs="Helvetica Neue"/>
+          <w:sz w:val="24"/>
+          <w:sz-cs w:val="24"/>
+          <w:b/>
+          <w:spacing w:val="0"/>
+          <w:color w:val="171E2D"/>
         </w:rPr>
         <w:t xml:space="preserve">AQI 124</w:t>
       </w:r>
       <w:r>
         <w:rPr>
-          <w:rFonts w:ascii="Helvetica" w:hAnsi="Helvetica" w:cs="Helvetica"/>
-          <w:sz w:val="24"/>
-          <w:sz-cs w:val="24"/>
-          <w:spacing w:val="0"/>
+          <w:rFonts w:ascii="Helvetica Neue" w:hAnsi="Helvetica Neue" w:cs="Helvetica Neue"/>
+          <w:sz w:val="24"/>
+          <w:sz-cs w:val="24"/>
+          <w:spacing w:val="0"/>
+          <w:color w:val="171E2D"/>
         </w:rPr>
         <w:t xml:space="preserve"> (Unhealthy for Sensitive Groups | $PM_{2.5}: 45.2\ \mu\text{g/m}^3$)</w:t>
       </w:r>
@@ -2349,33 +2716,36 @@
       </w:pPr>
       <w:r>
         <w:rPr>
-          <w:rFonts w:ascii="Helvetica" w:hAnsi="Helvetica" w:cs="Helvetica"/>
-          <w:sz w:val="24"/>
-          <w:sz-cs w:val="24"/>
-          <w:b/>
-        </w:rPr>
-        <w:t xml:space="preserve"/>
-        <w:tab/>
-        <w:t xml:space="preserve">•</w:t>
-        <w:tab/>
-        <w:t xml:space="preserve"/>
-      </w:r>
-      <w:r>
-        <w:rPr>
-          <w:rFonts w:ascii="Helvetica" w:hAnsi="Helvetica" w:cs="Helvetica"/>
-          <w:sz w:val="24"/>
-          <w:sz-cs w:val="24"/>
-          <w:b/>
-          <w:spacing w:val="0"/>
+          <w:rFonts w:ascii="Helvetica Neue" w:hAnsi="Helvetica Neue" w:cs="Helvetica Neue"/>
+          <w:sz w:val="24"/>
+          <w:sz-cs w:val="24"/>
+          <w:b/>
+          <w:color w:val="171E2D"/>
+        </w:rPr>
+        <w:t xml:space="preserve"/>
+        <w:tab/>
+        <w:t xml:space="preserve">•</w:t>
+        <w:tab/>
+        <w:t xml:space="preserve"/>
+      </w:r>
+      <w:r>
+        <w:rPr>
+          <w:rFonts w:ascii="Helvetica Neue" w:hAnsi="Helvetica Neue" w:cs="Helvetica Neue"/>
+          <w:sz w:val="24"/>
+          <w:sz-cs w:val="24"/>
+          <w:b/>
+          <w:spacing w:val="0"/>
+          <w:color w:val="171E2D"/>
         </w:rPr>
         <w:t xml:space="preserve">On-Site Observations</w:t>
       </w:r>
       <w:r>
         <w:rPr>
-          <w:rFonts w:ascii="Helvetica" w:hAnsi="Helvetica" w:cs="Helvetica"/>
-          <w:sz w:val="24"/>
-          <w:sz-cs w:val="24"/>
-          <w:spacing w:val="0"/>
+          <w:rFonts w:ascii="Helvetica Neue" w:hAnsi="Helvetica Neue" w:cs="Helvetica Neue"/>
+          <w:sz w:val="24"/>
+          <w:sz-cs w:val="24"/>
+          <w:spacing w:val="0"/>
+          <w:color w:val="171E2D"/>
         </w:rPr>
         <w:t xml:space="preserve">: Heavy multi-axle freight trucks, continuous engine braking, severe congestion, airborne dust from unpaved road shoulders. Strong presence of diesel particulate smell.</w:t>
       </w:r>
@@ -2386,33 +2756,36 @@
       </w:pPr>
       <w:r>
         <w:rPr>
-          <w:rFonts w:ascii="Helvetica" w:hAnsi="Helvetica" w:cs="Helvetica"/>
-          <w:sz w:val="24"/>
-          <w:sz-cs w:val="24"/>
-          <w:b/>
-        </w:rPr>
-        <w:t xml:space="preserve"/>
-        <w:tab/>
-        <w:t xml:space="preserve">•</w:t>
-        <w:tab/>
-        <w:t xml:space="preserve"/>
-      </w:r>
-      <w:r>
-        <w:rPr>
-          <w:rFonts w:ascii="Helvetica" w:hAnsi="Helvetica" w:cs="Helvetica"/>
-          <w:sz w:val="24"/>
-          <w:sz-cs w:val="24"/>
-          <w:b/>
-          <w:spacing w:val="0"/>
+          <w:rFonts w:ascii="Helvetica Neue" w:hAnsi="Helvetica Neue" w:cs="Helvetica Neue"/>
+          <w:sz w:val="24"/>
+          <w:sz-cs w:val="24"/>
+          <w:b/>
+          <w:color w:val="171E2D"/>
+        </w:rPr>
+        <w:t xml:space="preserve"/>
+        <w:tab/>
+        <w:t xml:space="preserve">•</w:t>
+        <w:tab/>
+        <w:t xml:space="preserve"/>
+      </w:r>
+      <w:r>
+        <w:rPr>
+          <w:rFonts w:ascii="Helvetica Neue" w:hAnsi="Helvetica Neue" w:cs="Helvetica Neue"/>
+          <w:sz w:val="24"/>
+          <w:sz-cs w:val="24"/>
+          <w:b/>
+          <w:spacing w:val="0"/>
+          <w:color w:val="171E2D"/>
         </w:rPr>
         <w:t xml:space="preserve">Photographic Record</w:t>
       </w:r>
       <w:r>
         <w:rPr>
-          <w:rFonts w:ascii="Helvetica" w:hAnsi="Helvetica" w:cs="Helvetica"/>
-          <w:sz w:val="24"/>
-          <w:sz-cs w:val="24"/>
-          <w:spacing w:val="0"/>
+          <w:rFonts w:ascii="Helvetica Neue" w:hAnsi="Helvetica Neue" w:cs="Helvetica Neue"/>
+          <w:sz w:val="24"/>
+          <w:sz-cs w:val="24"/>
+          <w:spacing w:val="0"/>
+          <w:color w:val="171E2D"/>
         </w:rPr>
         <w:t xml:space="preserve">: </w:t>
       </w:r>
@@ -2422,15 +2795,17 @@
           <w:sz w:val="26"/>
           <w:sz-cs w:val="26"/>
           <w:spacing w:val="0"/>
+          <w:color w:val="171E2D"/>
         </w:rPr>
         <w:t xml:space="preserve">[PHOTO 5.1: Hadapsar bypass junction showing heavy freight transport and dust resuspension] [PHOTO 5.2: Maximum decibel peak recording (85.1 dB) during heavy commercial vehicle acceleration]</w:t>
       </w:r>
       <w:r>
         <w:rPr>
-          <w:rFonts w:ascii="Helvetica" w:hAnsi="Helvetica" w:cs="Helvetica"/>
-          <w:sz w:val="24"/>
-          <w:sz-cs w:val="24"/>
-          <w:spacing w:val="0"/>
+          <w:rFonts w:ascii="Helvetica Neue" w:hAnsi="Helvetica Neue" w:cs="Helvetica Neue"/>
+          <w:sz w:val="24"/>
+          <w:sz-cs w:val="24"/>
+          <w:spacing w:val="0"/>
+          <w:color w:val="171E2D"/>
         </w:rPr>
         <w:t xml:space="preserve"/>
       </w:r>
@@ -2439,7 +2814,7 @@
       <w:pPr/>
       <w:r>
         <w:rPr>
-          <w:rFonts w:ascii="Helvetica" w:hAnsi="Helvetica" w:cs="Helvetica"/>
+          <w:rFonts w:ascii="Helvetica Neue" w:hAnsi="Helvetica Neue" w:cs="Helvetica Neue"/>
           <w:sz w:val="24"/>
           <w:sz-cs w:val="24"/>
           <w:spacing w:val="0"/>
@@ -2454,11 +2829,12 @@
       </w:pPr>
       <w:r>
         <w:rPr>
-          <w:rFonts w:ascii="Helvetica" w:hAnsi="Helvetica" w:cs="Helvetica"/>
+          <w:rFonts w:ascii="Helvetica Neue" w:hAnsi="Helvetica Neue" w:cs="Helvetica Neue"/>
           <w:sz w:val="28"/>
           <w:sz-cs w:val="28"/>
           <w:b/>
           <w:spacing w:val="0"/>
+          <w:color w:val="171E2D"/>
         </w:rPr>
         <w:t xml:space="preserve">Site 6: Industrial Cluster Zone (Bhosari Industrial Corridor)</w:t>
       </w:r>
@@ -2469,33 +2845,36 @@
       </w:pPr>
       <w:r>
         <w:rPr>
-          <w:rFonts w:ascii="Helvetica" w:hAnsi="Helvetica" w:cs="Helvetica"/>
-          <w:sz w:val="24"/>
-          <w:sz-cs w:val="24"/>
-          <w:b/>
-        </w:rPr>
-        <w:t xml:space="preserve"/>
-        <w:tab/>
-        <w:t xml:space="preserve">•</w:t>
-        <w:tab/>
-        <w:t xml:space="preserve"/>
-      </w:r>
-      <w:r>
-        <w:rPr>
-          <w:rFonts w:ascii="Helvetica" w:hAnsi="Helvetica" w:cs="Helvetica"/>
-          <w:sz w:val="24"/>
-          <w:sz-cs w:val="24"/>
-          <w:b/>
-          <w:spacing w:val="0"/>
+          <w:rFonts w:ascii="Helvetica Neue" w:hAnsi="Helvetica Neue" w:cs="Helvetica Neue"/>
+          <w:sz w:val="24"/>
+          <w:sz-cs w:val="24"/>
+          <w:b/>
+          <w:color w:val="171E2D"/>
+        </w:rPr>
+        <w:t xml:space="preserve"/>
+        <w:tab/>
+        <w:t xml:space="preserve">•</w:t>
+        <w:tab/>
+        <w:t xml:space="preserve"/>
+      </w:r>
+      <w:r>
+        <w:rPr>
+          <w:rFonts w:ascii="Helvetica Neue" w:hAnsi="Helvetica Neue" w:cs="Helvetica Neue"/>
+          <w:sz w:val="24"/>
+          <w:sz-cs w:val="24"/>
+          <w:b/>
+          <w:spacing w:val="0"/>
+          <w:color w:val="171E2D"/>
         </w:rPr>
         <w:t xml:space="preserve">Land-Use Classification</w:t>
       </w:r>
       <w:r>
         <w:rPr>
-          <w:rFonts w:ascii="Helvetica" w:hAnsi="Helvetica" w:cs="Helvetica"/>
-          <w:sz w:val="24"/>
-          <w:sz-cs w:val="24"/>
-          <w:spacing w:val="0"/>
+          <w:rFonts w:ascii="Helvetica Neue" w:hAnsi="Helvetica Neue" w:cs="Helvetica Neue"/>
+          <w:sz w:val="24"/>
+          <w:sz-cs w:val="24"/>
+          <w:spacing w:val="0"/>
+          <w:color w:val="171E2D"/>
         </w:rPr>
         <w:t xml:space="preserve">: Manufacturing / Light Fabrication</w:t>
       </w:r>
@@ -2506,33 +2885,36 @@
       </w:pPr>
       <w:r>
         <w:rPr>
-          <w:rFonts w:ascii="Helvetica" w:hAnsi="Helvetica" w:cs="Helvetica"/>
-          <w:sz w:val="24"/>
-          <w:sz-cs w:val="24"/>
-          <w:b/>
-        </w:rPr>
-        <w:t xml:space="preserve"/>
-        <w:tab/>
-        <w:t xml:space="preserve">•</w:t>
-        <w:tab/>
-        <w:t xml:space="preserve"/>
-      </w:r>
-      <w:r>
-        <w:rPr>
-          <w:rFonts w:ascii="Helvetica" w:hAnsi="Helvetica" w:cs="Helvetica"/>
-          <w:sz w:val="24"/>
-          <w:sz-cs w:val="24"/>
-          <w:b/>
-          <w:spacing w:val="0"/>
+          <w:rFonts w:ascii="Helvetica Neue" w:hAnsi="Helvetica Neue" w:cs="Helvetica Neue"/>
+          <w:sz w:val="24"/>
+          <w:sz-cs w:val="24"/>
+          <w:b/>
+          <w:color w:val="171E2D"/>
+        </w:rPr>
+        <w:t xml:space="preserve"/>
+        <w:tab/>
+        <w:t xml:space="preserve">•</w:t>
+        <w:tab/>
+        <w:t xml:space="preserve"/>
+      </w:r>
+      <w:r>
+        <w:rPr>
+          <w:rFonts w:ascii="Helvetica Neue" w:hAnsi="Helvetica Neue" w:cs="Helvetica Neue"/>
+          <w:sz w:val="24"/>
+          <w:sz-cs w:val="24"/>
+          <w:b/>
+          <w:spacing w:val="0"/>
+          <w:color w:val="171E2D"/>
         </w:rPr>
         <w:t xml:space="preserve">Coordinates</w:t>
       </w:r>
       <w:r>
         <w:rPr>
-          <w:rFonts w:ascii="Helvetica" w:hAnsi="Helvetica" w:cs="Helvetica"/>
-          <w:sz w:val="24"/>
-          <w:sz-cs w:val="24"/>
-          <w:spacing w:val="0"/>
+          <w:rFonts w:ascii="Helvetica Neue" w:hAnsi="Helvetica Neue" w:cs="Helvetica Neue"/>
+          <w:sz w:val="24"/>
+          <w:sz-cs w:val="24"/>
+          <w:spacing w:val="0"/>
+          <w:color w:val="171E2D"/>
         </w:rPr>
         <w:t xml:space="preserve">: $18.6274^\circ\text{ N}, 73.8465^\circ\text{ E}$</w:t>
       </w:r>
@@ -2543,33 +2925,36 @@
       </w:pPr>
       <w:r>
         <w:rPr>
-          <w:rFonts w:ascii="Helvetica" w:hAnsi="Helvetica" w:cs="Helvetica"/>
-          <w:sz w:val="24"/>
-          <w:sz-cs w:val="24"/>
-          <w:b/>
-        </w:rPr>
-        <w:t xml:space="preserve"/>
-        <w:tab/>
-        <w:t xml:space="preserve">•</w:t>
-        <w:tab/>
-        <w:t xml:space="preserve"/>
-      </w:r>
-      <w:r>
-        <w:rPr>
-          <w:rFonts w:ascii="Helvetica" w:hAnsi="Helvetica" w:cs="Helvetica"/>
-          <w:sz w:val="24"/>
-          <w:sz-cs w:val="24"/>
-          <w:b/>
-          <w:spacing w:val="0"/>
+          <w:rFonts w:ascii="Helvetica Neue" w:hAnsi="Helvetica Neue" w:cs="Helvetica Neue"/>
+          <w:sz w:val="24"/>
+          <w:sz-cs w:val="24"/>
+          <w:b/>
+          <w:color w:val="171E2D"/>
+        </w:rPr>
+        <w:t xml:space="preserve"/>
+        <w:tab/>
+        <w:t xml:space="preserve">•</w:t>
+        <w:tab/>
+        <w:t xml:space="preserve"/>
+      </w:r>
+      <w:r>
+        <w:rPr>
+          <w:rFonts w:ascii="Helvetica Neue" w:hAnsi="Helvetica Neue" w:cs="Helvetica Neue"/>
+          <w:sz w:val="24"/>
+          <w:sz-cs w:val="24"/>
+          <w:b/>
+          <w:spacing w:val="0"/>
+          <w:color w:val="171E2D"/>
         </w:rPr>
         <w:t xml:space="preserve">Time of Visit</w:t>
       </w:r>
       <w:r>
         <w:rPr>
-          <w:rFonts w:ascii="Helvetica" w:hAnsi="Helvetica" w:cs="Helvetica"/>
-          <w:sz w:val="24"/>
-          <w:sz-cs w:val="24"/>
-          <w:spacing w:val="0"/>
+          <w:rFonts w:ascii="Helvetica Neue" w:hAnsi="Helvetica Neue" w:cs="Helvetica Neue"/>
+          <w:sz w:val="24"/>
+          <w:sz-cs w:val="24"/>
+          <w:spacing w:val="0"/>
+          <w:color w:val="171E2D"/>
         </w:rPr>
         <w:t xml:space="preserve">: Afternoon (02:30 PM – 03:30 PM)</w:t>
       </w:r>
@@ -2580,33 +2965,36 @@
       </w:pPr>
       <w:r>
         <w:rPr>
-          <w:rFonts w:ascii="Helvetica" w:hAnsi="Helvetica" w:cs="Helvetica"/>
-          <w:sz w:val="24"/>
-          <w:sz-cs w:val="24"/>
-          <w:b/>
-        </w:rPr>
-        <w:t xml:space="preserve"/>
-        <w:tab/>
-        <w:t xml:space="preserve">•</w:t>
-        <w:tab/>
-        <w:t xml:space="preserve"/>
-      </w:r>
-      <w:r>
-        <w:rPr>
-          <w:rFonts w:ascii="Helvetica" w:hAnsi="Helvetica" w:cs="Helvetica"/>
-          <w:sz w:val="24"/>
-          <w:sz-cs w:val="24"/>
-          <w:b/>
-          <w:spacing w:val="0"/>
+          <w:rFonts w:ascii="Helvetica Neue" w:hAnsi="Helvetica Neue" w:cs="Helvetica Neue"/>
+          <w:sz w:val="24"/>
+          <w:sz-cs w:val="24"/>
+          <w:b/>
+          <w:color w:val="171E2D"/>
+        </w:rPr>
+        <w:t xml:space="preserve"/>
+        <w:tab/>
+        <w:t xml:space="preserve">•</w:t>
+        <w:tab/>
+        <w:t xml:space="preserve"/>
+      </w:r>
+      <w:r>
+        <w:rPr>
+          <w:rFonts w:ascii="Helvetica Neue" w:hAnsi="Helvetica Neue" w:cs="Helvetica Neue"/>
+          <w:sz w:val="24"/>
+          <w:sz-cs w:val="24"/>
+          <w:b/>
+          <w:spacing w:val="0"/>
+          <w:color w:val="171E2D"/>
         </w:rPr>
         <w:t xml:space="preserve">Weather</w:t>
       </w:r>
       <w:r>
         <w:rPr>
-          <w:rFonts w:ascii="Helvetica" w:hAnsi="Helvetica" w:cs="Helvetica"/>
-          <w:sz w:val="24"/>
-          <w:sz-cs w:val="24"/>
-          <w:spacing w:val="0"/>
+          <w:rFonts w:ascii="Helvetica Neue" w:hAnsi="Helvetica Neue" w:cs="Helvetica Neue"/>
+          <w:sz w:val="24"/>
+          <w:sz-cs w:val="24"/>
+          <w:spacing w:val="0"/>
+          <w:color w:val="171E2D"/>
         </w:rPr>
         <w:t xml:space="preserve">: Warm, 31°C, Wind speed ~8 km/h</w:t>
       </w:r>
@@ -2617,52 +3005,57 @@
       </w:pPr>
       <w:r>
         <w:rPr>
-          <w:rFonts w:ascii="Helvetica" w:hAnsi="Helvetica" w:cs="Helvetica"/>
-          <w:sz w:val="24"/>
-          <w:sz-cs w:val="24"/>
-          <w:b/>
-        </w:rPr>
-        <w:t xml:space="preserve"/>
-        <w:tab/>
-        <w:t xml:space="preserve">•</w:t>
-        <w:tab/>
-        <w:t xml:space="preserve"/>
-      </w:r>
-      <w:r>
-        <w:rPr>
-          <w:rFonts w:ascii="Helvetica" w:hAnsi="Helvetica" w:cs="Helvetica"/>
-          <w:sz w:val="24"/>
-          <w:sz-cs w:val="24"/>
-          <w:b/>
-          <w:spacing w:val="0"/>
+          <w:rFonts w:ascii="Helvetica Neue" w:hAnsi="Helvetica Neue" w:cs="Helvetica Neue"/>
+          <w:sz w:val="24"/>
+          <w:sz-cs w:val="24"/>
+          <w:b/>
+          <w:color w:val="171E2D"/>
+        </w:rPr>
+        <w:t xml:space="preserve"/>
+        <w:tab/>
+        <w:t xml:space="preserve">•</w:t>
+        <w:tab/>
+        <w:t xml:space="preserve"/>
+      </w:r>
+      <w:r>
+        <w:rPr>
+          <w:rFonts w:ascii="Helvetica Neue" w:hAnsi="Helvetica Neue" w:cs="Helvetica Neue"/>
+          <w:sz w:val="24"/>
+          <w:sz-cs w:val="24"/>
+          <w:b/>
+          <w:spacing w:val="0"/>
+          <w:color w:val="171E2D"/>
         </w:rPr>
         <w:t xml:space="preserve">Measured Sound Level</w:t>
       </w:r>
       <w:r>
         <w:rPr>
-          <w:rFonts w:ascii="Helvetica" w:hAnsi="Helvetica" w:cs="Helvetica"/>
-          <w:sz w:val="24"/>
-          <w:sz-cs w:val="24"/>
-          <w:spacing w:val="0"/>
+          <w:rFonts w:ascii="Helvetica Neue" w:hAnsi="Helvetica Neue" w:cs="Helvetica Neue"/>
+          <w:sz w:val="24"/>
+          <w:sz-cs w:val="24"/>
+          <w:spacing w:val="0"/>
+          <w:color w:val="171E2D"/>
         </w:rPr>
         <w:t xml:space="preserve">: </w:t>
       </w:r>
       <w:r>
         <w:rPr>
-          <w:rFonts w:ascii="Helvetica" w:hAnsi="Helvetica" w:cs="Helvetica"/>
-          <w:sz w:val="24"/>
-          <w:sz-cs w:val="24"/>
-          <w:b/>
-          <w:spacing w:val="0"/>
+          <w:rFonts w:ascii="Helvetica Neue" w:hAnsi="Helvetica Neue" w:cs="Helvetica Neue"/>
+          <w:sz w:val="24"/>
+          <w:sz-cs w:val="24"/>
+          <w:b/>
+          <w:spacing w:val="0"/>
+          <w:color w:val="171E2D"/>
         </w:rPr>
         <w:t xml:space="preserve">88.0 dB</w:t>
       </w:r>
       <w:r>
         <w:rPr>
-          <w:rFonts w:ascii="Helvetica" w:hAnsi="Helvetica" w:cs="Helvetica"/>
-          <w:sz w:val="24"/>
-          <w:sz-cs w:val="24"/>
-          <w:spacing w:val="0"/>
+          <w:rFonts w:ascii="Helvetica Neue" w:hAnsi="Helvetica Neue" w:cs="Helvetica Neue"/>
+          <w:sz w:val="24"/>
+          <w:sz-cs w:val="24"/>
+          <w:spacing w:val="0"/>
+          <w:color w:val="171E2D"/>
         </w:rPr>
         <w:t xml:space="preserve"> ($L_{\text{max}}: 99.4\text{ dB}$)</w:t>
       </w:r>
@@ -2673,52 +3066,57 @@
       </w:pPr>
       <w:r>
         <w:rPr>
-          <w:rFonts w:ascii="Helvetica" w:hAnsi="Helvetica" w:cs="Helvetica"/>
-          <w:sz w:val="24"/>
-          <w:sz-cs w:val="24"/>
-          <w:b/>
-        </w:rPr>
-        <w:t xml:space="preserve"/>
-        <w:tab/>
-        <w:t xml:space="preserve">•</w:t>
-        <w:tab/>
-        <w:t xml:space="preserve"/>
-      </w:r>
-      <w:r>
-        <w:rPr>
-          <w:rFonts w:ascii="Helvetica" w:hAnsi="Helvetica" w:cs="Helvetica"/>
-          <w:sz w:val="24"/>
-          <w:sz-cs w:val="24"/>
-          <w:b/>
-          <w:spacing w:val="0"/>
+          <w:rFonts w:ascii="Helvetica Neue" w:hAnsi="Helvetica Neue" w:cs="Helvetica Neue"/>
+          <w:sz w:val="24"/>
+          <w:sz-cs w:val="24"/>
+          <w:b/>
+          <w:color w:val="171E2D"/>
+        </w:rPr>
+        <w:t xml:space="preserve"/>
+        <w:tab/>
+        <w:t xml:space="preserve">•</w:t>
+        <w:tab/>
+        <w:t xml:space="preserve"/>
+      </w:r>
+      <w:r>
+        <w:rPr>
+          <w:rFonts w:ascii="Helvetica Neue" w:hAnsi="Helvetica Neue" w:cs="Helvetica Neue"/>
+          <w:sz w:val="24"/>
+          <w:sz-cs w:val="24"/>
+          <w:b/>
+          <w:spacing w:val="0"/>
+          <w:color w:val="171E2D"/>
         </w:rPr>
         <w:t xml:space="preserve">Co-located Air Quality</w:t>
       </w:r>
       <w:r>
         <w:rPr>
-          <w:rFonts w:ascii="Helvetica" w:hAnsi="Helvetica" w:cs="Helvetica"/>
-          <w:sz w:val="24"/>
-          <w:sz-cs w:val="24"/>
-          <w:spacing w:val="0"/>
+          <w:rFonts w:ascii="Helvetica Neue" w:hAnsi="Helvetica Neue" w:cs="Helvetica Neue"/>
+          <w:sz w:val="24"/>
+          <w:sz-cs w:val="24"/>
+          <w:spacing w:val="0"/>
+          <w:color w:val="171E2D"/>
         </w:rPr>
         <w:t xml:space="preserve">: </w:t>
       </w:r>
       <w:r>
         <w:rPr>
-          <w:rFonts w:ascii="Helvetica" w:hAnsi="Helvetica" w:cs="Helvetica"/>
-          <w:sz w:val="24"/>
-          <w:sz-cs w:val="24"/>
-          <w:b/>
-          <w:spacing w:val="0"/>
+          <w:rFonts w:ascii="Helvetica Neue" w:hAnsi="Helvetica Neue" w:cs="Helvetica Neue"/>
+          <w:sz w:val="24"/>
+          <w:sz-cs w:val="24"/>
+          <w:b/>
+          <w:spacing w:val="0"/>
+          <w:color w:val="171E2D"/>
         </w:rPr>
         <w:t xml:space="preserve">AQI 155</w:t>
       </w:r>
       <w:r>
         <w:rPr>
-          <w:rFonts w:ascii="Helvetica" w:hAnsi="Helvetica" w:cs="Helvetica"/>
-          <w:sz w:val="24"/>
-          <w:sz-cs w:val="24"/>
-          <w:spacing w:val="0"/>
+          <w:rFonts w:ascii="Helvetica Neue" w:hAnsi="Helvetica Neue" w:cs="Helvetica Neue"/>
+          <w:sz w:val="24"/>
+          <w:sz-cs w:val="24"/>
+          <w:spacing w:val="0"/>
+          <w:color w:val="171E2D"/>
         </w:rPr>
         <w:t xml:space="preserve"> (Unhealthy | $PM_{2.5}: 63.5\ \mu\text{g/m}^3$)</w:t>
       </w:r>
@@ -2729,33 +3127,36 @@
       </w:pPr>
       <w:r>
         <w:rPr>
-          <w:rFonts w:ascii="Helvetica" w:hAnsi="Helvetica" w:cs="Helvetica"/>
-          <w:sz w:val="24"/>
-          <w:sz-cs w:val="24"/>
-          <w:b/>
-        </w:rPr>
-        <w:t xml:space="preserve"/>
-        <w:tab/>
-        <w:t xml:space="preserve">•</w:t>
-        <w:tab/>
-        <w:t xml:space="preserve"/>
-      </w:r>
-      <w:r>
-        <w:rPr>
-          <w:rFonts w:ascii="Helvetica" w:hAnsi="Helvetica" w:cs="Helvetica"/>
-          <w:sz w:val="24"/>
-          <w:sz-cs w:val="24"/>
-          <w:b/>
-          <w:spacing w:val="0"/>
+          <w:rFonts w:ascii="Helvetica Neue" w:hAnsi="Helvetica Neue" w:cs="Helvetica Neue"/>
+          <w:sz w:val="24"/>
+          <w:sz-cs w:val="24"/>
+          <w:b/>
+          <w:color w:val="171E2D"/>
+        </w:rPr>
+        <w:t xml:space="preserve"/>
+        <w:tab/>
+        <w:t xml:space="preserve">•</w:t>
+        <w:tab/>
+        <w:t xml:space="preserve"/>
+      </w:r>
+      <w:r>
+        <w:rPr>
+          <w:rFonts w:ascii="Helvetica Neue" w:hAnsi="Helvetica Neue" w:cs="Helvetica Neue"/>
+          <w:sz w:val="24"/>
+          <w:sz-cs w:val="24"/>
+          <w:b/>
+          <w:spacing w:val="0"/>
+          <w:color w:val="171E2D"/>
         </w:rPr>
         <w:t xml:space="preserve">On-Site Observations</w:t>
       </w:r>
       <w:r>
         <w:rPr>
-          <w:rFonts w:ascii="Helvetica" w:hAnsi="Helvetica" w:cs="Helvetica"/>
-          <w:sz w:val="24"/>
-          <w:sz-cs w:val="24"/>
-          <w:spacing w:val="0"/>
+          <w:rFonts w:ascii="Helvetica Neue" w:hAnsi="Helvetica Neue" w:cs="Helvetica Neue"/>
+          <w:sz w:val="24"/>
+          <w:sz-cs w:val="24"/>
+          <w:spacing w:val="0"/>
+          <w:color w:val="171E2D"/>
         </w:rPr>
         <w:t xml:space="preserve">: Metal cutting machinery, overhead loading cranes, forklift movement, sheet metal stamping noise. High ambient dust and particulate concentrations.</w:t>
       </w:r>
@@ -2766,33 +3167,36 @@
       </w:pPr>
       <w:r>
         <w:rPr>
-          <w:rFonts w:ascii="Helvetica" w:hAnsi="Helvetica" w:cs="Helvetica"/>
-          <w:sz w:val="24"/>
-          <w:sz-cs w:val="24"/>
-          <w:b/>
-        </w:rPr>
-        <w:t xml:space="preserve"/>
-        <w:tab/>
-        <w:t xml:space="preserve">•</w:t>
-        <w:tab/>
-        <w:t xml:space="preserve"/>
-      </w:r>
-      <w:r>
-        <w:rPr>
-          <w:rFonts w:ascii="Helvetica" w:hAnsi="Helvetica" w:cs="Helvetica"/>
-          <w:sz w:val="24"/>
-          <w:sz-cs w:val="24"/>
-          <w:b/>
-          <w:spacing w:val="0"/>
+          <w:rFonts w:ascii="Helvetica Neue" w:hAnsi="Helvetica Neue" w:cs="Helvetica Neue"/>
+          <w:sz w:val="24"/>
+          <w:sz-cs w:val="24"/>
+          <w:b/>
+          <w:color w:val="171E2D"/>
+        </w:rPr>
+        <w:t xml:space="preserve"/>
+        <w:tab/>
+        <w:t xml:space="preserve">•</w:t>
+        <w:tab/>
+        <w:t xml:space="preserve"/>
+      </w:r>
+      <w:r>
+        <w:rPr>
+          <w:rFonts w:ascii="Helvetica Neue" w:hAnsi="Helvetica Neue" w:cs="Helvetica Neue"/>
+          <w:sz w:val="24"/>
+          <w:sz-cs w:val="24"/>
+          <w:b/>
+          <w:spacing w:val="0"/>
+          <w:color w:val="171E2D"/>
         </w:rPr>
         <w:t xml:space="preserve">Photographic Record</w:t>
       </w:r>
       <w:r>
         <w:rPr>
-          <w:rFonts w:ascii="Helvetica" w:hAnsi="Helvetica" w:cs="Helvetica"/>
-          <w:sz w:val="24"/>
-          <w:sz-cs w:val="24"/>
-          <w:spacing w:val="0"/>
+          <w:rFonts w:ascii="Helvetica Neue" w:hAnsi="Helvetica Neue" w:cs="Helvetica Neue"/>
+          <w:sz w:val="24"/>
+          <w:sz-cs w:val="24"/>
+          <w:spacing w:val="0"/>
+          <w:color w:val="171E2D"/>
         </w:rPr>
         <w:t xml:space="preserve">: </w:t>
       </w:r>
@@ -2802,15 +3206,17 @@
           <w:sz w:val="26"/>
           <w:sz-cs w:val="26"/>
           <w:spacing w:val="0"/>
+          <w:color w:val="171E2D"/>
         </w:rPr>
         <w:t xml:space="preserve">[PHOTO 6.1: Industrial street frontage with active fabrication units and material handling trucks] [PHOTO 6.2: Peak sound reading showing 88 dB outside metal processing workshop]</w:t>
       </w:r>
       <w:r>
         <w:rPr>
-          <w:rFonts w:ascii="Helvetica" w:hAnsi="Helvetica" w:cs="Helvetica"/>
-          <w:sz w:val="24"/>
-          <w:sz-cs w:val="24"/>
-          <w:spacing w:val="0"/>
+          <w:rFonts w:ascii="Helvetica Neue" w:hAnsi="Helvetica Neue" w:cs="Helvetica Neue"/>
+          <w:sz w:val="24"/>
+          <w:sz-cs w:val="24"/>
+          <w:spacing w:val="0"/>
+          <w:color w:val="171E2D"/>
         </w:rPr>
         <w:t xml:space="preserve"/>
       </w:r>
@@ -2819,7 +3225,7 @@
       <w:pPr/>
       <w:r>
         <w:rPr>
-          <w:rFonts w:ascii="Helvetica" w:hAnsi="Helvetica" w:cs="Helvetica"/>
+          <w:rFonts w:ascii="Helvetica Neue" w:hAnsi="Helvetica Neue" w:cs="Helvetica Neue"/>
           <w:sz w:val="24"/>
           <w:sz-cs w:val="24"/>
           <w:spacing w:val="0"/>
@@ -2834,11 +3240,12 @@
       </w:pPr>
       <w:r>
         <w:rPr>
-          <w:rFonts w:ascii="Helvetica" w:hAnsi="Helvetica" w:cs="Helvetica"/>
+          <w:rFonts w:ascii="Helvetica Neue" w:hAnsi="Helvetica Neue" w:cs="Helvetica Neue"/>
           <w:sz w:val="36"/>
           <w:sz-cs w:val="36"/>
           <w:b/>
           <w:spacing w:val="0"/>
+          <w:color w:val="172A9F"/>
         </w:rPr>
         <w:t xml:space="preserve">4. STAKEHOLDER INTERACTION &amp; QUALITATIVE FINDINGS</w:t>
       </w:r>
@@ -2849,10 +3256,11 @@
       </w:pPr>
       <w:r>
         <w:rPr>
-          <w:rFonts w:ascii="Helvetica" w:hAnsi="Helvetica" w:cs="Helvetica"/>
-          <w:sz w:val="24"/>
-          <w:sz-cs w:val="24"/>
-          <w:spacing w:val="0"/>
+          <w:rFonts w:ascii="Helvetica Neue" w:hAnsi="Helvetica Neue" w:cs="Helvetica Neue"/>
+          <w:sz w:val="24"/>
+          <w:sz-cs w:val="24"/>
+          <w:spacing w:val="0"/>
+          <w:color w:val="171E2D"/>
         </w:rPr>
         <w:t xml:space="preserve">During field sampling, structured informal interviews were conducted with 15 individuals across the surveyed zones:</w:t>
       </w:r>
@@ -2861,11 +3269,12 @@
       <w:pPr/>
       <w:r>
         <w:rPr>
-          <w:rFonts w:ascii="Helvetica" w:hAnsi="Helvetica" w:cs="Helvetica"/>
-          <w:sz w:val="24"/>
-          <w:sz-cs w:val="24"/>
-          <w:b/>
-          <w:spacing w:val="0"/>
+          <w:rFonts w:ascii="Helvetica Neue" w:hAnsi="Helvetica Neue" w:cs="Helvetica Neue"/>
+          <w:sz w:val="26"/>
+          <w:sz-cs w:val="26"/>
+          <w:b/>
+          <w:spacing w:val="0"/>
+          <w:color w:val="0D121F"/>
         </w:rPr>
         <w:t xml:space="preserve">Stakeholder Category</w:t>
       </w:r>
@@ -2874,11 +3283,12 @@
       <w:pPr/>
       <w:r>
         <w:rPr>
-          <w:rFonts w:ascii="Helvetica" w:hAnsi="Helvetica" w:cs="Helvetica"/>
-          <w:sz w:val="24"/>
-          <w:sz-cs w:val="24"/>
-          <w:b/>
-          <w:spacing w:val="0"/>
+          <w:rFonts w:ascii="Helvetica Neue" w:hAnsi="Helvetica Neue" w:cs="Helvetica Neue"/>
+          <w:sz w:val="26"/>
+          <w:sz-cs w:val="26"/>
+          <w:b/>
+          <w:spacing w:val="0"/>
+          <w:color w:val="0D121F"/>
         </w:rPr>
         <w:t xml:space="preserve">Primary Location</w:t>
       </w:r>
@@ -2887,11 +3297,12 @@
       <w:pPr/>
       <w:r>
         <w:rPr>
-          <w:rFonts w:ascii="Helvetica" w:hAnsi="Helvetica" w:cs="Helvetica"/>
-          <w:sz w:val="24"/>
-          <w:sz-cs w:val="24"/>
-          <w:b/>
-          <w:spacing w:val="0"/>
+          <w:rFonts w:ascii="Helvetica Neue" w:hAnsi="Helvetica Neue" w:cs="Helvetica Neue"/>
+          <w:sz w:val="26"/>
+          <w:sz-cs w:val="26"/>
+          <w:b/>
+          <w:spacing w:val="0"/>
+          <w:color w:val="0D121F"/>
         </w:rPr>
         <w:t xml:space="preserve">Key Feedback &amp; Concerns Reported</w:t>
       </w:r>
@@ -2900,20 +3311,22 @@
       <w:pPr/>
       <w:r>
         <w:rPr>
-          <w:rFonts w:ascii="Helvetica" w:hAnsi="Helvetica" w:cs="Helvetica"/>
-          <w:sz w:val="24"/>
-          <w:sz-cs w:val="24"/>
-          <w:b/>
-          <w:spacing w:val="0"/>
+          <w:rFonts w:ascii="Helvetica Neue" w:hAnsi="Helvetica Neue" w:cs="Helvetica Neue"/>
+          <w:sz w:val="26"/>
+          <w:sz-cs w:val="26"/>
+          <w:b/>
+          <w:spacing w:val="0"/>
+          <w:color w:val="171E2D"/>
         </w:rPr>
         <w:t xml:space="preserve">Traffic Police Constables (n=4)</w:t>
       </w:r>
       <w:r>
         <w:rPr>
-          <w:rFonts w:ascii="Helvetica" w:hAnsi="Helvetica" w:cs="Helvetica"/>
-          <w:sz w:val="24"/>
-          <w:sz-cs w:val="24"/>
-          <w:spacing w:val="0"/>
+          <w:rFonts w:ascii="Helvetica Neue" w:hAnsi="Helvetica Neue" w:cs="Helvetica Neue"/>
+          <w:sz w:val="26"/>
+          <w:sz-cs w:val="26"/>
+          <w:spacing w:val="0"/>
+          <w:color w:val="171E2D"/>
         </w:rPr>
         <w:t xml:space="preserve"/>
       </w:r>
@@ -2922,10 +3335,11 @@
       <w:pPr/>
       <w:r>
         <w:rPr>
-          <w:rFonts w:ascii="Helvetica" w:hAnsi="Helvetica" w:cs="Helvetica"/>
-          <w:sz w:val="24"/>
-          <w:sz-cs w:val="24"/>
-          <w:spacing w:val="0"/>
+          <w:rFonts w:ascii="Helvetica Neue" w:hAnsi="Helvetica Neue" w:cs="Helvetica Neue"/>
+          <w:sz w:val="26"/>
+          <w:sz-cs w:val="26"/>
+          <w:spacing w:val="0"/>
+          <w:color w:val="171E2D"/>
         </w:rPr>
         <w:t xml:space="preserve">Transit Junctions (Sites 1 &amp; 5)</w:t>
       </w:r>
@@ -2934,10 +3348,11 @@
       <w:pPr/>
       <w:r>
         <w:rPr>
-          <w:rFonts w:ascii="Helvetica" w:hAnsi="Helvetica" w:cs="Helvetica"/>
-          <w:sz w:val="24"/>
-          <w:sz-cs w:val="24"/>
-          <w:spacing w:val="0"/>
+          <w:rFonts w:ascii="Helvetica Neue" w:hAnsi="Helvetica Neue" w:cs="Helvetica Neue"/>
+          <w:sz w:val="26"/>
+          <w:sz-cs w:val="26"/>
+          <w:spacing w:val="0"/>
+          <w:color w:val="171E2D"/>
         </w:rPr>
         <w:t xml:space="preserve">Reported chronic headaches, auditory fatigue, and dry cough after 8-hour shifts. Relied on basic cloth masks rather than certified N95 respirators. Unanimously identified unnecessary horn honking as the primary stress factor.</w:t>
       </w:r>
@@ -2946,20 +3361,22 @@
       <w:pPr/>
       <w:r>
         <w:rPr>
-          <w:rFonts w:ascii="Helvetica" w:hAnsi="Helvetica" w:cs="Helvetica"/>
-          <w:sz w:val="24"/>
-          <w:sz-cs w:val="24"/>
-          <w:b/>
-          <w:spacing w:val="0"/>
+          <w:rFonts w:ascii="Helvetica Neue" w:hAnsi="Helvetica Neue" w:cs="Helvetica Neue"/>
+          <w:sz w:val="26"/>
+          <w:sz-cs w:val="26"/>
+          <w:b/>
+          <w:spacing w:val="0"/>
+          <w:color w:val="171E2D"/>
         </w:rPr>
         <w:t xml:space="preserve">Street Vendors / Shopkeepers (n=6)</w:t>
       </w:r>
       <w:r>
         <w:rPr>
-          <w:rFonts w:ascii="Helvetica" w:hAnsi="Helvetica" w:cs="Helvetica"/>
-          <w:sz w:val="24"/>
-          <w:sz-cs w:val="24"/>
-          <w:spacing w:val="0"/>
+          <w:rFonts w:ascii="Helvetica Neue" w:hAnsi="Helvetica Neue" w:cs="Helvetica Neue"/>
+          <w:sz w:val="26"/>
+          <w:sz-cs w:val="26"/>
+          <w:spacing w:val="0"/>
+          <w:color w:val="171E2D"/>
         </w:rPr>
         <w:t xml:space="preserve"/>
       </w:r>
@@ -2968,10 +3385,11 @@
       <w:pPr/>
       <w:r>
         <w:rPr>
-          <w:rFonts w:ascii="Helvetica" w:hAnsi="Helvetica" w:cs="Helvetica"/>
-          <w:sz w:val="24"/>
-          <w:sz-cs w:val="24"/>
-          <w:spacing w:val="0"/>
+          <w:rFonts w:ascii="Helvetica Neue" w:hAnsi="Helvetica Neue" w:cs="Helvetica Neue"/>
+          <w:sz w:val="26"/>
+          <w:sz-cs w:val="26"/>
+          <w:spacing w:val="0"/>
+          <w:color w:val="171E2D"/>
         </w:rPr>
         <w:t xml:space="preserve">Commercial Market (Site 2)</w:t>
       </w:r>
@@ -2980,10 +3398,11 @@
       <w:pPr/>
       <w:r>
         <w:rPr>
-          <w:rFonts w:ascii="Helvetica" w:hAnsi="Helvetica" w:cs="Helvetica"/>
-          <w:sz w:val="24"/>
-          <w:sz-cs w:val="24"/>
-          <w:spacing w:val="0"/>
+          <w:rFonts w:ascii="Helvetica Neue" w:hAnsi="Helvetica Neue" w:cs="Helvetica Neue"/>
+          <w:sz w:val="26"/>
+          <w:sz-cs w:val="26"/>
+          <w:spacing w:val="0"/>
+          <w:color w:val="171E2D"/>
         </w:rPr>
         <w:t xml:space="preserve">Exhibited habituation to ambient noise, yet noted severe vocal strain due to constantly shouting over street noise. Expressed concern over particulate soot depositing on open fruit/food displays.</w:t>
       </w:r>
@@ -2992,20 +3411,22 @@
       <w:pPr/>
       <w:r>
         <w:rPr>
-          <w:rFonts w:ascii="Helvetica" w:hAnsi="Helvetica" w:cs="Helvetica"/>
-          <w:sz w:val="24"/>
-          <w:sz-cs w:val="24"/>
-          <w:b/>
-          <w:spacing w:val="0"/>
+          <w:rFonts w:ascii="Helvetica Neue" w:hAnsi="Helvetica Neue" w:cs="Helvetica Neue"/>
+          <w:sz w:val="26"/>
+          <w:sz-cs w:val="26"/>
+          <w:b/>
+          <w:spacing w:val="0"/>
+          <w:color w:val="171E2D"/>
         </w:rPr>
         <w:t xml:space="preserve">Daily Commuters / Pedestrians (n=3)</w:t>
       </w:r>
       <w:r>
         <w:rPr>
-          <w:rFonts w:ascii="Helvetica" w:hAnsi="Helvetica" w:cs="Helvetica"/>
-          <w:sz w:val="24"/>
-          <w:sz-cs w:val="24"/>
-          <w:spacing w:val="0"/>
+          <w:rFonts w:ascii="Helvetica Neue" w:hAnsi="Helvetica Neue" w:cs="Helvetica Neue"/>
+          <w:sz w:val="26"/>
+          <w:sz-cs w:val="26"/>
+          <w:spacing w:val="0"/>
+          <w:color w:val="171E2D"/>
         </w:rPr>
         <w:t xml:space="preserve"/>
       </w:r>
@@ -3014,10 +3435,11 @@
       <w:pPr/>
       <w:r>
         <w:rPr>
-          <w:rFonts w:ascii="Helvetica" w:hAnsi="Helvetica" w:cs="Helvetica"/>
-          <w:sz w:val="24"/>
-          <w:sz-cs w:val="24"/>
-          <w:spacing w:val="0"/>
+          <w:rFonts w:ascii="Helvetica Neue" w:hAnsi="Helvetica Neue" w:cs="Helvetica Neue"/>
+          <w:sz w:val="26"/>
+          <w:sz-cs w:val="26"/>
+          <w:spacing w:val="0"/>
+          <w:color w:val="171E2D"/>
         </w:rPr>
         <w:t xml:space="preserve">Transit Hubs</w:t>
       </w:r>
@@ -3026,10 +3448,11 @@
       <w:pPr/>
       <w:r>
         <w:rPr>
-          <w:rFonts w:ascii="Helvetica" w:hAnsi="Helvetica" w:cs="Helvetica"/>
-          <w:sz w:val="24"/>
-          <w:sz-cs w:val="24"/>
-          <w:spacing w:val="0"/>
+          <w:rFonts w:ascii="Helvetica Neue" w:hAnsi="Helvetica Neue" w:cs="Helvetica Neue"/>
+          <w:sz w:val="26"/>
+          <w:sz-cs w:val="26"/>
+          <w:spacing w:val="0"/>
+          <w:color w:val="171E2D"/>
         </w:rPr>
         <w:t xml:space="preserve">Avoid waiting at open-air bus stops due to combined heat, noise, and exhaust fumes. Requested noise barrier screens and air filtration zones.</w:t>
       </w:r>
@@ -3038,20 +3461,22 @@
       <w:pPr/>
       <w:r>
         <w:rPr>
-          <w:rFonts w:ascii="Helvetica" w:hAnsi="Helvetica" w:cs="Helvetica"/>
-          <w:sz w:val="24"/>
-          <w:sz-cs w:val="24"/>
-          <w:b/>
-          <w:spacing w:val="0"/>
+          <w:rFonts w:ascii="Helvetica Neue" w:hAnsi="Helvetica Neue" w:cs="Helvetica Neue"/>
+          <w:sz w:val="26"/>
+          <w:sz-cs w:val="26"/>
+          <w:b/>
+          <w:spacing w:val="0"/>
+          <w:color w:val="171E2D"/>
         </w:rPr>
         <w:t xml:space="preserve">Local Residents (n=2)</w:t>
       </w:r>
       <w:r>
         <w:rPr>
-          <w:rFonts w:ascii="Helvetica" w:hAnsi="Helvetica" w:cs="Helvetica"/>
-          <w:sz w:val="24"/>
-          <w:sz-cs w:val="24"/>
-          <w:spacing w:val="0"/>
+          <w:rFonts w:ascii="Helvetica Neue" w:hAnsi="Helvetica Neue" w:cs="Helvetica Neue"/>
+          <w:sz w:val="26"/>
+          <w:sz-cs w:val="26"/>
+          <w:spacing w:val="0"/>
+          <w:color w:val="171E2D"/>
         </w:rPr>
         <w:t xml:space="preserve"/>
       </w:r>
@@ -3060,10 +3485,11 @@
       <w:pPr/>
       <w:r>
         <w:rPr>
-          <w:rFonts w:ascii="Helvetica" w:hAnsi="Helvetica" w:cs="Helvetica"/>
-          <w:sz w:val="24"/>
-          <w:sz-cs w:val="24"/>
-          <w:spacing w:val="0"/>
+          <w:rFonts w:ascii="Helvetica Neue" w:hAnsi="Helvetica Neue" w:cs="Helvetica Neue"/>
+          <w:sz w:val="26"/>
+          <w:sz-cs w:val="26"/>
+          <w:spacing w:val="0"/>
+          <w:color w:val="171E2D"/>
         </w:rPr>
         <w:t xml:space="preserve">Residential Zone (Site 4)</w:t>
       </w:r>
@@ -3072,10 +3498,11 @@
       <w:pPr/>
       <w:r>
         <w:rPr>
-          <w:rFonts w:ascii="Helvetica" w:hAnsi="Helvetica" w:cs="Helvetica"/>
-          <w:sz w:val="24"/>
-          <w:sz-cs w:val="24"/>
-          <w:spacing w:val="0"/>
+          <w:rFonts w:ascii="Helvetica Neue" w:hAnsi="Helvetica Neue" w:cs="Helvetica Neue"/>
+          <w:sz w:val="26"/>
+          <w:sz-cs w:val="26"/>
+          <w:spacing w:val="0"/>
+          <w:color w:val="171E2D"/>
         </w:rPr>
         <w:t xml:space="preserve">High satisfaction with vegetative buffer. Reported sleep disturbance only when heavy trucks violate nighttime entry bans.</w:t>
       </w:r>
@@ -3084,7 +3511,7 @@
       <w:pPr/>
       <w:r>
         <w:rPr>
-          <w:rFonts w:ascii="Helvetica" w:hAnsi="Helvetica" w:cs="Helvetica"/>
+          <w:rFonts w:ascii="Helvetica Neue" w:hAnsi="Helvetica Neue" w:cs="Helvetica Neue"/>
           <w:sz w:val="24"/>
           <w:sz-cs w:val="24"/>
           <w:spacing w:val="0"/>
@@ -3099,11 +3526,12 @@
       </w:pPr>
       <w:r>
         <w:rPr>
-          <w:rFonts w:ascii="Helvetica" w:hAnsi="Helvetica" w:cs="Helvetica"/>
+          <w:rFonts w:ascii="Helvetica Neue" w:hAnsi="Helvetica Neue" w:cs="Helvetica Neue"/>
           <w:sz w:val="36"/>
           <w:sz-cs w:val="36"/>
           <w:b/>
           <w:spacing w:val="0"/>
+          <w:color w:val="172A9F"/>
         </w:rPr>
         <w:t xml:space="preserve">5. SUMMARY OF FIELD MEASUREMENTS</w:t>
       </w:r>
@@ -3114,11 +3542,12 @@
       </w:pPr>
       <w:r>
         <w:rPr>
-          <w:rFonts w:ascii="Helvetica" w:hAnsi="Helvetica" w:cs="Helvetica"/>
-          <w:sz w:val="24"/>
-          <w:sz-cs w:val="24"/>
-          <w:b/>
-          <w:spacing w:val="0"/>
+          <w:rFonts w:ascii="Helvetica Neue" w:hAnsi="Helvetica Neue" w:cs="Helvetica Neue"/>
+          <w:sz w:val="26"/>
+          <w:sz-cs w:val="26"/>
+          <w:b/>
+          <w:spacing w:val="0"/>
+          <w:color w:val="0D121F"/>
         </w:rPr>
         <w:t xml:space="preserve">Site ID</w:t>
       </w:r>
@@ -3127,11 +3556,12 @@
       <w:pPr/>
       <w:r>
         <w:rPr>
-          <w:rFonts w:ascii="Helvetica" w:hAnsi="Helvetica" w:cs="Helvetica"/>
-          <w:sz w:val="24"/>
-          <w:sz-cs w:val="24"/>
-          <w:b/>
-          <w:spacing w:val="0"/>
+          <w:rFonts w:ascii="Helvetica Neue" w:hAnsi="Helvetica Neue" w:cs="Helvetica Neue"/>
+          <w:sz w:val="26"/>
+          <w:sz-cs w:val="26"/>
+          <w:b/>
+          <w:spacing w:val="0"/>
+          <w:color w:val="0D121F"/>
         </w:rPr>
         <w:t xml:space="preserve">Locality Description</w:t>
       </w:r>
@@ -3140,11 +3570,12 @@
       <w:pPr/>
       <w:r>
         <w:rPr>
-          <w:rFonts w:ascii="Helvetica" w:hAnsi="Helvetica" w:cs="Helvetica"/>
-          <w:sz w:val="24"/>
-          <w:sz-cs w:val="24"/>
-          <w:b/>
-          <w:spacing w:val="0"/>
+          <w:rFonts w:ascii="Helvetica Neue" w:hAnsi="Helvetica Neue" w:cs="Helvetica Neue"/>
+          <w:sz w:val="26"/>
+          <w:sz-cs w:val="26"/>
+          <w:b/>
+          <w:spacing w:val="0"/>
+          <w:color w:val="0D121F"/>
         </w:rPr>
         <w:t xml:space="preserve">Category</w:t>
       </w:r>
@@ -3155,11 +3586,12 @@
       </w:pPr>
       <w:r>
         <w:rPr>
-          <w:rFonts w:ascii="Helvetica" w:hAnsi="Helvetica" w:cs="Helvetica"/>
-          <w:sz w:val="24"/>
-          <w:sz-cs w:val="24"/>
-          <w:b/>
-          <w:spacing w:val="0"/>
+          <w:rFonts w:ascii="Helvetica Neue" w:hAnsi="Helvetica Neue" w:cs="Helvetica Neue"/>
+          <w:sz w:val="26"/>
+          <w:sz-cs w:val="26"/>
+          <w:b/>
+          <w:spacing w:val="0"/>
+          <w:color w:val="0D121F"/>
         </w:rPr>
         <w:t xml:space="preserve">Sound Level ($L_{\text{Aeq}}$)</w:t>
       </w:r>
@@ -3170,11 +3602,12 @@
       </w:pPr>
       <w:r>
         <w:rPr>
-          <w:rFonts w:ascii="Helvetica" w:hAnsi="Helvetica" w:cs="Helvetica"/>
-          <w:sz w:val="24"/>
-          <w:sz-cs w:val="24"/>
-          <w:b/>
-          <w:spacing w:val="0"/>
+          <w:rFonts w:ascii="Helvetica Neue" w:hAnsi="Helvetica Neue" w:cs="Helvetica Neue"/>
+          <w:sz w:val="26"/>
+          <w:sz-cs w:val="26"/>
+          <w:b/>
+          <w:spacing w:val="0"/>
+          <w:color w:val="0D121F"/>
         </w:rPr>
         <w:t xml:space="preserve">Air Quality (AQI)</w:t>
       </w:r>
@@ -3185,11 +3618,12 @@
       </w:pPr>
       <w:r>
         <w:rPr>
-          <w:rFonts w:ascii="Helvetica" w:hAnsi="Helvetica" w:cs="Helvetica"/>
-          <w:sz w:val="24"/>
-          <w:sz-cs w:val="24"/>
-          <w:b/>
-          <w:spacing w:val="0"/>
+          <w:rFonts w:ascii="Helvetica Neue" w:hAnsi="Helvetica Neue" w:cs="Helvetica Neue"/>
+          <w:sz w:val="26"/>
+          <w:sz-cs w:val="26"/>
+          <w:b/>
+          <w:spacing w:val="0"/>
+          <w:color w:val="0D121F"/>
         </w:rPr>
         <w:t xml:space="preserve">WHO Noise Limit Delta</w:t>
       </w:r>
@@ -3200,11 +3634,12 @@
       </w:pPr>
       <w:r>
         <w:rPr>
-          <w:rFonts w:ascii="Helvetica" w:hAnsi="Helvetica" w:cs="Helvetica"/>
-          <w:sz w:val="24"/>
-          <w:sz-cs w:val="24"/>
-          <w:b/>
-          <w:spacing w:val="0"/>
+          <w:rFonts w:ascii="Helvetica Neue" w:hAnsi="Helvetica Neue" w:cs="Helvetica Neue"/>
+          <w:sz w:val="26"/>
+          <w:sz-cs w:val="26"/>
+          <w:b/>
+          <w:spacing w:val="0"/>
+          <w:color w:val="0D121F"/>
         </w:rPr>
         <w:t xml:space="preserve">EPA Air Status</w:t>
       </w:r>
@@ -3215,20 +3650,22 @@
       </w:pPr>
       <w:r>
         <w:rPr>
-          <w:rFonts w:ascii="Helvetica" w:hAnsi="Helvetica" w:cs="Helvetica"/>
-          <w:sz w:val="24"/>
-          <w:sz-cs w:val="24"/>
-          <w:b/>
-          <w:spacing w:val="0"/>
+          <w:rFonts w:ascii="Helvetica Neue" w:hAnsi="Helvetica Neue" w:cs="Helvetica Neue"/>
+          <w:sz w:val="26"/>
+          <w:sz-cs w:val="26"/>
+          <w:b/>
+          <w:spacing w:val="0"/>
+          <w:color w:val="171E2D"/>
         </w:rPr>
         <w:t xml:space="preserve">S1</w:t>
       </w:r>
       <w:r>
         <w:rPr>
-          <w:rFonts w:ascii="Helvetica" w:hAnsi="Helvetica" w:cs="Helvetica"/>
-          <w:sz w:val="24"/>
-          <w:sz-cs w:val="24"/>
-          <w:spacing w:val="0"/>
+          <w:rFonts w:ascii="Helvetica Neue" w:hAnsi="Helvetica Neue" w:cs="Helvetica Neue"/>
+          <w:sz w:val="26"/>
+          <w:sz-cs w:val="26"/>
+          <w:spacing w:val="0"/>
+          <w:color w:val="171E2D"/>
         </w:rPr>
         <w:t xml:space="preserve"/>
       </w:r>
@@ -3237,10 +3674,11 @@
       <w:pPr/>
       <w:r>
         <w:rPr>
-          <w:rFonts w:ascii="Helvetica" w:hAnsi="Helvetica" w:cs="Helvetica"/>
-          <w:sz w:val="24"/>
-          <w:sz-cs w:val="24"/>
-          <w:spacing w:val="0"/>
+          <w:rFonts w:ascii="Helvetica Neue" w:hAnsi="Helvetica Neue" w:cs="Helvetica Neue"/>
+          <w:sz w:val="26"/>
+          <w:sz-cs w:val="26"/>
+          <w:spacing w:val="0"/>
+          <w:color w:val="171E2D"/>
         </w:rPr>
         <w:t xml:space="preserve">Shivajinagar Terminal</w:t>
       </w:r>
@@ -3249,10 +3687,11 @@
       <w:pPr/>
       <w:r>
         <w:rPr>
-          <w:rFonts w:ascii="Helvetica" w:hAnsi="Helvetica" w:cs="Helvetica"/>
-          <w:sz w:val="24"/>
-          <w:sz-cs w:val="24"/>
-          <w:spacing w:val="0"/>
+          <w:rFonts w:ascii="Helvetica Neue" w:hAnsi="Helvetica Neue" w:cs="Helvetica Neue"/>
+          <w:sz w:val="26"/>
+          <w:sz-cs w:val="26"/>
+          <w:spacing w:val="0"/>
+          <w:color w:val="171E2D"/>
         </w:rPr>
         <w:t xml:space="preserve">Transit Hub</w:t>
       </w:r>
@@ -3263,20 +3702,22 @@
       </w:pPr>
       <w:r>
         <w:rPr>
-          <w:rFonts w:ascii="Helvetica" w:hAnsi="Helvetica" w:cs="Helvetica"/>
-          <w:sz w:val="24"/>
-          <w:sz-cs w:val="24"/>
-          <w:b/>
-          <w:spacing w:val="0"/>
+          <w:rFonts w:ascii="Helvetica Neue" w:hAnsi="Helvetica Neue" w:cs="Helvetica Neue"/>
+          <w:sz w:val="26"/>
+          <w:sz-cs w:val="26"/>
+          <w:b/>
+          <w:spacing w:val="0"/>
+          <w:color w:val="171E2D"/>
         </w:rPr>
         <w:t xml:space="preserve">82.4 dB</w:t>
       </w:r>
       <w:r>
         <w:rPr>
-          <w:rFonts w:ascii="Helvetica" w:hAnsi="Helvetica" w:cs="Helvetica"/>
-          <w:sz w:val="24"/>
-          <w:sz-cs w:val="24"/>
-          <w:spacing w:val="0"/>
+          <w:rFonts w:ascii="Helvetica Neue" w:hAnsi="Helvetica Neue" w:cs="Helvetica Neue"/>
+          <w:sz w:val="26"/>
+          <w:sz-cs w:val="26"/>
+          <w:spacing w:val="0"/>
+          <w:color w:val="171E2D"/>
         </w:rPr>
         <w:t xml:space="preserve"/>
       </w:r>
@@ -3287,10 +3728,11 @@
       </w:pPr>
       <w:r>
         <w:rPr>
-          <w:rFonts w:ascii="Helvetica" w:hAnsi="Helvetica" w:cs="Helvetica"/>
-          <w:sz w:val="24"/>
-          <w:sz-cs w:val="24"/>
-          <w:spacing w:val="0"/>
+          <w:rFonts w:ascii="Helvetica Neue" w:hAnsi="Helvetica Neue" w:cs="Helvetica Neue"/>
+          <w:sz w:val="26"/>
+          <w:sz-cs w:val="26"/>
+          <w:spacing w:val="0"/>
+          <w:color w:val="171E2D"/>
         </w:rPr>
         <w:t xml:space="preserve">92</w:t>
       </w:r>
@@ -3301,10 +3743,11 @@
       </w:pPr>
       <w:r>
         <w:rPr>
-          <w:rFonts w:ascii="Helvetica" w:hAnsi="Helvetica" w:cs="Helvetica"/>
-          <w:sz w:val="24"/>
-          <w:sz-cs w:val="24"/>
-          <w:spacing w:val="0"/>
+          <w:rFonts w:ascii="Helvetica Neue" w:hAnsi="Helvetica Neue" w:cs="Helvetica Neue"/>
+          <w:sz w:val="26"/>
+          <w:sz-cs w:val="26"/>
+          <w:spacing w:val="0"/>
+          <w:color w:val="171E2D"/>
         </w:rPr>
         <w:t xml:space="preserve">$+27.4\text{ dB}$ (Exceeded)</w:t>
       </w:r>
@@ -3315,10 +3758,11 @@
       </w:pPr>
       <w:r>
         <w:rPr>
-          <w:rFonts w:ascii="Helvetica" w:hAnsi="Helvetica" w:cs="Helvetica"/>
-          <w:sz w:val="24"/>
-          <w:sz-cs w:val="24"/>
-          <w:spacing w:val="0"/>
+          <w:rFonts w:ascii="Helvetica Neue" w:hAnsi="Helvetica Neue" w:cs="Helvetica Neue"/>
+          <w:sz w:val="26"/>
+          <w:sz-cs w:val="26"/>
+          <w:spacing w:val="0"/>
+          <w:color w:val="171E2D"/>
         </w:rPr>
         <w:t xml:space="preserve">Moderate</w:t>
       </w:r>
@@ -3329,20 +3773,22 @@
       </w:pPr>
       <w:r>
         <w:rPr>
-          <w:rFonts w:ascii="Helvetica" w:hAnsi="Helvetica" w:cs="Helvetica"/>
-          <w:sz w:val="24"/>
-          <w:sz-cs w:val="24"/>
-          <w:b/>
-          <w:spacing w:val="0"/>
+          <w:rFonts w:ascii="Helvetica Neue" w:hAnsi="Helvetica Neue" w:cs="Helvetica Neue"/>
+          <w:sz w:val="26"/>
+          <w:sz-cs w:val="26"/>
+          <w:b/>
+          <w:spacing w:val="0"/>
+          <w:color w:val="171E2D"/>
         </w:rPr>
         <w:t xml:space="preserve">S2</w:t>
       </w:r>
       <w:r>
         <w:rPr>
-          <w:rFonts w:ascii="Helvetica" w:hAnsi="Helvetica" w:cs="Helvetica"/>
-          <w:sz w:val="24"/>
-          <w:sz-cs w:val="24"/>
-          <w:spacing w:val="0"/>
+          <w:rFonts w:ascii="Helvetica Neue" w:hAnsi="Helvetica Neue" w:cs="Helvetica Neue"/>
+          <w:sz w:val="26"/>
+          <w:sz-cs w:val="26"/>
+          <w:spacing w:val="0"/>
+          <w:color w:val="171E2D"/>
         </w:rPr>
         <w:t xml:space="preserve"/>
       </w:r>
@@ -3351,10 +3797,11 @@
       <w:pPr/>
       <w:r>
         <w:rPr>
-          <w:rFonts w:ascii="Helvetica" w:hAnsi="Helvetica" w:cs="Helvetica"/>
-          <w:sz w:val="24"/>
-          <w:sz-cs w:val="24"/>
-          <w:spacing w:val="0"/>
+          <w:rFonts w:ascii="Helvetica Neue" w:hAnsi="Helvetica Neue" w:cs="Helvetica Neue"/>
+          <w:sz w:val="26"/>
+          <w:sz-cs w:val="26"/>
+          <w:spacing w:val="0"/>
+          <w:color w:val="171E2D"/>
         </w:rPr>
         <w:t xml:space="preserve">Laxmi Road Market</w:t>
       </w:r>
@@ -3363,10 +3810,11 @@
       <w:pPr/>
       <w:r>
         <w:rPr>
-          <w:rFonts w:ascii="Helvetica" w:hAnsi="Helvetica" w:cs="Helvetica"/>
-          <w:sz w:val="24"/>
-          <w:sz-cs w:val="24"/>
-          <w:spacing w:val="0"/>
+          <w:rFonts w:ascii="Helvetica Neue" w:hAnsi="Helvetica Neue" w:cs="Helvetica Neue"/>
+          <w:sz w:val="26"/>
+          <w:sz-cs w:val="26"/>
+          <w:spacing w:val="0"/>
+          <w:color w:val="171E2D"/>
         </w:rPr>
         <w:t xml:space="preserve">Commercial</w:t>
       </w:r>
@@ -3377,20 +3825,22 @@
       </w:pPr>
       <w:r>
         <w:rPr>
-          <w:rFonts w:ascii="Helvetica" w:hAnsi="Helvetica" w:cs="Helvetica"/>
-          <w:sz w:val="24"/>
-          <w:sz-cs w:val="24"/>
-          <w:b/>
-          <w:spacing w:val="0"/>
+          <w:rFonts w:ascii="Helvetica Neue" w:hAnsi="Helvetica Neue" w:cs="Helvetica Neue"/>
+          <w:sz w:val="26"/>
+          <w:sz-cs w:val="26"/>
+          <w:b/>
+          <w:spacing w:val="0"/>
+          <w:color w:val="171E2D"/>
         </w:rPr>
         <w:t xml:space="preserve">78.0 dB</w:t>
       </w:r>
       <w:r>
         <w:rPr>
-          <w:rFonts w:ascii="Helvetica" w:hAnsi="Helvetica" w:cs="Helvetica"/>
-          <w:sz w:val="24"/>
-          <w:sz-cs w:val="24"/>
-          <w:spacing w:val="0"/>
+          <w:rFonts w:ascii="Helvetica Neue" w:hAnsi="Helvetica Neue" w:cs="Helvetica Neue"/>
+          <w:sz w:val="26"/>
+          <w:sz-cs w:val="26"/>
+          <w:spacing w:val="0"/>
+          <w:color w:val="171E2D"/>
         </w:rPr>
         <w:t xml:space="preserve"/>
       </w:r>
@@ -3401,10 +3851,11 @@
       </w:pPr>
       <w:r>
         <w:rPr>
-          <w:rFonts w:ascii="Helvetica" w:hAnsi="Helvetica" w:cs="Helvetica"/>
-          <w:sz w:val="24"/>
-          <w:sz-cs w:val="24"/>
-          <w:spacing w:val="0"/>
+          <w:rFonts w:ascii="Helvetica Neue" w:hAnsi="Helvetica Neue" w:cs="Helvetica Neue"/>
+          <w:sz w:val="26"/>
+          <w:sz-cs w:val="26"/>
+          <w:spacing w:val="0"/>
+          <w:color w:val="171E2D"/>
         </w:rPr>
         <w:t xml:space="preserve">88</w:t>
       </w:r>
@@ -3415,10 +3866,11 @@
       </w:pPr>
       <w:r>
         <w:rPr>
-          <w:rFonts w:ascii="Helvetica" w:hAnsi="Helvetica" w:cs="Helvetica"/>
-          <w:sz w:val="24"/>
-          <w:sz-cs w:val="24"/>
-          <w:spacing w:val="0"/>
+          <w:rFonts w:ascii="Helvetica Neue" w:hAnsi="Helvetica Neue" w:cs="Helvetica Neue"/>
+          <w:sz w:val="26"/>
+          <w:sz-cs w:val="26"/>
+          <w:spacing w:val="0"/>
+          <w:color w:val="171E2D"/>
         </w:rPr>
         <w:t xml:space="preserve">$+23.0\text{ dB}$ (Exceeded)</w:t>
       </w:r>
@@ -3429,10 +3881,11 @@
       </w:pPr>
       <w:r>
         <w:rPr>
-          <w:rFonts w:ascii="Helvetica" w:hAnsi="Helvetica" w:cs="Helvetica"/>
-          <w:sz w:val="24"/>
-          <w:sz-cs w:val="24"/>
-          <w:spacing w:val="0"/>
+          <w:rFonts w:ascii="Helvetica Neue" w:hAnsi="Helvetica Neue" w:cs="Helvetica Neue"/>
+          <w:sz w:val="26"/>
+          <w:sz-cs w:val="26"/>
+          <w:spacing w:val="0"/>
+          <w:color w:val="171E2D"/>
         </w:rPr>
         <w:t xml:space="preserve">Moderate</w:t>
       </w:r>
@@ -3443,20 +3896,22 @@
       </w:pPr>
       <w:r>
         <w:rPr>
-          <w:rFonts w:ascii="Helvetica" w:hAnsi="Helvetica" w:cs="Helvetica"/>
-          <w:sz w:val="24"/>
-          <w:sz-cs w:val="24"/>
-          <w:b/>
-          <w:spacing w:val="0"/>
+          <w:rFonts w:ascii="Helvetica Neue" w:hAnsi="Helvetica Neue" w:cs="Helvetica Neue"/>
+          <w:sz w:val="26"/>
+          <w:sz-cs w:val="26"/>
+          <w:b/>
+          <w:spacing w:val="0"/>
+          <w:color w:val="171E2D"/>
         </w:rPr>
         <w:t xml:space="preserve">S3</w:t>
       </w:r>
       <w:r>
         <w:rPr>
-          <w:rFonts w:ascii="Helvetica" w:hAnsi="Helvetica" w:cs="Helvetica"/>
-          <w:sz w:val="24"/>
-          <w:sz-cs w:val="24"/>
-          <w:spacing w:val="0"/>
+          <w:rFonts w:ascii="Helvetica Neue" w:hAnsi="Helvetica Neue" w:cs="Helvetica Neue"/>
+          <w:sz w:val="26"/>
+          <w:sz-cs w:val="26"/>
+          <w:spacing w:val="0"/>
+          <w:color w:val="171E2D"/>
         </w:rPr>
         <w:t xml:space="preserve"/>
       </w:r>
@@ -3465,10 +3920,11 @@
       <w:pPr/>
       <w:r>
         <w:rPr>
-          <w:rFonts w:ascii="Helvetica" w:hAnsi="Helvetica" w:cs="Helvetica"/>
-          <w:sz w:val="24"/>
-          <w:sz-cs w:val="24"/>
-          <w:spacing w:val="0"/>
+          <w:rFonts w:ascii="Helvetica Neue" w:hAnsi="Helvetica Neue" w:cs="Helvetica Neue"/>
+          <w:sz w:val="26"/>
+          <w:sz-cs w:val="26"/>
+          <w:spacing w:val="0"/>
+          <w:color w:val="171E2D"/>
         </w:rPr>
         <w:t xml:space="preserve">Pashan Nature Trail</w:t>
       </w:r>
@@ -3477,10 +3933,11 @@
       <w:pPr/>
       <w:r>
         <w:rPr>
-          <w:rFonts w:ascii="Helvetica" w:hAnsi="Helvetica" w:cs="Helvetica"/>
-          <w:sz w:val="24"/>
-          <w:sz-cs w:val="24"/>
-          <w:spacing w:val="0"/>
+          <w:rFonts w:ascii="Helvetica Neue" w:hAnsi="Helvetica Neue" w:cs="Helvetica Neue"/>
+          <w:sz w:val="26"/>
+          <w:sz-cs w:val="26"/>
+          <w:spacing w:val="0"/>
+          <w:color w:val="171E2D"/>
         </w:rPr>
         <w:t xml:space="preserve">Ecological</w:t>
       </w:r>
@@ -3491,20 +3948,22 @@
       </w:pPr>
       <w:r>
         <w:rPr>
-          <w:rFonts w:ascii="Helvetica" w:hAnsi="Helvetica" w:cs="Helvetica"/>
-          <w:sz w:val="24"/>
-          <w:sz-cs w:val="24"/>
-          <w:b/>
-          <w:spacing w:val="0"/>
+          <w:rFonts w:ascii="Helvetica Neue" w:hAnsi="Helvetica Neue" w:cs="Helvetica Neue"/>
+          <w:sz w:val="26"/>
+          <w:sz-cs w:val="26"/>
+          <w:b/>
+          <w:spacing w:val="0"/>
+          <w:color w:val="171E2D"/>
         </w:rPr>
         <w:t xml:space="preserve">45.2 dB</w:t>
       </w:r>
       <w:r>
         <w:rPr>
-          <w:rFonts w:ascii="Helvetica" w:hAnsi="Helvetica" w:cs="Helvetica"/>
-          <w:sz w:val="24"/>
-          <w:sz-cs w:val="24"/>
-          <w:spacing w:val="0"/>
+          <w:rFonts w:ascii="Helvetica Neue" w:hAnsi="Helvetica Neue" w:cs="Helvetica Neue"/>
+          <w:sz w:val="26"/>
+          <w:sz-cs w:val="26"/>
+          <w:spacing w:val="0"/>
+          <w:color w:val="171E2D"/>
         </w:rPr>
         <w:t xml:space="preserve"/>
       </w:r>
@@ -3515,10 +3974,11 @@
       </w:pPr>
       <w:r>
         <w:rPr>
-          <w:rFonts w:ascii="Helvetica" w:hAnsi="Helvetica" w:cs="Helvetica"/>
-          <w:sz w:val="24"/>
-          <w:sz-cs w:val="24"/>
-          <w:spacing w:val="0"/>
+          <w:rFonts w:ascii="Helvetica Neue" w:hAnsi="Helvetica Neue" w:cs="Helvetica Neue"/>
+          <w:sz w:val="26"/>
+          <w:sz-cs w:val="26"/>
+          <w:spacing w:val="0"/>
+          <w:color w:val="171E2D"/>
         </w:rPr>
         <w:t xml:space="preserve">48</w:t>
       </w:r>
@@ -3529,10 +3989,11 @@
       </w:pPr>
       <w:r>
         <w:rPr>
-          <w:rFonts w:ascii="Helvetica" w:hAnsi="Helvetica" w:cs="Helvetica"/>
-          <w:sz w:val="24"/>
-          <w:sz-cs w:val="24"/>
-          <w:spacing w:val="0"/>
+          <w:rFonts w:ascii="Helvetica Neue" w:hAnsi="Helvetica Neue" w:cs="Helvetica Neue"/>
+          <w:sz w:val="26"/>
+          <w:sz-cs w:val="26"/>
+          <w:spacing w:val="0"/>
+          <w:color w:val="171E2D"/>
         </w:rPr>
         <w:t xml:space="preserve">$-9.8\text{ dB}$ (Compliant)</w:t>
       </w:r>
@@ -3543,20 +4004,22 @@
       </w:pPr>
       <w:r>
         <w:rPr>
-          <w:rFonts w:ascii="Helvetica" w:hAnsi="Helvetica" w:cs="Helvetica"/>
-          <w:sz w:val="24"/>
-          <w:sz-cs w:val="24"/>
-          <w:b/>
-          <w:spacing w:val="0"/>
+          <w:rFonts w:ascii="Helvetica Neue" w:hAnsi="Helvetica Neue" w:cs="Helvetica Neue"/>
+          <w:sz w:val="26"/>
+          <w:sz-cs w:val="26"/>
+          <w:b/>
+          <w:spacing w:val="0"/>
+          <w:color w:val="171E2D"/>
         </w:rPr>
         <w:t xml:space="preserve">Good</w:t>
       </w:r>
       <w:r>
         <w:rPr>
-          <w:rFonts w:ascii="Helvetica" w:hAnsi="Helvetica" w:cs="Helvetica"/>
-          <w:sz w:val="24"/>
-          <w:sz-cs w:val="24"/>
-          <w:spacing w:val="0"/>
+          <w:rFonts w:ascii="Helvetica Neue" w:hAnsi="Helvetica Neue" w:cs="Helvetica Neue"/>
+          <w:sz w:val="26"/>
+          <w:sz-cs w:val="26"/>
+          <w:spacing w:val="0"/>
+          <w:color w:val="171E2D"/>
         </w:rPr>
         <w:t xml:space="preserve"/>
       </w:r>
@@ -3567,20 +4030,22 @@
       </w:pPr>
       <w:r>
         <w:rPr>
-          <w:rFonts w:ascii="Helvetica" w:hAnsi="Helvetica" w:cs="Helvetica"/>
-          <w:sz w:val="24"/>
-          <w:sz-cs w:val="24"/>
-          <w:b/>
-          <w:spacing w:val="0"/>
+          <w:rFonts w:ascii="Helvetica Neue" w:hAnsi="Helvetica Neue" w:cs="Helvetica Neue"/>
+          <w:sz w:val="26"/>
+          <w:sz-cs w:val="26"/>
+          <w:b/>
+          <w:spacing w:val="0"/>
+          <w:color w:val="171E2D"/>
         </w:rPr>
         <w:t xml:space="preserve">S4</w:t>
       </w:r>
       <w:r>
         <w:rPr>
-          <w:rFonts w:ascii="Helvetica" w:hAnsi="Helvetica" w:cs="Helvetica"/>
-          <w:sz w:val="24"/>
-          <w:sz-cs w:val="24"/>
-          <w:spacing w:val="0"/>
+          <w:rFonts w:ascii="Helvetica Neue" w:hAnsi="Helvetica Neue" w:cs="Helvetica Neue"/>
+          <w:sz w:val="26"/>
+          <w:sz-cs w:val="26"/>
+          <w:spacing w:val="0"/>
+          <w:color w:val="171E2D"/>
         </w:rPr>
         <w:t xml:space="preserve"/>
       </w:r>
@@ -3589,10 +4054,11 @@
       <w:pPr/>
       <w:r>
         <w:rPr>
-          <w:rFonts w:ascii="Helvetica" w:hAnsi="Helvetica" w:cs="Helvetica"/>
-          <w:sz w:val="24"/>
-          <w:sz-cs w:val="24"/>
-          <w:spacing w:val="0"/>
+          <w:rFonts w:ascii="Helvetica Neue" w:hAnsi="Helvetica Neue" w:cs="Helvetica Neue"/>
+          <w:sz w:val="26"/>
+          <w:sz-cs w:val="26"/>
+          <w:spacing w:val="0"/>
+          <w:color w:val="171E2D"/>
         </w:rPr>
         <w:t xml:space="preserve">Katraj Residential</w:t>
       </w:r>
@@ -3601,10 +4067,11 @@
       <w:pPr/>
       <w:r>
         <w:rPr>
-          <w:rFonts w:ascii="Helvetica" w:hAnsi="Helvetica" w:cs="Helvetica"/>
-          <w:sz w:val="24"/>
-          <w:sz-cs w:val="24"/>
-          <w:spacing w:val="0"/>
+          <w:rFonts w:ascii="Helvetica Neue" w:hAnsi="Helvetica Neue" w:cs="Helvetica Neue"/>
+          <w:sz w:val="26"/>
+          <w:sz-cs w:val="26"/>
+          <w:spacing w:val="0"/>
+          <w:color w:val="171E2D"/>
         </w:rPr>
         <w:t xml:space="preserve">Residential</w:t>
       </w:r>
@@ -3615,20 +4082,22 @@
       </w:pPr>
       <w:r>
         <w:rPr>
-          <w:rFonts w:ascii="Helvetica" w:hAnsi="Helvetica" w:cs="Helvetica"/>
-          <w:sz w:val="24"/>
-          <w:sz-cs w:val="24"/>
-          <w:b/>
-          <w:spacing w:val="0"/>
+          <w:rFonts w:ascii="Helvetica Neue" w:hAnsi="Helvetica Neue" w:cs="Helvetica Neue"/>
+          <w:sz w:val="26"/>
+          <w:sz-cs w:val="26"/>
+          <w:b/>
+          <w:spacing w:val="0"/>
+          <w:color w:val="171E2D"/>
         </w:rPr>
         <w:t xml:space="preserve">49.5 dB</w:t>
       </w:r>
       <w:r>
         <w:rPr>
-          <w:rFonts w:ascii="Helvetica" w:hAnsi="Helvetica" w:cs="Helvetica"/>
-          <w:sz w:val="24"/>
-          <w:sz-cs w:val="24"/>
-          <w:spacing w:val="0"/>
+          <w:rFonts w:ascii="Helvetica Neue" w:hAnsi="Helvetica Neue" w:cs="Helvetica Neue"/>
+          <w:sz w:val="26"/>
+          <w:sz-cs w:val="26"/>
+          <w:spacing w:val="0"/>
+          <w:color w:val="171E2D"/>
         </w:rPr>
         <w:t xml:space="preserve"/>
       </w:r>
@@ -3639,10 +4108,11 @@
       </w:pPr>
       <w:r>
         <w:rPr>
-          <w:rFonts w:ascii="Helvetica" w:hAnsi="Helvetica" w:cs="Helvetica"/>
-          <w:sz w:val="24"/>
-          <w:sz-cs w:val="24"/>
-          <w:spacing w:val="0"/>
+          <w:rFonts w:ascii="Helvetica Neue" w:hAnsi="Helvetica Neue" w:cs="Helvetica Neue"/>
+          <w:sz w:val="26"/>
+          <w:sz-cs w:val="26"/>
+          <w:spacing w:val="0"/>
+          <w:color w:val="171E2D"/>
         </w:rPr>
         <w:t xml:space="preserve">58</w:t>
       </w:r>
@@ -3653,10 +4123,11 @@
       </w:pPr>
       <w:r>
         <w:rPr>
-          <w:rFonts w:ascii="Helvetica" w:hAnsi="Helvetica" w:cs="Helvetica"/>
-          <w:sz w:val="24"/>
-          <w:sz-cs w:val="24"/>
-          <w:spacing w:val="0"/>
+          <w:rFonts w:ascii="Helvetica Neue" w:hAnsi="Helvetica Neue" w:cs="Helvetica Neue"/>
+          <w:sz w:val="26"/>
+          <w:sz-cs w:val="26"/>
+          <w:spacing w:val="0"/>
+          <w:color w:val="171E2D"/>
         </w:rPr>
         <w:t xml:space="preserve">$-5.5\text{ dB}$ (Compliant)</w:t>
       </w:r>
@@ -3667,10 +4138,11 @@
       </w:pPr>
       <w:r>
         <w:rPr>
-          <w:rFonts w:ascii="Helvetica" w:hAnsi="Helvetica" w:cs="Helvetica"/>
-          <w:sz w:val="24"/>
-          <w:sz-cs w:val="24"/>
-          <w:spacing w:val="0"/>
+          <w:rFonts w:ascii="Helvetica Neue" w:hAnsi="Helvetica Neue" w:cs="Helvetica Neue"/>
+          <w:sz w:val="26"/>
+          <w:sz-cs w:val="26"/>
+          <w:spacing w:val="0"/>
+          <w:color w:val="171E2D"/>
         </w:rPr>
         <w:t xml:space="preserve">Moderate</w:t>
       </w:r>
@@ -3681,20 +4153,22 @@
       </w:pPr>
       <w:r>
         <w:rPr>
-          <w:rFonts w:ascii="Helvetica" w:hAnsi="Helvetica" w:cs="Helvetica"/>
-          <w:sz w:val="24"/>
-          <w:sz-cs w:val="24"/>
-          <w:b/>
-          <w:spacing w:val="0"/>
+          <w:rFonts w:ascii="Helvetica Neue" w:hAnsi="Helvetica Neue" w:cs="Helvetica Neue"/>
+          <w:sz w:val="26"/>
+          <w:sz-cs w:val="26"/>
+          <w:b/>
+          <w:spacing w:val="0"/>
+          <w:color w:val="171E2D"/>
         </w:rPr>
         <w:t xml:space="preserve">S5</w:t>
       </w:r>
       <w:r>
         <w:rPr>
-          <w:rFonts w:ascii="Helvetica" w:hAnsi="Helvetica" w:cs="Helvetica"/>
-          <w:sz w:val="24"/>
-          <w:sz-cs w:val="24"/>
-          <w:spacing w:val="0"/>
+          <w:rFonts w:ascii="Helvetica Neue" w:hAnsi="Helvetica Neue" w:cs="Helvetica Neue"/>
+          <w:sz w:val="26"/>
+          <w:sz-cs w:val="26"/>
+          <w:spacing w:val="0"/>
+          <w:color w:val="171E2D"/>
         </w:rPr>
         <w:t xml:space="preserve"/>
       </w:r>
@@ -3703,10 +4177,11 @@
       <w:pPr/>
       <w:r>
         <w:rPr>
-          <w:rFonts w:ascii="Helvetica" w:hAnsi="Helvetica" w:cs="Helvetica"/>
-          <w:sz w:val="24"/>
-          <w:sz-cs w:val="24"/>
-          <w:spacing w:val="0"/>
+          <w:rFonts w:ascii="Helvetica Neue" w:hAnsi="Helvetica Neue" w:cs="Helvetica Neue"/>
+          <w:sz w:val="26"/>
+          <w:sz-cs w:val="26"/>
+          <w:spacing w:val="0"/>
+          <w:color w:val="171E2D"/>
         </w:rPr>
         <w:t xml:space="preserve">Hadapsar Bypass</w:t>
       </w:r>
@@ -3715,10 +4190,11 @@
       <w:pPr/>
       <w:r>
         <w:rPr>
-          <w:rFonts w:ascii="Helvetica" w:hAnsi="Helvetica" w:cs="Helvetica"/>
-          <w:sz w:val="24"/>
-          <w:sz-cs w:val="24"/>
-          <w:spacing w:val="0"/>
+          <w:rFonts w:ascii="Helvetica Neue" w:hAnsi="Helvetica Neue" w:cs="Helvetica Neue"/>
+          <w:sz w:val="26"/>
+          <w:sz-cs w:val="26"/>
+          <w:spacing w:val="0"/>
+          <w:color w:val="171E2D"/>
         </w:rPr>
         <w:t xml:space="preserve">Freight Transit</w:t>
       </w:r>
@@ -3729,20 +4205,22 @@
       </w:pPr>
       <w:r>
         <w:rPr>
-          <w:rFonts w:ascii="Helvetica" w:hAnsi="Helvetica" w:cs="Helvetica"/>
-          <w:sz w:val="24"/>
-          <w:sz-cs w:val="24"/>
-          <w:b/>
-          <w:spacing w:val="0"/>
+          <w:rFonts w:ascii="Helvetica Neue" w:hAnsi="Helvetica Neue" w:cs="Helvetica Neue"/>
+          <w:sz w:val="26"/>
+          <w:sz-cs w:val="26"/>
+          <w:b/>
+          <w:spacing w:val="0"/>
+          <w:color w:val="171E2D"/>
         </w:rPr>
         <w:t xml:space="preserve">85.1 dB</w:t>
       </w:r>
       <w:r>
         <w:rPr>
-          <w:rFonts w:ascii="Helvetica" w:hAnsi="Helvetica" w:cs="Helvetica"/>
-          <w:sz w:val="24"/>
-          <w:sz-cs w:val="24"/>
-          <w:spacing w:val="0"/>
+          <w:rFonts w:ascii="Helvetica Neue" w:hAnsi="Helvetica Neue" w:cs="Helvetica Neue"/>
+          <w:sz w:val="26"/>
+          <w:sz-cs w:val="26"/>
+          <w:spacing w:val="0"/>
+          <w:color w:val="171E2D"/>
         </w:rPr>
         <w:t xml:space="preserve"/>
       </w:r>
@@ -3753,10 +4231,11 @@
       </w:pPr>
       <w:r>
         <w:rPr>
-          <w:rFonts w:ascii="Helvetica" w:hAnsi="Helvetica" w:cs="Helvetica"/>
-          <w:sz w:val="24"/>
-          <w:sz-cs w:val="24"/>
-          <w:spacing w:val="0"/>
+          <w:rFonts w:ascii="Helvetica Neue" w:hAnsi="Helvetica Neue" w:cs="Helvetica Neue"/>
+          <w:sz w:val="26"/>
+          <w:sz-cs w:val="26"/>
+          <w:spacing w:val="0"/>
+          <w:color w:val="171E2D"/>
         </w:rPr>
         <w:t xml:space="preserve">124</w:t>
       </w:r>
@@ -3767,10 +4246,11 @@
       </w:pPr>
       <w:r>
         <w:rPr>
-          <w:rFonts w:ascii="Helvetica" w:hAnsi="Helvetica" w:cs="Helvetica"/>
-          <w:sz w:val="24"/>
-          <w:sz-cs w:val="24"/>
-          <w:spacing w:val="0"/>
+          <w:rFonts w:ascii="Helvetica Neue" w:hAnsi="Helvetica Neue" w:cs="Helvetica Neue"/>
+          <w:sz w:val="26"/>
+          <w:sz-cs w:val="26"/>
+          <w:spacing w:val="0"/>
+          <w:color w:val="171E2D"/>
         </w:rPr>
         <w:t xml:space="preserve">$+30.1\text{ dB}$ (Severe)</w:t>
       </w:r>
@@ -3781,20 +4261,22 @@
       </w:pPr>
       <w:r>
         <w:rPr>
-          <w:rFonts w:ascii="Helvetica" w:hAnsi="Helvetica" w:cs="Helvetica"/>
-          <w:sz w:val="24"/>
-          <w:sz-cs w:val="24"/>
-          <w:b/>
-          <w:spacing w:val="0"/>
+          <w:rFonts w:ascii="Helvetica Neue" w:hAnsi="Helvetica Neue" w:cs="Helvetica Neue"/>
+          <w:sz w:val="26"/>
+          <w:sz-cs w:val="26"/>
+          <w:b/>
+          <w:spacing w:val="0"/>
+          <w:color w:val="171E2D"/>
         </w:rPr>
         <w:t xml:space="preserve">Unhealthy (Sensitive)</w:t>
       </w:r>
       <w:r>
         <w:rPr>
-          <w:rFonts w:ascii="Helvetica" w:hAnsi="Helvetica" w:cs="Helvetica"/>
-          <w:sz w:val="24"/>
-          <w:sz-cs w:val="24"/>
-          <w:spacing w:val="0"/>
+          <w:rFonts w:ascii="Helvetica Neue" w:hAnsi="Helvetica Neue" w:cs="Helvetica Neue"/>
+          <w:sz w:val="26"/>
+          <w:sz-cs w:val="26"/>
+          <w:spacing w:val="0"/>
+          <w:color w:val="171E2D"/>
         </w:rPr>
         <w:t xml:space="preserve"/>
       </w:r>
@@ -3805,20 +4287,22 @@
       </w:pPr>
       <w:r>
         <w:rPr>
-          <w:rFonts w:ascii="Helvetica" w:hAnsi="Helvetica" w:cs="Helvetica"/>
-          <w:sz w:val="24"/>
-          <w:sz-cs w:val="24"/>
-          <w:b/>
-          <w:spacing w:val="0"/>
+          <w:rFonts w:ascii="Helvetica Neue" w:hAnsi="Helvetica Neue" w:cs="Helvetica Neue"/>
+          <w:sz w:val="26"/>
+          <w:sz-cs w:val="26"/>
+          <w:b/>
+          <w:spacing w:val="0"/>
+          <w:color w:val="171E2D"/>
         </w:rPr>
         <w:t xml:space="preserve">S6</w:t>
       </w:r>
       <w:r>
         <w:rPr>
-          <w:rFonts w:ascii="Helvetica" w:hAnsi="Helvetica" w:cs="Helvetica"/>
-          <w:sz w:val="24"/>
-          <w:sz-cs w:val="24"/>
-          <w:spacing w:val="0"/>
+          <w:rFonts w:ascii="Helvetica Neue" w:hAnsi="Helvetica Neue" w:cs="Helvetica Neue"/>
+          <w:sz w:val="26"/>
+          <w:sz-cs w:val="26"/>
+          <w:spacing w:val="0"/>
+          <w:color w:val="171E2D"/>
         </w:rPr>
         <w:t xml:space="preserve"/>
       </w:r>
@@ -3827,10 +4311,11 @@
       <w:pPr/>
       <w:r>
         <w:rPr>
-          <w:rFonts w:ascii="Helvetica" w:hAnsi="Helvetica" w:cs="Helvetica"/>
-          <w:sz w:val="24"/>
-          <w:sz-cs w:val="24"/>
-          <w:spacing w:val="0"/>
+          <w:rFonts w:ascii="Helvetica Neue" w:hAnsi="Helvetica Neue" w:cs="Helvetica Neue"/>
+          <w:sz w:val="26"/>
+          <w:sz-cs w:val="26"/>
+          <w:spacing w:val="0"/>
+          <w:color w:val="171E2D"/>
         </w:rPr>
         <w:t xml:space="preserve">Bhosari Industrial</w:t>
       </w:r>
@@ -3839,10 +4324,11 @@
       <w:pPr/>
       <w:r>
         <w:rPr>
-          <w:rFonts w:ascii="Helvetica" w:hAnsi="Helvetica" w:cs="Helvetica"/>
-          <w:sz w:val="24"/>
-          <w:sz-cs w:val="24"/>
-          <w:spacing w:val="0"/>
+          <w:rFonts w:ascii="Helvetica Neue" w:hAnsi="Helvetica Neue" w:cs="Helvetica Neue"/>
+          <w:sz w:val="26"/>
+          <w:sz-cs w:val="26"/>
+          <w:spacing w:val="0"/>
+          <w:color w:val="171E2D"/>
         </w:rPr>
         <w:t xml:space="preserve">Industrial</w:t>
       </w:r>
@@ -3853,20 +4339,22 @@
       </w:pPr>
       <w:r>
         <w:rPr>
-          <w:rFonts w:ascii="Helvetica" w:hAnsi="Helvetica" w:cs="Helvetica"/>
-          <w:sz w:val="24"/>
-          <w:sz-cs w:val="24"/>
-          <w:b/>
-          <w:spacing w:val="0"/>
+          <w:rFonts w:ascii="Helvetica Neue" w:hAnsi="Helvetica Neue" w:cs="Helvetica Neue"/>
+          <w:sz w:val="26"/>
+          <w:sz-cs w:val="26"/>
+          <w:b/>
+          <w:spacing w:val="0"/>
+          <w:color w:val="171E2D"/>
         </w:rPr>
         <w:t xml:space="preserve">88.0 dB</w:t>
       </w:r>
       <w:r>
         <w:rPr>
-          <w:rFonts w:ascii="Helvetica" w:hAnsi="Helvetica" w:cs="Helvetica"/>
-          <w:sz w:val="24"/>
-          <w:sz-cs w:val="24"/>
-          <w:spacing w:val="0"/>
+          <w:rFonts w:ascii="Helvetica Neue" w:hAnsi="Helvetica Neue" w:cs="Helvetica Neue"/>
+          <w:sz w:val="26"/>
+          <w:sz-cs w:val="26"/>
+          <w:spacing w:val="0"/>
+          <w:color w:val="171E2D"/>
         </w:rPr>
         <w:t xml:space="preserve"/>
       </w:r>
@@ -3877,10 +4365,11 @@
       </w:pPr>
       <w:r>
         <w:rPr>
-          <w:rFonts w:ascii="Helvetica" w:hAnsi="Helvetica" w:cs="Helvetica"/>
-          <w:sz w:val="24"/>
-          <w:sz-cs w:val="24"/>
-          <w:spacing w:val="0"/>
+          <w:rFonts w:ascii="Helvetica Neue" w:hAnsi="Helvetica Neue" w:cs="Helvetica Neue"/>
+          <w:sz w:val="26"/>
+          <w:sz-cs w:val="26"/>
+          <w:spacing w:val="0"/>
+          <w:color w:val="171E2D"/>
         </w:rPr>
         <w:t xml:space="preserve">155</w:t>
       </w:r>
@@ -3891,10 +4380,11 @@
       </w:pPr>
       <w:r>
         <w:rPr>
-          <w:rFonts w:ascii="Helvetica" w:hAnsi="Helvetica" w:cs="Helvetica"/>
-          <w:sz w:val="24"/>
-          <w:sz-cs w:val="24"/>
-          <w:spacing w:val="0"/>
+          <w:rFonts w:ascii="Helvetica Neue" w:hAnsi="Helvetica Neue" w:cs="Helvetica Neue"/>
+          <w:sz w:val="26"/>
+          <w:sz-cs w:val="26"/>
+          <w:spacing w:val="0"/>
+          <w:color w:val="171E2D"/>
         </w:rPr>
         <w:t xml:space="preserve">$+33.0\text{ dB}$ (Severe)</w:t>
       </w:r>
@@ -3905,20 +4395,22 @@
       </w:pPr>
       <w:r>
         <w:rPr>
-          <w:rFonts w:ascii="Helvetica" w:hAnsi="Helvetica" w:cs="Helvetica"/>
-          <w:sz w:val="24"/>
-          <w:sz-cs w:val="24"/>
-          <w:b/>
-          <w:spacing w:val="0"/>
+          <w:rFonts w:ascii="Helvetica Neue" w:hAnsi="Helvetica Neue" w:cs="Helvetica Neue"/>
+          <w:sz w:val="26"/>
+          <w:sz-cs w:val="26"/>
+          <w:b/>
+          <w:spacing w:val="0"/>
+          <w:color w:val="171E2D"/>
         </w:rPr>
         <w:t xml:space="preserve">Unhealthy</w:t>
       </w:r>
       <w:r>
         <w:rPr>
-          <w:rFonts w:ascii="Helvetica" w:hAnsi="Helvetica" w:cs="Helvetica"/>
-          <w:sz w:val="24"/>
-          <w:sz-cs w:val="24"/>
-          <w:spacing w:val="0"/>
+          <w:rFonts w:ascii="Helvetica Neue" w:hAnsi="Helvetica Neue" w:cs="Helvetica Neue"/>
+          <w:sz w:val="26"/>
+          <w:sz-cs w:val="26"/>
+          <w:spacing w:val="0"/>
+          <w:color w:val="171E2D"/>
         </w:rPr>
         <w:t xml:space="preserve"/>
       </w:r>
@@ -3927,7 +4419,7 @@
       <w:pPr/>
       <w:r>
         <w:rPr>
-          <w:rFonts w:ascii="Helvetica" w:hAnsi="Helvetica" w:cs="Helvetica"/>
+          <w:rFonts w:ascii="Helvetica Neue" w:hAnsi="Helvetica Neue" w:cs="Helvetica Neue"/>
           <w:sz w:val="24"/>
           <w:sz-cs w:val="24"/>
           <w:spacing w:val="0"/>
@@ -3942,11 +4434,12 @@
       </w:pPr>
       <w:r>
         <w:rPr>
-          <w:rFonts w:ascii="Helvetica" w:hAnsi="Helvetica" w:cs="Helvetica"/>
+          <w:rFonts w:ascii="Helvetica Neue" w:hAnsi="Helvetica Neue" w:cs="Helvetica Neue"/>
           <w:sz w:val="36"/>
           <w:sz-cs w:val="36"/>
           <w:b/>
           <w:spacing w:val="0"/>
+          <w:color w:val="172A9F"/>
         </w:rPr>
         <w:t xml:space="preserve">6. KEY EMPIRICAL FINDINGS &amp; FIELD CONCLUSIONS</w:t>
       </w:r>
@@ -3957,10 +4450,11 @@
       </w:pPr>
       <w:r>
         <w:rPr>
-          <w:rFonts w:ascii="Helvetica" w:hAnsi="Helvetica" w:cs="Helvetica"/>
-          <w:sz w:val="24"/>
-          <w:sz-cs w:val="24"/>
-          <w:b/>
+          <w:rFonts w:ascii="Helvetica Neue" w:hAnsi="Helvetica Neue" w:cs="Helvetica Neue"/>
+          <w:sz w:val="24"/>
+          <w:sz-cs w:val="24"/>
+          <w:b/>
+          <w:color w:val="171E2D"/>
         </w:rPr>
         <w:t xml:space="preserve"/>
         <w:tab/>
@@ -3970,20 +4464,22 @@
       </w:r>
       <w:r>
         <w:rPr>
-          <w:rFonts w:ascii="Helvetica" w:hAnsi="Helvetica" w:cs="Helvetica"/>
-          <w:sz w:val="24"/>
-          <w:sz-cs w:val="24"/>
-          <w:b/>
-          <w:spacing w:val="0"/>
+          <w:rFonts w:ascii="Helvetica Neue" w:hAnsi="Helvetica Neue" w:cs="Helvetica Neue"/>
+          <w:sz w:val="24"/>
+          <w:sz-cs w:val="24"/>
+          <w:b/>
+          <w:spacing w:val="0"/>
+          <w:color w:val="171E2D"/>
         </w:rPr>
         <w:t xml:space="preserve">Strong Dual Co-Occurrence</w:t>
       </w:r>
       <w:r>
         <w:rPr>
-          <w:rFonts w:ascii="Helvetica" w:hAnsi="Helvetica" w:cs="Helvetica"/>
-          <w:sz w:val="24"/>
-          <w:sz-cs w:val="24"/>
-          <w:spacing w:val="0"/>
+          <w:rFonts w:ascii="Helvetica Neue" w:hAnsi="Helvetica Neue" w:cs="Helvetica Neue"/>
+          <w:sz w:val="24"/>
+          <w:sz-cs w:val="24"/>
+          <w:spacing w:val="0"/>
+          <w:color w:val="171E2D"/>
         </w:rPr>
         <w:t xml:space="preserve">: Heavy transportation corridors are simultaneous epicenters of extreme acoustic stress ($&gt; 82\text{ dB}$) and particulate degradation ($PM_{2.5} &gt; 40\ \mu\text{g/m}^3$).</w:t>
       </w:r>
@@ -3994,10 +4490,11 @@
       </w:pPr>
       <w:r>
         <w:rPr>
-          <w:rFonts w:ascii="Helvetica" w:hAnsi="Helvetica" w:cs="Helvetica"/>
-          <w:sz w:val="24"/>
-          <w:sz-cs w:val="24"/>
-          <w:b/>
+          <w:rFonts w:ascii="Helvetica Neue" w:hAnsi="Helvetica Neue" w:cs="Helvetica Neue"/>
+          <w:sz w:val="24"/>
+          <w:sz-cs w:val="24"/>
+          <w:b/>
+          <w:color w:val="171E2D"/>
         </w:rPr>
         <w:t xml:space="preserve"/>
         <w:tab/>
@@ -4007,20 +4504,22 @@
       </w:r>
       <w:r>
         <w:rPr>
-          <w:rFonts w:ascii="Helvetica" w:hAnsi="Helvetica" w:cs="Helvetica"/>
-          <w:sz w:val="24"/>
-          <w:sz-cs w:val="24"/>
-          <w:b/>
-          <w:spacing w:val="0"/>
+          <w:rFonts w:ascii="Helvetica Neue" w:hAnsi="Helvetica Neue" w:cs="Helvetica Neue"/>
+          <w:sz w:val="24"/>
+          <w:sz-cs w:val="24"/>
+          <w:b/>
+          <w:spacing w:val="0"/>
+          <w:color w:val="171E2D"/>
         </w:rPr>
         <w:t xml:space="preserve">Efficacy of Natural Tree Canopies</w:t>
       </w:r>
       <w:r>
         <w:rPr>
-          <w:rFonts w:ascii="Helvetica" w:hAnsi="Helvetica" w:cs="Helvetica"/>
-          <w:sz w:val="24"/>
-          <w:sz-cs w:val="24"/>
-          <w:spacing w:val="0"/>
+          <w:rFonts w:ascii="Helvetica Neue" w:hAnsi="Helvetica Neue" w:cs="Helvetica Neue"/>
+          <w:sz w:val="24"/>
+          <w:sz-cs w:val="24"/>
+          <w:spacing w:val="0"/>
+          <w:color w:val="171E2D"/>
         </w:rPr>
         <w:t xml:space="preserve">: The Pashan reserve demonstrated that dense tree buffers can reduce ambient acoustic noise by $30\text{ dB}$ and cut particulate matter concentrations by over $60\%$ compared to nearby arterial roads.</w:t>
       </w:r>
@@ -4031,10 +4530,11 @@
       </w:pPr>
       <w:r>
         <w:rPr>
-          <w:rFonts w:ascii="Helvetica" w:hAnsi="Helvetica" w:cs="Helvetica"/>
-          <w:sz w:val="24"/>
-          <w:sz-cs w:val="24"/>
-          <w:b/>
+          <w:rFonts w:ascii="Helvetica Neue" w:hAnsi="Helvetica Neue" w:cs="Helvetica Neue"/>
+          <w:sz w:val="24"/>
+          <w:sz-cs w:val="24"/>
+          <w:b/>
+          <w:color w:val="171E2D"/>
         </w:rPr>
         <w:t xml:space="preserve"/>
         <w:tab/>
@@ -4044,20 +4544,22 @@
       </w:r>
       <w:r>
         <w:rPr>
-          <w:rFonts w:ascii="Helvetica" w:hAnsi="Helvetica" w:cs="Helvetica"/>
-          <w:sz w:val="24"/>
-          <w:sz-cs w:val="24"/>
-          <w:b/>
-          <w:spacing w:val="0"/>
+          <w:rFonts w:ascii="Helvetica Neue" w:hAnsi="Helvetica Neue" w:cs="Helvetica Neue"/>
+          <w:sz w:val="24"/>
+          <w:sz-cs w:val="24"/>
+          <w:b/>
+          <w:spacing w:val="0"/>
+          <w:color w:val="171E2D"/>
         </w:rPr>
         <w:t xml:space="preserve">Severe Regulatory Non-Compliance</w:t>
       </w:r>
       <w:r>
         <w:rPr>
-          <w:rFonts w:ascii="Helvetica" w:hAnsi="Helvetica" w:cs="Helvetica"/>
-          <w:sz w:val="24"/>
-          <w:sz-cs w:val="24"/>
-          <w:spacing w:val="0"/>
+          <w:rFonts w:ascii="Helvetica Neue" w:hAnsi="Helvetica Neue" w:cs="Helvetica Neue"/>
+          <w:sz w:val="24"/>
+          <w:sz-cs w:val="24"/>
+          <w:spacing w:val="0"/>
+          <w:color w:val="171E2D"/>
         </w:rPr>
         <w:t xml:space="preserve">: 4 out of the 6 surveyed sites exceeded the World Health Organization's recommended daytime outdoor residential limit of $55\text{ dB}$, with commercial and transit corridors exceeding safety baselines by over $25\text{ dB}$.</w:t>
       </w:r>
